--- a/TS Jatai Ghanam Project/TS 2.3/TS 2.3 Jatai Sanskrit Corrections.docx
+++ b/TS Jatai Ghanam Project/TS 2.3/TS 2.3 Jatai Sanskrit Corrections.docx
@@ -1,6 +1,6 @@
 
 <file path=word/document.xml><?xml version="1.0" encoding="utf-8"?>
-<w:document xmlns:wpc="http://schemas.microsoft.com/office/word/2010/wordprocessingCanvas" xmlns:cx="http://schemas.microsoft.com/office/drawing/2014/chartex" xmlns:cx1="http://schemas.microsoft.com/office/drawing/2015/9/8/chartex" xmlns:cx2="http://schemas.microsoft.com/office/drawing/2015/10/21/chartex" xmlns:cx3="http://schemas.microsoft.com/office/drawing/2016/5/9/chartex" xmlns:cx4="http://schemas.microsoft.com/office/drawing/2016/5/10/chartex" xmlns:cx5="http://schemas.microsoft.com/office/drawing/2016/5/11/chartex" xmlns:cx6="http://schemas.microsoft.com/office/drawing/2016/5/12/chartex" xmlns:cx7="http://schemas.microsoft.com/office/drawing/2016/5/13/chartex" xmlns:cx8="http://schemas.microsoft.com/office/drawing/2016/5/14/chartex" xmlns:mc="http://schemas.openxmlformats.org/markup-compatibility/2006" xmlns:aink="http://schemas.microsoft.com/office/drawing/2016/ink" xmlns:am3d="http://schemas.microsoft.com/office/drawing/2017/model3d" xmlns:o="urn:schemas-microsoft-com:office:office" xmlns:oel="http://schemas.microsoft.com/office/2019/extlst" xmlns:r="http://schemas.openxmlformats.org/officeDocument/2006/relationships" xmlns:m="http://schemas.openxmlformats.org/officeDocument/2006/math" xmlns:v="urn:schemas-microsoft-com:vml" xmlns:wp14="http://schemas.microsoft.com/office/word/2010/wordprocessingDrawing" xmlns:wp="http://schemas.openxmlformats.org/drawingml/2006/wordprocessingDrawing" xmlns:w10="urn:schemas-microsoft-com:office:word" xmlns:w="http://schemas.openxmlformats.org/wordprocessingml/2006/main" xmlns:w14="http://schemas.microsoft.com/office/word/2010/wordml" xmlns:w15="http://schemas.microsoft.com/office/word/2012/wordml" xmlns:w16cex="http://schemas.microsoft.com/office/word/2018/wordml/cex" xmlns:w16cid="http://schemas.microsoft.com/office/word/2016/wordml/cid" xmlns:w16="http://schemas.microsoft.com/office/word/2018/wordml" xmlns:w16sdtdh="http://schemas.microsoft.com/office/word/2020/wordml/sdtdatahash" xmlns:w16se="http://schemas.microsoft.com/office/word/2015/wordml/symex" xmlns:wpg="http://schemas.microsoft.com/office/word/2010/wordprocessingGroup" xmlns:wpi="http://schemas.microsoft.com/office/word/2010/wordprocessingInk" xmlns:wne="http://schemas.microsoft.com/office/word/2006/wordml" xmlns:wps="http://schemas.microsoft.com/office/word/2010/wordprocessingShape" mc:Ignorable="w14 w15 w16se w16cid w16 w16cex w16sdtdh wp14">
+<w:document xmlns:wpc="http://schemas.microsoft.com/office/word/2010/wordprocessingCanvas" xmlns:cx="http://schemas.microsoft.com/office/drawing/2014/chartex" xmlns:cx1="http://schemas.microsoft.com/office/drawing/2015/9/8/chartex" xmlns:cx2="http://schemas.microsoft.com/office/drawing/2015/10/21/chartex" xmlns:cx3="http://schemas.microsoft.com/office/drawing/2016/5/9/chartex" xmlns:cx4="http://schemas.microsoft.com/office/drawing/2016/5/10/chartex" xmlns:cx5="http://schemas.microsoft.com/office/drawing/2016/5/11/chartex" xmlns:cx6="http://schemas.microsoft.com/office/drawing/2016/5/12/chartex" xmlns:cx7="http://schemas.microsoft.com/office/drawing/2016/5/13/chartex" xmlns:cx8="http://schemas.microsoft.com/office/drawing/2016/5/14/chartex" xmlns:mc="http://schemas.openxmlformats.org/markup-compatibility/2006" xmlns:aink="http://schemas.microsoft.com/office/drawing/2016/ink" xmlns:am3d="http://schemas.microsoft.com/office/drawing/2017/model3d" xmlns:o="urn:schemas-microsoft-com:office:office" xmlns:oel="http://schemas.microsoft.com/office/2019/extlst" xmlns:r="http://schemas.openxmlformats.org/officeDocument/2006/relationships" xmlns:m="http://schemas.openxmlformats.org/officeDocument/2006/math" xmlns:v="urn:schemas-microsoft-com:vml" xmlns:wp14="http://schemas.microsoft.com/office/word/2010/wordprocessingDrawing" xmlns:wp="http://schemas.openxmlformats.org/drawingml/2006/wordprocessingDrawing" xmlns:w10="urn:schemas-microsoft-com:office:word" xmlns:w="http://schemas.openxmlformats.org/wordprocessingml/2006/main" xmlns:w14="http://schemas.microsoft.com/office/word/2010/wordml" xmlns:w15="http://schemas.microsoft.com/office/word/2012/wordml" xmlns:w16cex="http://schemas.microsoft.com/office/word/2018/wordml/cex" xmlns:w16cid="http://schemas.microsoft.com/office/word/2016/wordml/cid" xmlns:w16="http://schemas.microsoft.com/office/word/2018/wordml" xmlns:w16du="http://schemas.microsoft.com/office/word/2023/wordml/word16du" xmlns:w16sdtdh="http://schemas.microsoft.com/office/word/2020/wordml/sdtdatahash" xmlns:w16sdtfl="http://schemas.microsoft.com/office/word/2024/wordml/sdtformatlock" xmlns:w16se="http://schemas.microsoft.com/office/word/2015/wordml/symex" xmlns:wpg="http://schemas.microsoft.com/office/word/2010/wordprocessingGroup" xmlns:wpi="http://schemas.microsoft.com/office/word/2010/wordprocessingInk" xmlns:wne="http://schemas.microsoft.com/office/word/2006/wordml" xmlns:wps="http://schemas.microsoft.com/office/word/2010/wordprocessingShape" mc:Ignorable="w14 w15 w16se w16cid w16 w16cex w16sdtdh w16sdtfl w16du wp14">
   <w:body>
     <w:p>
       <w:pPr>
@@ -22,6 +22,1797 @@
           <w:szCs w:val="32"/>
           <w:u w:val="single"/>
         </w:rPr>
+        <w:t xml:space="preserve">TS Jatai – TS 2.3 </w:t>
+      </w:r>
+      <w:r>
+        <w:rPr>
+          <w:b/>
+          <w:bCs/>
+          <w:sz w:val="32"/>
+          <w:szCs w:val="32"/>
+          <w:u w:val="single"/>
+        </w:rPr>
+        <w:t>Sanskrit</w:t>
+      </w:r>
+      <w:r>
+        <w:rPr>
+          <w:b/>
+          <w:bCs/>
+          <w:sz w:val="32"/>
+          <w:szCs w:val="32"/>
+          <w:u w:val="single"/>
+        </w:rPr>
+        <w:t xml:space="preserve"> Corrections – Observed till </w:t>
+      </w:r>
+      <w:r>
+        <w:rPr>
+          <w:b/>
+          <w:bCs/>
+          <w:sz w:val="32"/>
+          <w:szCs w:val="32"/>
+          <w:highlight w:val="red"/>
+          <w:u w:val="single"/>
+        </w:rPr>
+        <w:t>?????</w:t>
+      </w:r>
+    </w:p>
+    <w:p>
+      <w:pPr>
+        <w:spacing w:before="0" w:line="240" w:lineRule="auto"/>
+        <w:jc w:val="center"/>
+        <w:rPr>
+          <w:b/>
+          <w:bCs/>
+          <w:sz w:val="28"/>
+          <w:szCs w:val="32"/>
+        </w:rPr>
+      </w:pPr>
+      <w:r>
+        <w:rPr>
+          <w:b/>
+          <w:bCs/>
+          <w:sz w:val="28"/>
+          <w:szCs w:val="32"/>
+        </w:rPr>
+        <w:t>(ignore those which are already incorporated in your book’s version and date)</w:t>
+      </w:r>
+    </w:p>
+    <w:tbl>
+      <w:tblPr>
+        <w:tblW w:w="14537" w:type="dxa"/>
+        <w:tblInd w:w="-792" w:type="dxa"/>
+        <w:tblBorders>
+          <w:top w:val="single" w:sz="4" w:space="0" w:color="000000"/>
+          <w:left w:val="single" w:sz="4" w:space="0" w:color="000000"/>
+          <w:bottom w:val="single" w:sz="4" w:space="0" w:color="000000"/>
+          <w:right w:val="single" w:sz="4" w:space="0" w:color="000000"/>
+          <w:insideH w:val="single" w:sz="4" w:space="0" w:color="000000"/>
+          <w:insideV w:val="single" w:sz="4" w:space="0" w:color="000000"/>
+        </w:tblBorders>
+        <w:tblLook w:val="04A0" w:firstRow="1" w:lastRow="0" w:firstColumn="1" w:lastColumn="0" w:noHBand="0" w:noVBand="1"/>
+      </w:tblPr>
+      <w:tblGrid>
+        <w:gridCol w:w="7166"/>
+        <w:gridCol w:w="7371"/>
+      </w:tblGrid>
+      <w:tr>
+        <w:tc>
+          <w:tcPr>
+            <w:tcW w:w="7166" w:type="dxa"/>
+          </w:tcPr>
+          <w:p>
+            <w:pPr>
+              <w:spacing w:before="0" w:line="240" w:lineRule="auto"/>
+              <w:jc w:val="center"/>
+              <w:rPr>
+                <w:b/>
+                <w:sz w:val="32"/>
+                <w:szCs w:val="32"/>
+              </w:rPr>
+            </w:pPr>
+            <w:r>
+              <w:rPr>
+                <w:b/>
+                <w:sz w:val="32"/>
+                <w:szCs w:val="32"/>
+              </w:rPr>
+              <w:t>As Printed</w:t>
+            </w:r>
+          </w:p>
+        </w:tc>
+        <w:tc>
+          <w:tcPr>
+            <w:tcW w:w="7371" w:type="dxa"/>
+          </w:tcPr>
+          <w:p>
+            <w:pPr>
+              <w:spacing w:before="0" w:line="240" w:lineRule="auto"/>
+              <w:ind w:right="-18"/>
+              <w:jc w:val="center"/>
+              <w:rPr>
+                <w:b/>
+                <w:sz w:val="32"/>
+                <w:szCs w:val="32"/>
+              </w:rPr>
+            </w:pPr>
+            <w:r>
+              <w:rPr>
+                <w:b/>
+                <w:sz w:val="32"/>
+                <w:szCs w:val="32"/>
+              </w:rPr>
+              <w:t>To be read as or corrected as</w:t>
+            </w:r>
+            <w:r>
+              <w:rPr>
+                <w:b/>
+                <w:sz w:val="32"/>
+                <w:szCs w:val="32"/>
+              </w:rPr>
+              <w:t xml:space="preserve"> </w:t>
+            </w:r>
+          </w:p>
+        </w:tc>
+      </w:tr>
+      <w:tr>
+        <w:trPr>
+          <w:trHeight w:val="4017"/>
+        </w:trPr>
+        <w:tc>
+          <w:tcPr>
+            <w:tcW w:w="7166" w:type="dxa"/>
+          </w:tcPr>
+          <w:p>
+            <w:pPr>
+              <w:widowControl w:val="0"/>
+              <w:autoSpaceDE w:val="0"/>
+              <w:autoSpaceDN w:val="0"/>
+              <w:adjustRightInd w:val="0"/>
+              <w:spacing w:before="0" w:line="240" w:lineRule="auto"/>
+              <w:rPr>
+                <w:rFonts w:ascii="BRH Devanagari Extra" w:hAnsi="BRH Devanagari Extra" w:cs="BRH Devanagari Extra"/>
+                <w:color w:val="000000"/>
+                <w:sz w:val="32"/>
+                <w:szCs w:val="40"/>
+              </w:rPr>
+            </w:pPr>
+            <w:r>
+              <w:rPr>
+                <w:rFonts w:cs="BRH Devanagari Extra"/>
+                <w:color w:val="000000"/>
+                <w:szCs w:val="40"/>
+              </w:rPr>
+              <w:t>65</w:t>
+            </w:r>
+            <w:r>
+              <w:rPr>
+                <w:rFonts w:ascii="BRH Devanagari Extra" w:hAnsi="BRH Devanagari Extra" w:cs="BRH Devanagari Extra"/>
+                <w:color w:val="000000"/>
+                <w:sz w:val="32"/>
+                <w:szCs w:val="40"/>
+              </w:rPr>
+              <w:t>)</w:t>
+            </w:r>
+            <w:r>
+              <w:rPr>
+                <w:rFonts w:ascii="BRH Devanagari Extra" w:hAnsi="BRH Devanagari Extra" w:cs="BRH Devanagari Extra"/>
+                <w:color w:val="000000"/>
+                <w:sz w:val="32"/>
+                <w:szCs w:val="40"/>
+              </w:rPr>
+              <w:tab/>
+            </w:r>
+            <w:r>
+              <w:rPr>
+                <w:rFonts w:cs="BRH Devanagari Extra"/>
+                <w:color w:val="000000"/>
+                <w:szCs w:val="40"/>
+              </w:rPr>
+              <w:t>2</w:t>
+            </w:r>
+            <w:r>
+              <w:rPr>
+                <w:rFonts w:ascii="BRH Devanagari Extra" w:hAnsi="BRH Devanagari Extra" w:cs="BRH Devanagari Extra"/>
+                <w:color w:val="000000"/>
+                <w:sz w:val="32"/>
+                <w:szCs w:val="40"/>
+              </w:rPr>
+              <w:t>.</w:t>
+            </w:r>
+            <w:r>
+              <w:rPr>
+                <w:rFonts w:cs="BRH Devanagari Extra"/>
+                <w:color w:val="000000"/>
+                <w:szCs w:val="40"/>
+              </w:rPr>
+              <w:t>3</w:t>
+            </w:r>
+            <w:r>
+              <w:rPr>
+                <w:rFonts w:ascii="BRH Devanagari Extra" w:hAnsi="BRH Devanagari Extra" w:cs="BRH Devanagari Extra"/>
+                <w:color w:val="000000"/>
+                <w:sz w:val="32"/>
+                <w:szCs w:val="40"/>
+              </w:rPr>
+              <w:t>.</w:t>
+            </w:r>
+            <w:r>
+              <w:rPr>
+                <w:rFonts w:cs="BRH Devanagari Extra"/>
+                <w:color w:val="000000"/>
+                <w:szCs w:val="40"/>
+              </w:rPr>
+              <w:t>12</w:t>
+            </w:r>
+            <w:r>
+              <w:rPr>
+                <w:rFonts w:ascii="BRH Devanagari Extra" w:hAnsi="BRH Devanagari Extra" w:cs="BRH Devanagari Extra"/>
+                <w:color w:val="000000"/>
+                <w:sz w:val="32"/>
+                <w:szCs w:val="40"/>
+              </w:rPr>
+              <w:t>.</w:t>
+            </w:r>
+            <w:r>
+              <w:rPr>
+                <w:rFonts w:cs="BRH Devanagari Extra"/>
+                <w:color w:val="000000"/>
+                <w:szCs w:val="40"/>
+              </w:rPr>
+              <w:t>2</w:t>
+            </w:r>
+            <w:r>
+              <w:rPr>
+                <w:rFonts w:ascii="BRH Devanagari Extra" w:hAnsi="BRH Devanagari Extra" w:cs="BRH Devanagari Extra"/>
+                <w:color w:val="000000"/>
+                <w:sz w:val="32"/>
+                <w:szCs w:val="40"/>
+              </w:rPr>
+              <w:t>(</w:t>
+            </w:r>
+            <w:r>
+              <w:rPr>
+                <w:rFonts w:cs="BRH Devanagari Extra"/>
+                <w:color w:val="000000"/>
+                <w:szCs w:val="40"/>
+              </w:rPr>
+              <w:t>51</w:t>
+            </w:r>
+            <w:r>
+              <w:rPr>
+                <w:rFonts w:ascii="BRH Devanagari Extra" w:hAnsi="BRH Devanagari Extra" w:cs="BRH Devanagari Extra"/>
+                <w:color w:val="000000"/>
+                <w:sz w:val="32"/>
+                <w:szCs w:val="40"/>
+              </w:rPr>
+              <w:t>)-  mÉÑlÉþÈ | L</w:t>
+            </w:r>
+            <w:r>
+              <w:rPr>
+                <w:rFonts w:ascii="BRH Devanagari Extra" w:hAnsi="BRH Devanagari Extra" w:cs="BRH Devanagari Extra"/>
+                <w:color w:val="000000"/>
+                <w:sz w:val="32"/>
+                <w:szCs w:val="40"/>
+                <w:highlight w:val="yellow"/>
+              </w:rPr>
+              <w:t>irÉ</w:t>
+            </w:r>
+            <w:r>
+              <w:rPr>
+                <w:rFonts w:ascii="BRH Devanagari Extra" w:hAnsi="BRH Devanagari Extra" w:cs="BRH Devanagari Extra"/>
+                <w:color w:val="000000"/>
+                <w:sz w:val="32"/>
+                <w:szCs w:val="40"/>
+              </w:rPr>
+              <w:t>åirÉþ |</w:t>
+            </w:r>
+          </w:p>
+          <w:p>
+            <w:pPr>
+              <w:widowControl w:val="0"/>
+              <w:autoSpaceDE w:val="0"/>
+              <w:autoSpaceDN w:val="0"/>
+              <w:adjustRightInd w:val="0"/>
+              <w:spacing w:before="0" w:line="240" w:lineRule="auto"/>
+              <w:rPr>
+                <w:rFonts w:ascii="BRH Devanagari Extra" w:hAnsi="BRH Devanagari Extra" w:cs="BRH Devanagari Extra"/>
+                <w:color w:val="000000"/>
+                <w:sz w:val="32"/>
+                <w:szCs w:val="40"/>
+              </w:rPr>
+            </w:pPr>
+            <w:r>
+              <w:rPr>
+                <w:rFonts w:ascii="BRH Devanagari Extra" w:hAnsi="BRH Devanagari Extra" w:cs="BRH Devanagari Extra"/>
+                <w:color w:val="000000"/>
+                <w:sz w:val="32"/>
+                <w:szCs w:val="40"/>
+              </w:rPr>
+              <w:t>mÉÑlÉ</w:t>
+            </w:r>
+            <w:r>
+              <w:rPr>
+                <w:rFonts w:ascii="BRH Malayalam Extra" w:hAnsi="BRH Malayalam Extra" w:cs="BRH Devanagari Extra"/>
+                <w:color w:val="000000"/>
+                <w:szCs w:val="40"/>
+              </w:rPr>
+              <w:t>–</w:t>
+            </w:r>
+            <w:r>
+              <w:rPr>
+                <w:rFonts w:ascii="BRH Devanagari Extra" w:hAnsi="BRH Devanagari Extra" w:cs="BRH Devanagari Extra"/>
+                <w:color w:val="000000"/>
+                <w:sz w:val="32"/>
+                <w:szCs w:val="40"/>
+              </w:rPr>
+              <w:t xml:space="preserve"> </w:t>
+            </w:r>
+            <w:r>
+              <w:rPr>
+                <w:rFonts w:ascii="BRH Devanagari Extra" w:hAnsi="BRH Devanagari Extra" w:cs="BRH Devanagari Extra"/>
+                <w:color w:val="000000"/>
+                <w:sz w:val="32"/>
+                <w:szCs w:val="40"/>
+                <w:highlight w:val="yellow"/>
+              </w:rPr>
+              <w:t>UåirÉå irÉæ irÉåirÉ</w:t>
+            </w:r>
+            <w:r>
+              <w:rPr>
+                <w:rFonts w:ascii="BRH Malayalam Extra" w:hAnsi="BRH Malayalam Extra" w:cs="BRH Devanagari Extra"/>
+                <w:color w:val="000000"/>
+                <w:szCs w:val="40"/>
+              </w:rPr>
+              <w:t>–</w:t>
+            </w:r>
+            <w:r>
+              <w:rPr>
+                <w:rFonts w:ascii="BRH Devanagari Extra" w:hAnsi="BRH Devanagari Extra" w:cs="BRH Devanagari Extra"/>
+                <w:color w:val="000000"/>
+                <w:sz w:val="32"/>
+                <w:szCs w:val="40"/>
+              </w:rPr>
+              <w:t xml:space="preserve"> mÉÑlÉ</w:t>
+            </w:r>
+            <w:r>
+              <w:rPr>
+                <w:rFonts w:ascii="BRH Malayalam Extra" w:hAnsi="BRH Malayalam Extra" w:cs="BRH Devanagari Extra"/>
+                <w:color w:val="000000"/>
+                <w:szCs w:val="40"/>
+              </w:rPr>
+              <w:t>–</w:t>
+            </w:r>
+            <w:r>
+              <w:rPr>
+                <w:rFonts w:ascii="BRH Devanagari Extra" w:hAnsi="BRH Devanagari Extra" w:cs="BRH Devanagari Extra"/>
+                <w:color w:val="000000"/>
+                <w:sz w:val="32"/>
+                <w:szCs w:val="40"/>
+              </w:rPr>
+              <w:t>È mÉÑlÉ</w:t>
+            </w:r>
+            <w:r>
+              <w:rPr>
+                <w:rFonts w:ascii="BRH Malayalam Extra" w:hAnsi="BRH Malayalam Extra" w:cs="BRH Devanagari Extra"/>
+                <w:color w:val="000000"/>
+                <w:szCs w:val="40"/>
+              </w:rPr>
+              <w:t>–</w:t>
+            </w:r>
+            <w:r>
+              <w:rPr>
+                <w:rFonts w:ascii="BRH Devanagari Extra" w:hAnsi="BRH Devanagari Extra" w:cs="BRH Devanagari Extra"/>
+                <w:color w:val="000000"/>
+                <w:sz w:val="32"/>
+                <w:szCs w:val="40"/>
+              </w:rPr>
+              <w:t xml:space="preserve"> </w:t>
+            </w:r>
+            <w:r>
+              <w:rPr>
+                <w:rFonts w:ascii="BRH Devanagari Extra" w:hAnsi="BRH Devanagari Extra" w:cs="BRH Devanagari Extra"/>
+                <w:color w:val="000000"/>
+                <w:sz w:val="32"/>
+                <w:szCs w:val="40"/>
+                <w:highlight w:val="yellow"/>
+              </w:rPr>
+              <w:t>UåirÉåirÉþ</w:t>
+            </w:r>
+            <w:r>
+              <w:rPr>
+                <w:rFonts w:ascii="BRH Devanagari Extra" w:hAnsi="BRH Devanagari Extra" w:cs="BRH Devanagari Extra"/>
+                <w:color w:val="000000"/>
+                <w:sz w:val="32"/>
+                <w:szCs w:val="40"/>
+              </w:rPr>
+              <w:t xml:space="preserve"> | </w:t>
+            </w:r>
+          </w:p>
+          <w:p>
+            <w:pPr>
+              <w:widowControl w:val="0"/>
+              <w:autoSpaceDE w:val="0"/>
+              <w:autoSpaceDN w:val="0"/>
+              <w:adjustRightInd w:val="0"/>
+              <w:spacing w:before="0" w:line="240" w:lineRule="auto"/>
+              <w:rPr>
+                <w:rFonts w:ascii="BRH Devanagari Extra" w:hAnsi="BRH Devanagari Extra" w:cs="BRH Devanagari Extra"/>
+                <w:color w:val="000000"/>
+                <w:sz w:val="32"/>
+                <w:szCs w:val="40"/>
+              </w:rPr>
+            </w:pPr>
+            <w:r>
+              <w:rPr>
+                <w:rFonts w:cs="BRH Devanagari Extra"/>
+                <w:color w:val="000000"/>
+                <w:szCs w:val="40"/>
+              </w:rPr>
+              <w:t>66</w:t>
+            </w:r>
+            <w:r>
+              <w:rPr>
+                <w:rFonts w:ascii="BRH Devanagari Extra" w:hAnsi="BRH Devanagari Extra" w:cs="BRH Devanagari Extra"/>
+                <w:color w:val="000000"/>
+                <w:sz w:val="32"/>
+                <w:szCs w:val="40"/>
+              </w:rPr>
+              <w:t>)</w:t>
+            </w:r>
+            <w:r>
+              <w:rPr>
+                <w:rFonts w:ascii="BRH Devanagari Extra" w:hAnsi="BRH Devanagari Extra" w:cs="BRH Devanagari Extra"/>
+                <w:color w:val="000000"/>
+                <w:sz w:val="32"/>
+                <w:szCs w:val="40"/>
+              </w:rPr>
+              <w:tab/>
+            </w:r>
+            <w:r>
+              <w:rPr>
+                <w:rFonts w:cs="BRH Devanagari Extra"/>
+                <w:color w:val="000000"/>
+                <w:szCs w:val="40"/>
+              </w:rPr>
+              <w:t>2</w:t>
+            </w:r>
+            <w:r>
+              <w:rPr>
+                <w:rFonts w:ascii="BRH Devanagari Extra" w:hAnsi="BRH Devanagari Extra" w:cs="BRH Devanagari Extra"/>
+                <w:color w:val="000000"/>
+                <w:sz w:val="32"/>
+                <w:szCs w:val="40"/>
+              </w:rPr>
+              <w:t>.</w:t>
+            </w:r>
+            <w:r>
+              <w:rPr>
+                <w:rFonts w:cs="BRH Devanagari Extra"/>
+                <w:color w:val="000000"/>
+                <w:szCs w:val="40"/>
+              </w:rPr>
+              <w:t>3</w:t>
+            </w:r>
+            <w:r>
+              <w:rPr>
+                <w:rFonts w:ascii="BRH Devanagari Extra" w:hAnsi="BRH Devanagari Extra" w:cs="BRH Devanagari Extra"/>
+                <w:color w:val="000000"/>
+                <w:sz w:val="32"/>
+                <w:szCs w:val="40"/>
+              </w:rPr>
+              <w:t>.</w:t>
+            </w:r>
+            <w:r>
+              <w:rPr>
+                <w:rFonts w:cs="BRH Devanagari Extra"/>
+                <w:color w:val="000000"/>
+                <w:szCs w:val="40"/>
+              </w:rPr>
+              <w:t>12</w:t>
+            </w:r>
+            <w:r>
+              <w:rPr>
+                <w:rFonts w:ascii="BRH Devanagari Extra" w:hAnsi="BRH Devanagari Extra" w:cs="BRH Devanagari Extra"/>
+                <w:color w:val="000000"/>
+                <w:sz w:val="32"/>
+                <w:szCs w:val="40"/>
+              </w:rPr>
+              <w:t>.</w:t>
+            </w:r>
+            <w:r>
+              <w:rPr>
+                <w:rFonts w:cs="BRH Devanagari Extra"/>
+                <w:color w:val="000000"/>
+                <w:szCs w:val="40"/>
+              </w:rPr>
+              <w:t>2</w:t>
+            </w:r>
+            <w:r>
+              <w:rPr>
+                <w:rFonts w:ascii="BRH Devanagari Extra" w:hAnsi="BRH Devanagari Extra" w:cs="BRH Devanagari Extra"/>
+                <w:color w:val="000000"/>
+                <w:sz w:val="32"/>
+                <w:szCs w:val="40"/>
+              </w:rPr>
+              <w:t>(</w:t>
+            </w:r>
+            <w:r>
+              <w:rPr>
+                <w:rFonts w:cs="BRH Devanagari Extra"/>
+                <w:color w:val="000000"/>
+                <w:szCs w:val="40"/>
+              </w:rPr>
+              <w:t>52</w:t>
+            </w:r>
+            <w:r>
+              <w:rPr>
+                <w:rFonts w:ascii="BRH Devanagari Extra" w:hAnsi="BRH Devanagari Extra" w:cs="BRH Devanagari Extra"/>
+                <w:color w:val="000000"/>
+                <w:sz w:val="32"/>
+                <w:szCs w:val="40"/>
+              </w:rPr>
+              <w:t>)-  L</w:t>
+            </w:r>
+            <w:r>
+              <w:rPr>
+                <w:rFonts w:ascii="BRH Devanagari Extra" w:hAnsi="BRH Devanagari Extra" w:cs="BRH Devanagari Extra"/>
+                <w:color w:val="000000"/>
+                <w:sz w:val="32"/>
+                <w:szCs w:val="40"/>
+                <w:highlight w:val="yellow"/>
+              </w:rPr>
+              <w:t>irÉå</w:t>
+            </w:r>
+            <w:r>
+              <w:rPr>
+                <w:rFonts w:ascii="BRH Devanagari Extra" w:hAnsi="BRH Devanagari Extra" w:cs="BRH Devanagari Extra"/>
+                <w:color w:val="000000"/>
+                <w:sz w:val="32"/>
+                <w:szCs w:val="40"/>
+              </w:rPr>
+              <w:t>irÉþ | ÌlÉÈ |</w:t>
+            </w:r>
+          </w:p>
+          <w:p>
+            <w:pPr>
+              <w:widowControl w:val="0"/>
+              <w:autoSpaceDE w:val="0"/>
+              <w:autoSpaceDN w:val="0"/>
+              <w:adjustRightInd w:val="0"/>
+              <w:spacing w:before="0" w:line="240" w:lineRule="auto"/>
+              <w:rPr>
+                <w:rFonts w:ascii="BRH Devanagari Extra" w:hAnsi="BRH Devanagari Extra" w:cs="BRH Devanagari Extra"/>
+                <w:color w:val="000000"/>
+                <w:sz w:val="32"/>
+                <w:szCs w:val="40"/>
+              </w:rPr>
+            </w:pPr>
+            <w:r>
+              <w:rPr>
+                <w:rFonts w:ascii="BRH Devanagari Extra" w:hAnsi="BRH Devanagari Extra" w:cs="BRH Devanagari Extra"/>
+                <w:color w:val="000000"/>
+                <w:sz w:val="32"/>
+                <w:szCs w:val="40"/>
+                <w:highlight w:val="yellow"/>
+              </w:rPr>
+              <w:t>LirÉåirÉ</w:t>
+            </w:r>
+            <w:r>
+              <w:rPr>
+                <w:rFonts w:ascii="BRH Malayalam Extra" w:hAnsi="BRH Malayalam Extra" w:cs="BRH Devanagari Extra"/>
+                <w:color w:val="000000"/>
+                <w:szCs w:val="40"/>
+                <w:highlight w:val="yellow"/>
+              </w:rPr>
+              <w:t>–</w:t>
+            </w:r>
+            <w:r>
+              <w:rPr>
+                <w:rFonts w:ascii="BRH Devanagari Extra" w:hAnsi="BRH Devanagari Extra" w:cs="BRH Devanagari Extra"/>
+                <w:color w:val="000000"/>
+                <w:sz w:val="32"/>
+                <w:szCs w:val="40"/>
+              </w:rPr>
+              <w:t xml:space="preserve"> ÌlÉUç ÍhÉUåirÉå </w:t>
+            </w:r>
+            <w:r>
+              <w:rPr>
+                <w:rFonts w:ascii="BRH Devanagari Extra" w:hAnsi="BRH Devanagari Extra" w:cs="BRH Devanagari Extra"/>
+                <w:color w:val="000000"/>
+                <w:sz w:val="32"/>
+                <w:szCs w:val="40"/>
+                <w:highlight w:val="yellow"/>
+              </w:rPr>
+              <w:t>irÉæirÉåir</w:t>
+            </w:r>
+            <w:r>
+              <w:rPr>
+                <w:rFonts w:ascii="BRH Devanagari Extra" w:hAnsi="BRH Devanagari Extra" w:cs="BRH Devanagari Extra"/>
+                <w:color w:val="000000"/>
+                <w:sz w:val="32"/>
+                <w:szCs w:val="40"/>
+              </w:rPr>
+              <w:t>É</w:t>
+            </w:r>
+            <w:r>
+              <w:rPr>
+                <w:rFonts w:ascii="BRH Malayalam Extra" w:hAnsi="BRH Malayalam Extra" w:cs="BRH Devanagari Extra"/>
+                <w:color w:val="000000"/>
+                <w:szCs w:val="40"/>
+              </w:rPr>
+              <w:t>–</w:t>
+            </w:r>
+            <w:r>
+              <w:rPr>
+                <w:rFonts w:ascii="BRH Devanagari Extra" w:hAnsi="BRH Devanagari Extra" w:cs="BRH Devanagari Extra"/>
+                <w:color w:val="000000"/>
+                <w:sz w:val="32"/>
+                <w:szCs w:val="40"/>
+              </w:rPr>
+              <w:t xml:space="preserve"> ÌlÉÈ | </w:t>
+            </w:r>
+          </w:p>
+          <w:p>
+            <w:pPr>
+              <w:widowControl w:val="0"/>
+              <w:autoSpaceDE w:val="0"/>
+              <w:autoSpaceDN w:val="0"/>
+              <w:adjustRightInd w:val="0"/>
+              <w:spacing w:before="0" w:line="240" w:lineRule="auto"/>
+              <w:rPr>
+                <w:rFonts w:ascii="BRH Devanagari Extra" w:hAnsi="BRH Devanagari Extra" w:cs="BRH Devanagari Extra"/>
+                <w:color w:val="000000"/>
+                <w:sz w:val="32"/>
+                <w:szCs w:val="40"/>
+                <w:lang w:val="it-IT"/>
+              </w:rPr>
+            </w:pPr>
+            <w:r>
+              <w:rPr>
+                <w:rFonts w:cs="BRH Devanagari Extra"/>
+                <w:color w:val="000000"/>
+                <w:szCs w:val="40"/>
+                <w:lang w:val="it-IT"/>
+              </w:rPr>
+              <w:t>67</w:t>
+            </w:r>
+            <w:r>
+              <w:rPr>
+                <w:rFonts w:ascii="BRH Devanagari Extra" w:hAnsi="BRH Devanagari Extra" w:cs="BRH Devanagari Extra"/>
+                <w:color w:val="000000"/>
+                <w:sz w:val="32"/>
+                <w:szCs w:val="40"/>
+                <w:lang w:val="it-IT"/>
+              </w:rPr>
+              <w:t>)</w:t>
+            </w:r>
+            <w:r>
+              <w:rPr>
+                <w:rFonts w:ascii="BRH Devanagari Extra" w:hAnsi="BRH Devanagari Extra" w:cs="BRH Devanagari Extra"/>
+                <w:color w:val="000000"/>
+                <w:sz w:val="32"/>
+                <w:szCs w:val="40"/>
+                <w:lang w:val="it-IT"/>
+              </w:rPr>
+              <w:tab/>
+            </w:r>
+            <w:r>
+              <w:rPr>
+                <w:rFonts w:cs="BRH Devanagari Extra"/>
+                <w:color w:val="000000"/>
+                <w:szCs w:val="40"/>
+                <w:lang w:val="it-IT"/>
+              </w:rPr>
+              <w:t>2</w:t>
+            </w:r>
+            <w:r>
+              <w:rPr>
+                <w:rFonts w:ascii="BRH Devanagari Extra" w:hAnsi="BRH Devanagari Extra" w:cs="BRH Devanagari Extra"/>
+                <w:color w:val="000000"/>
+                <w:sz w:val="32"/>
+                <w:szCs w:val="40"/>
+                <w:lang w:val="it-IT"/>
+              </w:rPr>
+              <w:t>.</w:t>
+            </w:r>
+            <w:r>
+              <w:rPr>
+                <w:rFonts w:cs="BRH Devanagari Extra"/>
+                <w:color w:val="000000"/>
+                <w:szCs w:val="40"/>
+                <w:lang w:val="it-IT"/>
+              </w:rPr>
+              <w:t>3</w:t>
+            </w:r>
+            <w:r>
+              <w:rPr>
+                <w:rFonts w:ascii="BRH Devanagari Extra" w:hAnsi="BRH Devanagari Extra" w:cs="BRH Devanagari Extra"/>
+                <w:color w:val="000000"/>
+                <w:sz w:val="32"/>
+                <w:szCs w:val="40"/>
+                <w:lang w:val="it-IT"/>
+              </w:rPr>
+              <w:t>.</w:t>
+            </w:r>
+            <w:r>
+              <w:rPr>
+                <w:rFonts w:cs="BRH Devanagari Extra"/>
+                <w:color w:val="000000"/>
+                <w:szCs w:val="40"/>
+                <w:lang w:val="it-IT"/>
+              </w:rPr>
+              <w:t>12</w:t>
+            </w:r>
+            <w:r>
+              <w:rPr>
+                <w:rFonts w:ascii="BRH Devanagari Extra" w:hAnsi="BRH Devanagari Extra" w:cs="BRH Devanagari Extra"/>
+                <w:color w:val="000000"/>
+                <w:sz w:val="32"/>
+                <w:szCs w:val="40"/>
+                <w:lang w:val="it-IT"/>
+              </w:rPr>
+              <w:t>.</w:t>
+            </w:r>
+            <w:r>
+              <w:rPr>
+                <w:rFonts w:cs="BRH Devanagari Extra"/>
+                <w:color w:val="000000"/>
+                <w:szCs w:val="40"/>
+                <w:lang w:val="it-IT"/>
+              </w:rPr>
+              <w:t>2</w:t>
+            </w:r>
+            <w:r>
+              <w:rPr>
+                <w:rFonts w:ascii="BRH Devanagari Extra" w:hAnsi="BRH Devanagari Extra" w:cs="BRH Devanagari Extra"/>
+                <w:color w:val="000000"/>
+                <w:sz w:val="32"/>
+                <w:szCs w:val="40"/>
+                <w:lang w:val="it-IT"/>
+              </w:rPr>
+              <w:t>(</w:t>
+            </w:r>
+            <w:r>
+              <w:rPr>
+                <w:rFonts w:cs="BRH Devanagari Extra"/>
+                <w:color w:val="000000"/>
+                <w:szCs w:val="40"/>
+                <w:lang w:val="it-IT"/>
+              </w:rPr>
+              <w:t>52</w:t>
+            </w:r>
+            <w:r>
+              <w:rPr>
+                <w:rFonts w:ascii="BRH Devanagari Extra" w:hAnsi="BRH Devanagari Extra" w:cs="BRH Devanagari Extra"/>
+                <w:color w:val="000000"/>
+                <w:sz w:val="32"/>
+                <w:szCs w:val="40"/>
+                <w:lang w:val="it-IT"/>
+              </w:rPr>
+              <w:t>)-  L</w:t>
+            </w:r>
+            <w:r>
+              <w:rPr>
+                <w:rFonts w:ascii="BRH Devanagari Extra" w:hAnsi="BRH Devanagari Extra" w:cs="BRH Devanagari Extra"/>
+                <w:color w:val="000000"/>
+                <w:sz w:val="32"/>
+                <w:szCs w:val="40"/>
+                <w:highlight w:val="yellow"/>
+                <w:lang w:val="it-IT"/>
+              </w:rPr>
+              <w:t>irÉå</w:t>
+            </w:r>
+            <w:r>
+              <w:rPr>
+                <w:rFonts w:ascii="BRH Devanagari Extra" w:hAnsi="BRH Devanagari Extra" w:cs="BRH Devanagari Extra"/>
+                <w:color w:val="000000"/>
+                <w:sz w:val="32"/>
+                <w:szCs w:val="40"/>
+                <w:lang w:val="it-IT"/>
+              </w:rPr>
+              <w:t>irÉþ |</w:t>
+            </w:r>
+          </w:p>
+          <w:p>
+            <w:pPr>
+              <w:widowControl w:val="0"/>
+              <w:autoSpaceDE w:val="0"/>
+              <w:autoSpaceDN w:val="0"/>
+              <w:adjustRightInd w:val="0"/>
+              <w:spacing w:before="0" w:line="240" w:lineRule="auto"/>
+              <w:rPr>
+                <w:rFonts w:cs="Latha"/>
+                <w:b/>
+                <w:bCs/>
+                <w:szCs w:val="24"/>
+                <w:cs/>
+                <w:lang w:bidi="ta-IN"/>
+              </w:rPr>
+            </w:pPr>
+            <w:r>
+              <w:rPr>
+                <w:rFonts w:ascii="BRH Devanagari Extra" w:hAnsi="BRH Devanagari Extra" w:cs="BRH Devanagari Extra"/>
+                <w:color w:val="000000"/>
+                <w:sz w:val="32"/>
+                <w:szCs w:val="40"/>
+                <w:lang w:val="it-IT"/>
+              </w:rPr>
+              <w:t xml:space="preserve">LirÉåirÉÉÿ - CirÉþ | </w:t>
+            </w:r>
+          </w:p>
+        </w:tc>
+        <w:tc>
+          <w:tcPr>
+            <w:tcW w:w="7371" w:type="dxa"/>
+          </w:tcPr>
+          <w:p>
+            <w:pPr>
+              <w:widowControl w:val="0"/>
+              <w:autoSpaceDE w:val="0"/>
+              <w:autoSpaceDN w:val="0"/>
+              <w:adjustRightInd w:val="0"/>
+              <w:spacing w:before="0" w:line="240" w:lineRule="auto"/>
+              <w:rPr>
+                <w:rFonts w:ascii="BRH Devanagari Extra" w:hAnsi="BRH Devanagari Extra" w:cs="BRH Devanagari Extra"/>
+                <w:color w:val="000000"/>
+                <w:sz w:val="32"/>
+                <w:szCs w:val="40"/>
+                <w:lang w:val="it-IT"/>
+              </w:rPr>
+            </w:pPr>
+            <w:r>
+              <w:rPr>
+                <w:rFonts w:cs="BRH Devanagari Extra"/>
+                <w:color w:val="000000"/>
+                <w:szCs w:val="40"/>
+                <w:lang w:val="it-IT"/>
+              </w:rPr>
+              <w:t>65</w:t>
+            </w:r>
+            <w:r>
+              <w:rPr>
+                <w:rFonts w:ascii="BRH Devanagari Extra" w:hAnsi="BRH Devanagari Extra" w:cs="BRH Devanagari Extra"/>
+                <w:color w:val="000000"/>
+                <w:sz w:val="32"/>
+                <w:szCs w:val="40"/>
+                <w:lang w:val="it-IT"/>
+              </w:rPr>
+              <w:t>)</w:t>
+            </w:r>
+            <w:r>
+              <w:rPr>
+                <w:rFonts w:ascii="BRH Devanagari Extra" w:hAnsi="BRH Devanagari Extra" w:cs="BRH Devanagari Extra"/>
+                <w:color w:val="000000"/>
+                <w:sz w:val="32"/>
+                <w:szCs w:val="40"/>
+                <w:lang w:val="it-IT"/>
+              </w:rPr>
+              <w:tab/>
+            </w:r>
+            <w:r>
+              <w:rPr>
+                <w:rFonts w:cs="BRH Devanagari Extra"/>
+                <w:color w:val="000000"/>
+                <w:szCs w:val="40"/>
+                <w:lang w:val="it-IT"/>
+              </w:rPr>
+              <w:t>2</w:t>
+            </w:r>
+            <w:r>
+              <w:rPr>
+                <w:rFonts w:ascii="BRH Devanagari Extra" w:hAnsi="BRH Devanagari Extra" w:cs="BRH Devanagari Extra"/>
+                <w:color w:val="000000"/>
+                <w:sz w:val="32"/>
+                <w:szCs w:val="40"/>
+                <w:lang w:val="it-IT"/>
+              </w:rPr>
+              <w:t>.</w:t>
+            </w:r>
+            <w:r>
+              <w:rPr>
+                <w:rFonts w:cs="BRH Devanagari Extra"/>
+                <w:color w:val="000000"/>
+                <w:szCs w:val="40"/>
+                <w:lang w:val="it-IT"/>
+              </w:rPr>
+              <w:t>3</w:t>
+            </w:r>
+            <w:r>
+              <w:rPr>
+                <w:rFonts w:ascii="BRH Devanagari Extra" w:hAnsi="BRH Devanagari Extra" w:cs="BRH Devanagari Extra"/>
+                <w:color w:val="000000"/>
+                <w:sz w:val="32"/>
+                <w:szCs w:val="40"/>
+                <w:lang w:val="it-IT"/>
+              </w:rPr>
+              <w:t>.</w:t>
+            </w:r>
+            <w:r>
+              <w:rPr>
+                <w:rFonts w:cs="BRH Devanagari Extra"/>
+                <w:color w:val="000000"/>
+                <w:szCs w:val="40"/>
+                <w:lang w:val="it-IT"/>
+              </w:rPr>
+              <w:t>12</w:t>
+            </w:r>
+            <w:r>
+              <w:rPr>
+                <w:rFonts w:ascii="BRH Devanagari Extra" w:hAnsi="BRH Devanagari Extra" w:cs="BRH Devanagari Extra"/>
+                <w:color w:val="000000"/>
+                <w:sz w:val="32"/>
+                <w:szCs w:val="40"/>
+                <w:lang w:val="it-IT"/>
+              </w:rPr>
+              <w:t>.</w:t>
+            </w:r>
+            <w:r>
+              <w:rPr>
+                <w:rFonts w:cs="BRH Devanagari Extra"/>
+                <w:color w:val="000000"/>
+                <w:szCs w:val="40"/>
+                <w:lang w:val="it-IT"/>
+              </w:rPr>
+              <w:t>2</w:t>
+            </w:r>
+            <w:r>
+              <w:rPr>
+                <w:rFonts w:ascii="BRH Devanagari Extra" w:hAnsi="BRH Devanagari Extra" w:cs="BRH Devanagari Extra"/>
+                <w:color w:val="000000"/>
+                <w:sz w:val="32"/>
+                <w:szCs w:val="40"/>
+                <w:lang w:val="it-IT"/>
+              </w:rPr>
+              <w:t>(</w:t>
+            </w:r>
+            <w:r>
+              <w:rPr>
+                <w:rFonts w:cs="BRH Devanagari Extra"/>
+                <w:color w:val="000000"/>
+                <w:szCs w:val="40"/>
+                <w:lang w:val="it-IT"/>
+              </w:rPr>
+              <w:t>51</w:t>
+            </w:r>
+            <w:r>
+              <w:rPr>
+                <w:rFonts w:ascii="BRH Devanagari Extra" w:hAnsi="BRH Devanagari Extra" w:cs="BRH Devanagari Extra"/>
+                <w:color w:val="000000"/>
+                <w:sz w:val="32"/>
+                <w:szCs w:val="40"/>
+                <w:lang w:val="it-IT"/>
+              </w:rPr>
+              <w:t>)-  mÉÑlÉþÈ | L</w:t>
+            </w:r>
+            <w:r>
+              <w:rPr>
+                <w:rFonts w:ascii="BRH Devanagari Extra" w:hAnsi="BRH Devanagari Extra" w:cs="BRH Devanagari Extra"/>
+                <w:color w:val="000000"/>
+                <w:sz w:val="32"/>
+                <w:szCs w:val="40"/>
+                <w:highlight w:val="green"/>
+                <w:lang w:val="it-IT"/>
+              </w:rPr>
+              <w:t>irÉ</w:t>
+            </w:r>
+            <w:r>
+              <w:rPr>
+                <w:rFonts w:ascii="BRH Devanagari Extra" w:hAnsi="BRH Devanagari Extra" w:cs="BRH Devanagari Extra"/>
+                <w:color w:val="000000"/>
+                <w:sz w:val="32"/>
+                <w:szCs w:val="40"/>
+                <w:lang w:val="it-IT"/>
+              </w:rPr>
+              <w:t>þ |</w:t>
+            </w:r>
+          </w:p>
+          <w:p>
+            <w:pPr>
+              <w:widowControl w:val="0"/>
+              <w:autoSpaceDE w:val="0"/>
+              <w:autoSpaceDN w:val="0"/>
+              <w:adjustRightInd w:val="0"/>
+              <w:spacing w:before="0" w:line="240" w:lineRule="auto"/>
+              <w:rPr>
+                <w:rFonts w:ascii="BRH Devanagari Extra" w:hAnsi="BRH Devanagari Extra" w:cs="BRH Devanagari Extra"/>
+                <w:color w:val="000000"/>
+                <w:sz w:val="32"/>
+                <w:szCs w:val="40"/>
+                <w:lang w:val="it-IT"/>
+              </w:rPr>
+            </w:pPr>
+            <w:r>
+              <w:rPr>
+                <w:rFonts w:ascii="BRH Devanagari Extra" w:hAnsi="BRH Devanagari Extra" w:cs="BRH Devanagari Extra"/>
+                <w:color w:val="000000"/>
+                <w:sz w:val="32"/>
+                <w:szCs w:val="40"/>
+                <w:lang w:val="it-IT"/>
+              </w:rPr>
+              <w:t>mÉÑlÉ</w:t>
+            </w:r>
+            <w:r>
+              <w:rPr>
+                <w:rFonts w:ascii="BRH Malayalam Extra" w:hAnsi="BRH Malayalam Extra" w:cs="BRH Devanagari Extra"/>
+                <w:color w:val="000000"/>
+                <w:szCs w:val="40"/>
+                <w:lang w:val="it-IT"/>
+              </w:rPr>
+              <w:t>–</w:t>
+            </w:r>
+            <w:r>
+              <w:rPr>
+                <w:rFonts w:ascii="BRH Devanagari Extra" w:hAnsi="BRH Devanagari Extra" w:cs="BRH Devanagari Extra"/>
+                <w:color w:val="000000"/>
+                <w:sz w:val="32"/>
+                <w:szCs w:val="40"/>
+                <w:lang w:val="it-IT"/>
+              </w:rPr>
+              <w:t xml:space="preserve"> </w:t>
+            </w:r>
+            <w:r>
+              <w:rPr>
+                <w:rFonts w:ascii="BRH Devanagari Extra" w:hAnsi="BRH Devanagari Extra" w:cs="BRH Devanagari Extra"/>
+                <w:color w:val="000000"/>
+                <w:sz w:val="32"/>
+                <w:szCs w:val="40"/>
+                <w:highlight w:val="green"/>
+                <w:lang w:val="it-IT"/>
+              </w:rPr>
+              <w:t>UåirÉåirÉ</w:t>
+            </w:r>
+            <w:r>
+              <w:rPr>
+                <w:rFonts w:ascii="BRH Malayalam Extra" w:hAnsi="BRH Malayalam Extra" w:cs="BRH Devanagari Extra"/>
+                <w:color w:val="000000"/>
+                <w:szCs w:val="40"/>
+                <w:lang w:val="it-IT"/>
+              </w:rPr>
+              <w:t>–</w:t>
+            </w:r>
+            <w:r>
+              <w:rPr>
+                <w:rFonts w:ascii="BRH Devanagari Extra" w:hAnsi="BRH Devanagari Extra" w:cs="BRH Devanagari Extra"/>
+                <w:color w:val="000000"/>
+                <w:sz w:val="32"/>
+                <w:szCs w:val="40"/>
+                <w:lang w:val="it-IT"/>
+              </w:rPr>
+              <w:t xml:space="preserve"> mÉÑlÉ</w:t>
+            </w:r>
+            <w:r>
+              <w:rPr>
+                <w:rFonts w:ascii="BRH Malayalam Extra" w:hAnsi="BRH Malayalam Extra" w:cs="BRH Devanagari Extra"/>
+                <w:color w:val="000000"/>
+                <w:szCs w:val="40"/>
+                <w:lang w:val="it-IT"/>
+              </w:rPr>
+              <w:t>–</w:t>
+            </w:r>
+            <w:r>
+              <w:rPr>
+                <w:rFonts w:ascii="BRH Devanagari Extra" w:hAnsi="BRH Devanagari Extra" w:cs="BRH Devanagari Extra"/>
+                <w:color w:val="000000"/>
+                <w:sz w:val="32"/>
+                <w:szCs w:val="40"/>
+                <w:lang w:val="it-IT"/>
+              </w:rPr>
+              <w:t>È mÉÑlÉ</w:t>
+            </w:r>
+            <w:r>
+              <w:rPr>
+                <w:rFonts w:ascii="BRH Malayalam Extra" w:hAnsi="BRH Malayalam Extra" w:cs="BRH Devanagari Extra"/>
+                <w:color w:val="000000"/>
+                <w:szCs w:val="40"/>
+                <w:highlight w:val="green"/>
+                <w:lang w:val="it-IT"/>
+              </w:rPr>
+              <w:t>–</w:t>
+            </w:r>
+            <w:r>
+              <w:rPr>
+                <w:rFonts w:ascii="BRH Devanagari Extra" w:hAnsi="BRH Devanagari Extra" w:cs="BRH Devanagari Extra"/>
+                <w:color w:val="000000"/>
+                <w:sz w:val="32"/>
+                <w:szCs w:val="40"/>
+                <w:highlight w:val="green"/>
+                <w:lang w:val="it-IT"/>
+              </w:rPr>
+              <w:t xml:space="preserve"> UåirÉþ</w:t>
+            </w:r>
+            <w:r>
+              <w:rPr>
+                <w:rFonts w:ascii="BRH Devanagari Extra" w:hAnsi="BRH Devanagari Extra" w:cs="BRH Devanagari Extra"/>
+                <w:color w:val="000000"/>
+                <w:sz w:val="32"/>
+                <w:szCs w:val="40"/>
+                <w:lang w:val="it-IT"/>
+              </w:rPr>
+              <w:t xml:space="preserve"> | </w:t>
+            </w:r>
+          </w:p>
+          <w:p>
+            <w:pPr>
+              <w:widowControl w:val="0"/>
+              <w:autoSpaceDE w:val="0"/>
+              <w:autoSpaceDN w:val="0"/>
+              <w:adjustRightInd w:val="0"/>
+              <w:spacing w:before="0" w:line="240" w:lineRule="auto"/>
+              <w:rPr>
+                <w:rFonts w:ascii="BRH Devanagari Extra" w:hAnsi="BRH Devanagari Extra" w:cs="BRH Devanagari Extra"/>
+                <w:color w:val="000000"/>
+                <w:sz w:val="32"/>
+                <w:szCs w:val="40"/>
+                <w:lang w:val="it-IT"/>
+              </w:rPr>
+            </w:pPr>
+            <w:r>
+              <w:rPr>
+                <w:rFonts w:cs="BRH Devanagari Extra"/>
+                <w:color w:val="000000"/>
+                <w:szCs w:val="40"/>
+                <w:lang w:val="it-IT"/>
+              </w:rPr>
+              <w:t>66</w:t>
+            </w:r>
+            <w:r>
+              <w:rPr>
+                <w:rFonts w:ascii="BRH Devanagari Extra" w:hAnsi="BRH Devanagari Extra" w:cs="BRH Devanagari Extra"/>
+                <w:color w:val="000000"/>
+                <w:sz w:val="32"/>
+                <w:szCs w:val="40"/>
+                <w:lang w:val="it-IT"/>
+              </w:rPr>
+              <w:t>)</w:t>
+            </w:r>
+            <w:r>
+              <w:rPr>
+                <w:rFonts w:ascii="BRH Devanagari Extra" w:hAnsi="BRH Devanagari Extra" w:cs="BRH Devanagari Extra"/>
+                <w:color w:val="000000"/>
+                <w:sz w:val="32"/>
+                <w:szCs w:val="40"/>
+                <w:lang w:val="it-IT"/>
+              </w:rPr>
+              <w:tab/>
+            </w:r>
+            <w:r>
+              <w:rPr>
+                <w:rFonts w:cs="BRH Devanagari Extra"/>
+                <w:color w:val="000000"/>
+                <w:szCs w:val="40"/>
+                <w:lang w:val="it-IT"/>
+              </w:rPr>
+              <w:t>2</w:t>
+            </w:r>
+            <w:r>
+              <w:rPr>
+                <w:rFonts w:ascii="BRH Devanagari Extra" w:hAnsi="BRH Devanagari Extra" w:cs="BRH Devanagari Extra"/>
+                <w:color w:val="000000"/>
+                <w:sz w:val="32"/>
+                <w:szCs w:val="40"/>
+                <w:lang w:val="it-IT"/>
+              </w:rPr>
+              <w:t>.</w:t>
+            </w:r>
+            <w:r>
+              <w:rPr>
+                <w:rFonts w:cs="BRH Devanagari Extra"/>
+                <w:color w:val="000000"/>
+                <w:szCs w:val="40"/>
+                <w:lang w:val="it-IT"/>
+              </w:rPr>
+              <w:t>3</w:t>
+            </w:r>
+            <w:r>
+              <w:rPr>
+                <w:rFonts w:ascii="BRH Devanagari Extra" w:hAnsi="BRH Devanagari Extra" w:cs="BRH Devanagari Extra"/>
+                <w:color w:val="000000"/>
+                <w:sz w:val="32"/>
+                <w:szCs w:val="40"/>
+                <w:lang w:val="it-IT"/>
+              </w:rPr>
+              <w:t>.</w:t>
+            </w:r>
+            <w:r>
+              <w:rPr>
+                <w:rFonts w:cs="BRH Devanagari Extra"/>
+                <w:color w:val="000000"/>
+                <w:szCs w:val="40"/>
+                <w:lang w:val="it-IT"/>
+              </w:rPr>
+              <w:t>12</w:t>
+            </w:r>
+            <w:r>
+              <w:rPr>
+                <w:rFonts w:ascii="BRH Devanagari Extra" w:hAnsi="BRH Devanagari Extra" w:cs="BRH Devanagari Extra"/>
+                <w:color w:val="000000"/>
+                <w:sz w:val="32"/>
+                <w:szCs w:val="40"/>
+                <w:lang w:val="it-IT"/>
+              </w:rPr>
+              <w:t>.</w:t>
+            </w:r>
+            <w:r>
+              <w:rPr>
+                <w:rFonts w:cs="BRH Devanagari Extra"/>
+                <w:color w:val="000000"/>
+                <w:szCs w:val="40"/>
+                <w:lang w:val="it-IT"/>
+              </w:rPr>
+              <w:t>2</w:t>
+            </w:r>
+            <w:r>
+              <w:rPr>
+                <w:rFonts w:ascii="BRH Devanagari Extra" w:hAnsi="BRH Devanagari Extra" w:cs="BRH Devanagari Extra"/>
+                <w:color w:val="000000"/>
+                <w:sz w:val="32"/>
+                <w:szCs w:val="40"/>
+                <w:lang w:val="it-IT"/>
+              </w:rPr>
+              <w:t>(</w:t>
+            </w:r>
+            <w:r>
+              <w:rPr>
+                <w:rFonts w:cs="BRH Devanagari Extra"/>
+                <w:color w:val="000000"/>
+                <w:szCs w:val="40"/>
+                <w:lang w:val="it-IT"/>
+              </w:rPr>
+              <w:t>52</w:t>
+            </w:r>
+            <w:r>
+              <w:rPr>
+                <w:rFonts w:ascii="BRH Devanagari Extra" w:hAnsi="BRH Devanagari Extra" w:cs="BRH Devanagari Extra"/>
+                <w:color w:val="000000"/>
+                <w:sz w:val="32"/>
+                <w:szCs w:val="40"/>
+                <w:lang w:val="it-IT"/>
+              </w:rPr>
+              <w:t>)-  L</w:t>
+            </w:r>
+            <w:r>
+              <w:rPr>
+                <w:rFonts w:ascii="BRH Devanagari Extra" w:hAnsi="BRH Devanagari Extra" w:cs="BRH Devanagari Extra"/>
+                <w:color w:val="000000"/>
+                <w:sz w:val="32"/>
+                <w:szCs w:val="40"/>
+                <w:highlight w:val="green"/>
+                <w:lang w:val="it-IT"/>
+              </w:rPr>
+              <w:t>irÉ</w:t>
+            </w:r>
+            <w:r>
+              <w:rPr>
+                <w:rFonts w:ascii="BRH Devanagari Extra" w:hAnsi="BRH Devanagari Extra" w:cs="BRH Devanagari Extra"/>
+                <w:color w:val="000000"/>
+                <w:sz w:val="32"/>
+                <w:szCs w:val="40"/>
+                <w:lang w:val="it-IT"/>
+              </w:rPr>
+              <w:t>þ | ÌlÉÈ |</w:t>
+            </w:r>
+          </w:p>
+          <w:p>
+            <w:pPr>
+              <w:widowControl w:val="0"/>
+              <w:autoSpaceDE w:val="0"/>
+              <w:autoSpaceDN w:val="0"/>
+              <w:adjustRightInd w:val="0"/>
+              <w:spacing w:before="0" w:line="240" w:lineRule="auto"/>
+              <w:rPr>
+                <w:rFonts w:ascii="BRH Devanagari Extra" w:hAnsi="BRH Devanagari Extra" w:cs="BRH Devanagari Extra"/>
+                <w:color w:val="000000"/>
+                <w:sz w:val="32"/>
+                <w:szCs w:val="40"/>
+                <w:lang w:val="it-IT"/>
+              </w:rPr>
+            </w:pPr>
+            <w:r>
+              <w:rPr>
+                <w:rFonts w:ascii="BRH Devanagari Extra" w:hAnsi="BRH Devanagari Extra" w:cs="BRH Devanagari Extra"/>
+                <w:color w:val="000000"/>
+                <w:sz w:val="32"/>
+                <w:szCs w:val="40"/>
+                <w:lang w:val="it-IT"/>
+              </w:rPr>
+              <w:t>L</w:t>
+            </w:r>
+            <w:r>
+              <w:rPr>
+                <w:rFonts w:ascii="BRH Devanagari Extra" w:hAnsi="BRH Devanagari Extra" w:cs="BRH Devanagari Extra"/>
+                <w:color w:val="000000"/>
+                <w:sz w:val="32"/>
+                <w:szCs w:val="40"/>
+                <w:highlight w:val="green"/>
+                <w:lang w:val="it-IT"/>
+              </w:rPr>
+              <w:t>irÉ</w:t>
+            </w:r>
+            <w:r>
+              <w:rPr>
+                <w:rFonts w:ascii="BRH Malayalam Extra" w:hAnsi="BRH Malayalam Extra" w:cs="BRH Devanagari Extra"/>
+                <w:color w:val="000000"/>
+                <w:szCs w:val="40"/>
+                <w:highlight w:val="green"/>
+                <w:lang w:val="it-IT"/>
+              </w:rPr>
+              <w:t>–</w:t>
+            </w:r>
+            <w:r>
+              <w:rPr>
+                <w:rFonts w:ascii="BRH Devanagari Extra" w:hAnsi="BRH Devanagari Extra" w:cs="BRH Devanagari Extra"/>
+                <w:color w:val="000000"/>
+                <w:sz w:val="32"/>
+                <w:szCs w:val="40"/>
+                <w:lang w:val="it-IT"/>
+              </w:rPr>
+              <w:t xml:space="preserve"> ÌlÉUç ÍhÉUåirÉå</w:t>
+            </w:r>
+            <w:r>
+              <w:rPr>
+                <w:rFonts w:ascii="BRH Devanagari Extra" w:hAnsi="BRH Devanagari Extra" w:cs="BRH Devanagari Extra"/>
+                <w:color w:val="000000"/>
+                <w:sz w:val="32"/>
+                <w:szCs w:val="40"/>
+                <w:highlight w:val="green"/>
+                <w:lang w:val="it-IT"/>
+              </w:rPr>
+              <w:t>åirÉ</w:t>
+            </w:r>
+            <w:r>
+              <w:rPr>
+                <w:rFonts w:ascii="BRH Malayalam Extra" w:hAnsi="BRH Malayalam Extra" w:cs="BRH Devanagari Extra"/>
+                <w:color w:val="000000"/>
+                <w:szCs w:val="40"/>
+                <w:lang w:val="it-IT"/>
+              </w:rPr>
+              <w:t>–</w:t>
+            </w:r>
+            <w:r>
+              <w:rPr>
+                <w:rFonts w:ascii="BRH Devanagari Extra" w:hAnsi="BRH Devanagari Extra" w:cs="BRH Devanagari Extra"/>
+                <w:color w:val="000000"/>
+                <w:sz w:val="32"/>
+                <w:szCs w:val="40"/>
+                <w:lang w:val="it-IT"/>
+              </w:rPr>
+              <w:t xml:space="preserve"> ÌlÉÈ | </w:t>
+            </w:r>
+          </w:p>
+          <w:p>
+            <w:pPr>
+              <w:widowControl w:val="0"/>
+              <w:autoSpaceDE w:val="0"/>
+              <w:autoSpaceDN w:val="0"/>
+              <w:adjustRightInd w:val="0"/>
+              <w:spacing w:before="0" w:line="240" w:lineRule="auto"/>
+              <w:rPr>
+                <w:rFonts w:ascii="BRH Devanagari Extra" w:hAnsi="BRH Devanagari Extra" w:cs="BRH Devanagari Extra"/>
+                <w:color w:val="000000"/>
+                <w:sz w:val="32"/>
+                <w:szCs w:val="40"/>
+                <w:lang w:val="it-IT"/>
+              </w:rPr>
+            </w:pPr>
+            <w:r>
+              <w:rPr>
+                <w:rFonts w:cs="BRH Devanagari Extra"/>
+                <w:color w:val="000000"/>
+                <w:szCs w:val="40"/>
+                <w:lang w:val="it-IT"/>
+              </w:rPr>
+              <w:t>67</w:t>
+            </w:r>
+            <w:r>
+              <w:rPr>
+                <w:rFonts w:ascii="BRH Devanagari Extra" w:hAnsi="BRH Devanagari Extra" w:cs="BRH Devanagari Extra"/>
+                <w:color w:val="000000"/>
+                <w:sz w:val="32"/>
+                <w:szCs w:val="40"/>
+                <w:lang w:val="it-IT"/>
+              </w:rPr>
+              <w:t>)</w:t>
+            </w:r>
+            <w:r>
+              <w:rPr>
+                <w:rFonts w:ascii="BRH Devanagari Extra" w:hAnsi="BRH Devanagari Extra" w:cs="BRH Devanagari Extra"/>
+                <w:color w:val="000000"/>
+                <w:sz w:val="32"/>
+                <w:szCs w:val="40"/>
+                <w:lang w:val="it-IT"/>
+              </w:rPr>
+              <w:tab/>
+            </w:r>
+            <w:r>
+              <w:rPr>
+                <w:rFonts w:cs="BRH Devanagari Extra"/>
+                <w:color w:val="000000"/>
+                <w:szCs w:val="40"/>
+                <w:lang w:val="it-IT"/>
+              </w:rPr>
+              <w:t>2</w:t>
+            </w:r>
+            <w:r>
+              <w:rPr>
+                <w:rFonts w:ascii="BRH Devanagari Extra" w:hAnsi="BRH Devanagari Extra" w:cs="BRH Devanagari Extra"/>
+                <w:color w:val="000000"/>
+                <w:sz w:val="32"/>
+                <w:szCs w:val="40"/>
+                <w:lang w:val="it-IT"/>
+              </w:rPr>
+              <w:t>.</w:t>
+            </w:r>
+            <w:r>
+              <w:rPr>
+                <w:rFonts w:cs="BRH Devanagari Extra"/>
+                <w:color w:val="000000"/>
+                <w:szCs w:val="40"/>
+                <w:lang w:val="it-IT"/>
+              </w:rPr>
+              <w:t>3</w:t>
+            </w:r>
+            <w:r>
+              <w:rPr>
+                <w:rFonts w:ascii="BRH Devanagari Extra" w:hAnsi="BRH Devanagari Extra" w:cs="BRH Devanagari Extra"/>
+                <w:color w:val="000000"/>
+                <w:sz w:val="32"/>
+                <w:szCs w:val="40"/>
+                <w:lang w:val="it-IT"/>
+              </w:rPr>
+              <w:t>.</w:t>
+            </w:r>
+            <w:r>
+              <w:rPr>
+                <w:rFonts w:cs="BRH Devanagari Extra"/>
+                <w:color w:val="000000"/>
+                <w:szCs w:val="40"/>
+                <w:lang w:val="it-IT"/>
+              </w:rPr>
+              <w:t>12</w:t>
+            </w:r>
+            <w:r>
+              <w:rPr>
+                <w:rFonts w:ascii="BRH Devanagari Extra" w:hAnsi="BRH Devanagari Extra" w:cs="BRH Devanagari Extra"/>
+                <w:color w:val="000000"/>
+                <w:sz w:val="32"/>
+                <w:szCs w:val="40"/>
+                <w:lang w:val="it-IT"/>
+              </w:rPr>
+              <w:t>.</w:t>
+            </w:r>
+            <w:r>
+              <w:rPr>
+                <w:rFonts w:cs="BRH Devanagari Extra"/>
+                <w:color w:val="000000"/>
+                <w:szCs w:val="40"/>
+                <w:lang w:val="it-IT"/>
+              </w:rPr>
+              <w:t>2</w:t>
+            </w:r>
+            <w:r>
+              <w:rPr>
+                <w:rFonts w:ascii="BRH Devanagari Extra" w:hAnsi="BRH Devanagari Extra" w:cs="BRH Devanagari Extra"/>
+                <w:color w:val="000000"/>
+                <w:sz w:val="32"/>
+                <w:szCs w:val="40"/>
+                <w:lang w:val="it-IT"/>
+              </w:rPr>
+              <w:t>(</w:t>
+            </w:r>
+            <w:r>
+              <w:rPr>
+                <w:rFonts w:cs="BRH Devanagari Extra"/>
+                <w:color w:val="000000"/>
+                <w:szCs w:val="40"/>
+                <w:lang w:val="it-IT"/>
+              </w:rPr>
+              <w:t>52</w:t>
+            </w:r>
+            <w:r>
+              <w:rPr>
+                <w:rFonts w:ascii="BRH Devanagari Extra" w:hAnsi="BRH Devanagari Extra" w:cs="BRH Devanagari Extra"/>
+                <w:color w:val="000000"/>
+                <w:sz w:val="32"/>
+                <w:szCs w:val="40"/>
+                <w:lang w:val="it-IT"/>
+              </w:rPr>
+              <w:t>)-  L</w:t>
+            </w:r>
+            <w:r>
+              <w:rPr>
+                <w:rFonts w:ascii="BRH Devanagari Extra" w:hAnsi="BRH Devanagari Extra" w:cs="BRH Devanagari Extra"/>
+                <w:color w:val="000000"/>
+                <w:sz w:val="32"/>
+                <w:szCs w:val="40"/>
+                <w:highlight w:val="green"/>
+                <w:lang w:val="it-IT"/>
+              </w:rPr>
+              <w:t>irÉ</w:t>
+            </w:r>
+            <w:r>
+              <w:rPr>
+                <w:rFonts w:ascii="BRH Devanagari Extra" w:hAnsi="BRH Devanagari Extra" w:cs="BRH Devanagari Extra"/>
+                <w:color w:val="000000"/>
+                <w:sz w:val="32"/>
+                <w:szCs w:val="40"/>
+                <w:lang w:val="it-IT"/>
+              </w:rPr>
+              <w:t>þ |</w:t>
+            </w:r>
+          </w:p>
+          <w:p>
+            <w:pPr>
+              <w:widowControl w:val="0"/>
+              <w:autoSpaceDE w:val="0"/>
+              <w:autoSpaceDN w:val="0"/>
+              <w:adjustRightInd w:val="0"/>
+              <w:spacing w:before="0" w:line="240" w:lineRule="auto"/>
+              <w:rPr>
+                <w:rFonts w:cs="Latha"/>
+                <w:b/>
+                <w:bCs/>
+                <w:szCs w:val="24"/>
+                <w:cs/>
+                <w:lang w:val="it-IT" w:bidi="ta-IN"/>
+              </w:rPr>
+            </w:pPr>
+            <w:r>
+              <w:rPr>
+                <w:rFonts w:ascii="BRH Devanagari Extra" w:hAnsi="BRH Devanagari Extra" w:cs="BRH Devanagari Extra"/>
+                <w:color w:val="000000"/>
+                <w:sz w:val="32"/>
+                <w:szCs w:val="40"/>
+                <w:lang w:val="it-IT"/>
+              </w:rPr>
+              <w:t xml:space="preserve">LirÉåirÉÉÿ - CirÉþ | </w:t>
+            </w:r>
+          </w:p>
+        </w:tc>
+      </w:tr>
+      <w:tr>
+        <w:trPr>
+          <w:trHeight w:val="899"/>
+        </w:trPr>
+        <w:tc>
+          <w:tcPr>
+            <w:tcW w:w="7166" w:type="dxa"/>
+            <w:tcBorders>
+              <w:top w:val="single" w:sz="4" w:space="0" w:color="000000"/>
+              <w:left w:val="single" w:sz="4" w:space="0" w:color="000000"/>
+              <w:bottom w:val="single" w:sz="4" w:space="0" w:color="000000"/>
+              <w:right w:val="single" w:sz="4" w:space="0" w:color="000000"/>
+            </w:tcBorders>
+          </w:tcPr>
+          <w:p>
+            <w:pPr>
+              <w:widowControl w:val="0"/>
+              <w:autoSpaceDE w:val="0"/>
+              <w:autoSpaceDN w:val="0"/>
+              <w:adjustRightInd w:val="0"/>
+              <w:spacing w:before="0" w:line="240" w:lineRule="auto"/>
+              <w:rPr>
+                <w:rFonts w:cs="Latha"/>
+                <w:b/>
+                <w:bCs/>
+                <w:szCs w:val="24"/>
+                <w:cs/>
+                <w:lang w:val="it-IT" w:bidi="ta-IN"/>
+              </w:rPr>
+            </w:pPr>
+          </w:p>
+        </w:tc>
+        <w:tc>
+          <w:tcPr>
+            <w:tcW w:w="7371" w:type="dxa"/>
+            <w:tcBorders>
+              <w:top w:val="single" w:sz="4" w:space="0" w:color="000000"/>
+              <w:left w:val="single" w:sz="4" w:space="0" w:color="000000"/>
+              <w:bottom w:val="single" w:sz="4" w:space="0" w:color="000000"/>
+              <w:right w:val="single" w:sz="4" w:space="0" w:color="000000"/>
+            </w:tcBorders>
+          </w:tcPr>
+          <w:p>
+            <w:pPr>
+              <w:widowControl w:val="0"/>
+              <w:autoSpaceDE w:val="0"/>
+              <w:autoSpaceDN w:val="0"/>
+              <w:adjustRightInd w:val="0"/>
+              <w:spacing w:before="0" w:line="240" w:lineRule="auto"/>
+              <w:rPr>
+                <w:rFonts w:cs="Latha"/>
+                <w:b/>
+                <w:bCs/>
+                <w:szCs w:val="24"/>
+                <w:cs/>
+                <w:lang w:val="it-IT" w:bidi="ta-IN"/>
+              </w:rPr>
+            </w:pPr>
+          </w:p>
+        </w:tc>
+      </w:tr>
+      <w:tr>
+        <w:trPr>
+          <w:trHeight w:val="899"/>
+        </w:trPr>
+        <w:tc>
+          <w:tcPr>
+            <w:tcW w:w="7166" w:type="dxa"/>
+            <w:tcBorders>
+              <w:top w:val="single" w:sz="4" w:space="0" w:color="000000"/>
+              <w:left w:val="single" w:sz="4" w:space="0" w:color="000000"/>
+              <w:bottom w:val="single" w:sz="4" w:space="0" w:color="000000"/>
+              <w:right w:val="single" w:sz="4" w:space="0" w:color="000000"/>
+            </w:tcBorders>
+          </w:tcPr>
+          <w:p>
+            <w:pPr>
+              <w:widowControl w:val="0"/>
+              <w:autoSpaceDE w:val="0"/>
+              <w:autoSpaceDN w:val="0"/>
+              <w:adjustRightInd w:val="0"/>
+              <w:spacing w:before="0" w:line="240" w:lineRule="auto"/>
+              <w:rPr>
+                <w:rFonts w:cs="Latha"/>
+                <w:b/>
+                <w:bCs/>
+                <w:szCs w:val="24"/>
+                <w:cs/>
+                <w:lang w:val="it-IT" w:bidi="ta-IN"/>
+              </w:rPr>
+            </w:pPr>
+          </w:p>
+        </w:tc>
+        <w:tc>
+          <w:tcPr>
+            <w:tcW w:w="7371" w:type="dxa"/>
+            <w:tcBorders>
+              <w:top w:val="single" w:sz="4" w:space="0" w:color="000000"/>
+              <w:left w:val="single" w:sz="4" w:space="0" w:color="000000"/>
+              <w:bottom w:val="single" w:sz="4" w:space="0" w:color="000000"/>
+              <w:right w:val="single" w:sz="4" w:space="0" w:color="000000"/>
+            </w:tcBorders>
+          </w:tcPr>
+          <w:p>
+            <w:pPr>
+              <w:widowControl w:val="0"/>
+              <w:autoSpaceDE w:val="0"/>
+              <w:autoSpaceDN w:val="0"/>
+              <w:adjustRightInd w:val="0"/>
+              <w:spacing w:before="0" w:line="240" w:lineRule="auto"/>
+              <w:rPr>
+                <w:rFonts w:cs="Latha"/>
+                <w:b/>
+                <w:bCs/>
+                <w:szCs w:val="24"/>
+                <w:cs/>
+                <w:lang w:val="it-IT" w:bidi="ta-IN"/>
+              </w:rPr>
+            </w:pPr>
+          </w:p>
+        </w:tc>
+      </w:tr>
+      <w:tr>
+        <w:trPr>
+          <w:trHeight w:val="899"/>
+        </w:trPr>
+        <w:tc>
+          <w:tcPr>
+            <w:tcW w:w="7166" w:type="dxa"/>
+            <w:tcBorders>
+              <w:top w:val="single" w:sz="4" w:space="0" w:color="000000"/>
+              <w:left w:val="single" w:sz="4" w:space="0" w:color="000000"/>
+              <w:bottom w:val="single" w:sz="4" w:space="0" w:color="000000"/>
+              <w:right w:val="single" w:sz="4" w:space="0" w:color="000000"/>
+            </w:tcBorders>
+          </w:tcPr>
+          <w:p>
+            <w:pPr>
+              <w:widowControl w:val="0"/>
+              <w:autoSpaceDE w:val="0"/>
+              <w:autoSpaceDN w:val="0"/>
+              <w:adjustRightInd w:val="0"/>
+              <w:spacing w:before="0" w:line="240" w:lineRule="auto"/>
+              <w:rPr>
+                <w:rFonts w:cs="Latha"/>
+                <w:b/>
+                <w:bCs/>
+                <w:szCs w:val="24"/>
+                <w:cs/>
+                <w:lang w:val="it-IT" w:bidi="ta-IN"/>
+              </w:rPr>
+            </w:pPr>
+          </w:p>
+        </w:tc>
+        <w:tc>
+          <w:tcPr>
+            <w:tcW w:w="7371" w:type="dxa"/>
+            <w:tcBorders>
+              <w:top w:val="single" w:sz="4" w:space="0" w:color="000000"/>
+              <w:left w:val="single" w:sz="4" w:space="0" w:color="000000"/>
+              <w:bottom w:val="single" w:sz="4" w:space="0" w:color="000000"/>
+              <w:right w:val="single" w:sz="4" w:space="0" w:color="000000"/>
+            </w:tcBorders>
+          </w:tcPr>
+          <w:p>
+            <w:pPr>
+              <w:widowControl w:val="0"/>
+              <w:autoSpaceDE w:val="0"/>
+              <w:autoSpaceDN w:val="0"/>
+              <w:adjustRightInd w:val="0"/>
+              <w:spacing w:before="0" w:line="240" w:lineRule="auto"/>
+              <w:rPr>
+                <w:rFonts w:cs="Latha"/>
+                <w:b/>
+                <w:bCs/>
+                <w:szCs w:val="24"/>
+                <w:cs/>
+                <w:lang w:val="it-IT" w:bidi="ta-IN"/>
+              </w:rPr>
+            </w:pPr>
+          </w:p>
+        </w:tc>
+      </w:tr>
+    </w:tbl>
+    <w:p>
+      <w:pPr>
+        <w:spacing w:before="0" w:line="240" w:lineRule="auto"/>
+        <w:jc w:val="center"/>
+        <w:rPr>
+          <w:b/>
+          <w:bCs/>
+          <w:sz w:val="32"/>
+          <w:szCs w:val="32"/>
+          <w:u w:val="single"/>
+        </w:rPr>
+      </w:pPr>
+    </w:p>
+    <w:p>
+      <w:pPr>
+        <w:spacing w:before="0" w:line="240" w:lineRule="auto"/>
+        <w:jc w:val="center"/>
+        <w:rPr>
+          <w:b/>
+          <w:bCs/>
+          <w:sz w:val="32"/>
+          <w:szCs w:val="32"/>
+          <w:u w:val="single"/>
+        </w:rPr>
+      </w:pPr>
+    </w:p>
+    <w:p>
+      <w:pPr>
+        <w:spacing w:before="0" w:line="240" w:lineRule="auto"/>
+        <w:jc w:val="center"/>
+        <w:rPr>
+          <w:b/>
+          <w:bCs/>
+          <w:sz w:val="32"/>
+          <w:szCs w:val="32"/>
+          <w:u w:val="single"/>
+        </w:rPr>
+      </w:pPr>
+    </w:p>
+    <w:p>
+      <w:pPr>
+        <w:spacing w:before="0" w:line="240" w:lineRule="auto"/>
+        <w:jc w:val="center"/>
+        <w:rPr>
+          <w:b/>
+          <w:bCs/>
+          <w:sz w:val="32"/>
+          <w:szCs w:val="32"/>
+          <w:u w:val="single"/>
+        </w:rPr>
+      </w:pPr>
+      <w:r>
+        <w:rPr>
+          <w:b/>
+          <w:bCs/>
+          <w:sz w:val="32"/>
+          <w:szCs w:val="32"/>
+          <w:u w:val="single"/>
+        </w:rPr>
+        <w:lastRenderedPageBreak/>
         <w:t xml:space="preserve">TS Jatai – TS 2.3 Sanskrit Corrections – Observed till </w:t>
       </w:r>
       <w:r>
@@ -53,27 +1844,7 @@
           <w:sz w:val="28"/>
           <w:szCs w:val="32"/>
         </w:rPr>
-        <w:t>(</w:t>
-      </w:r>
-      <w:proofErr w:type="gramStart"/>
-      <w:r>
-        <w:rPr>
-          <w:b/>
-          <w:bCs/>
-          <w:sz w:val="28"/>
-          <w:szCs w:val="32"/>
-        </w:rPr>
-        <w:t>ignore</w:t>
-      </w:r>
-      <w:proofErr w:type="gramEnd"/>
-      <w:r>
-        <w:rPr>
-          <w:b/>
-          <w:bCs/>
-          <w:sz w:val="28"/>
-          <w:szCs w:val="32"/>
-        </w:rPr>
-        <w:t xml:space="preserve"> those which are already incorporated in your book’s version and date)</w:t>
+        <w:t>(ignore those which are already incorporated in your book’s version and date)</w:t>
       </w:r>
     </w:p>
     <w:tbl>
@@ -284,27 +2055,7 @@
                 <w:sz w:val="32"/>
                 <w:szCs w:val="40"/>
               </w:rPr>
-              <w:t>)</w:t>
-            </w:r>
-            <w:proofErr w:type="gramStart"/>
-            <w:r>
-              <w:rPr>
-                <w:rFonts w:ascii="BRH Devanagari Extra" w:hAnsi="BRH Devanagari Extra" w:cs="BRH Devanagari Extra"/>
-                <w:color w:val="000000"/>
-                <w:sz w:val="32"/>
-                <w:szCs w:val="40"/>
-              </w:rPr>
-              <w:t>-  xÉqÉ</w:t>
-            </w:r>
-            <w:proofErr w:type="gramEnd"/>
-            <w:r>
-              <w:rPr>
-                <w:rFonts w:ascii="BRH Devanagari Extra" w:hAnsi="BRH Devanagari Extra" w:cs="BRH Devanagari Extra"/>
-                <w:color w:val="000000"/>
-                <w:sz w:val="32"/>
-                <w:szCs w:val="40"/>
-              </w:rPr>
-              <w:t>×þSèkrÉæ | mÉëÉ</w:t>
+              <w:t>)-  xÉqÉ×þSèkrÉæ | mÉëÉ</w:t>
             </w:r>
             <w:r>
               <w:rPr>
@@ -622,19 +2373,8 @@
                 <w:sz w:val="32"/>
                 <w:szCs w:val="40"/>
               </w:rPr>
-              <w:t>)</w:t>
-            </w:r>
-            <w:proofErr w:type="gramStart"/>
-            <w:r>
-              <w:rPr>
-                <w:rFonts w:ascii="BRH Devanagari Extra" w:hAnsi="BRH Devanagari Extra" w:cs="BRH Devanagari Extra"/>
-                <w:color w:val="000000"/>
-                <w:sz w:val="32"/>
-                <w:szCs w:val="40"/>
-              </w:rPr>
-              <w:t>-  mÉëÉ</w:t>
-            </w:r>
-            <w:proofErr w:type="gramEnd"/>
+              <w:t>)-  mÉëÉ</w:t>
+            </w:r>
             <w:r>
               <w:rPr>
                 <w:rFonts w:ascii="BRH Malayalam Extra" w:hAnsi="BRH Malayalam Extra" w:cs="BRH Devanagari Extra"/>
@@ -1028,19 +2768,8 @@
                 <w:sz w:val="32"/>
                 <w:szCs w:val="40"/>
               </w:rPr>
-              <w:t>)</w:t>
-            </w:r>
-            <w:proofErr w:type="gramStart"/>
-            <w:r>
-              <w:rPr>
-                <w:rFonts w:ascii="BRH Devanagari Extra" w:hAnsi="BRH Devanagari Extra" w:cs="BRH Devanagari Extra"/>
-                <w:color w:val="000000"/>
-                <w:sz w:val="32"/>
-                <w:szCs w:val="40"/>
-              </w:rPr>
-              <w:t>-  mÉëÉ</w:t>
-            </w:r>
-            <w:proofErr w:type="gramEnd"/>
+              <w:t>)-  mÉëÉ</w:t>
+            </w:r>
             <w:r>
               <w:rPr>
                 <w:rFonts w:ascii="BRH Malayalam Extra" w:hAnsi="BRH Malayalam Extra" w:cs="BRH Devanagari Extra"/>
@@ -1334,27 +3063,7 @@
                 <w:sz w:val="32"/>
                 <w:szCs w:val="40"/>
               </w:rPr>
-              <w:t>)</w:t>
-            </w:r>
-            <w:proofErr w:type="gramStart"/>
-            <w:r>
-              <w:rPr>
-                <w:rFonts w:ascii="BRH Devanagari Extra" w:hAnsi="BRH Devanagari Extra" w:cs="BRH Devanagari Extra"/>
-                <w:color w:val="000000"/>
-                <w:sz w:val="32"/>
-                <w:szCs w:val="40"/>
-              </w:rPr>
-              <w:t>-  xÉqÉ</w:t>
-            </w:r>
-            <w:proofErr w:type="gramEnd"/>
-            <w:r>
-              <w:rPr>
-                <w:rFonts w:ascii="BRH Devanagari Extra" w:hAnsi="BRH Devanagari Extra" w:cs="BRH Devanagari Extra"/>
-                <w:color w:val="000000"/>
-                <w:sz w:val="32"/>
-                <w:szCs w:val="40"/>
-              </w:rPr>
-              <w:t>×þSèkrÉæ | mÉëÉ</w:t>
+              <w:t>)-  xÉqÉ×þSèkrÉæ | mÉëÉ</w:t>
             </w:r>
             <w:r>
               <w:rPr>
@@ -1707,19 +3416,8 @@
                 <w:sz w:val="32"/>
                 <w:szCs w:val="40"/>
               </w:rPr>
-              <w:t>)</w:t>
-            </w:r>
-            <w:proofErr w:type="gramStart"/>
-            <w:r>
-              <w:rPr>
-                <w:rFonts w:ascii="BRH Devanagari Extra" w:hAnsi="BRH Devanagari Extra" w:cs="BRH Devanagari Extra"/>
-                <w:color w:val="000000"/>
-                <w:sz w:val="32"/>
-                <w:szCs w:val="40"/>
-              </w:rPr>
-              <w:t>-  mÉëÉ</w:t>
-            </w:r>
-            <w:proofErr w:type="gramEnd"/>
+              <w:t>)-  mÉëÉ</w:t>
+            </w:r>
             <w:r>
               <w:rPr>
                 <w:rFonts w:ascii="BRH Malayalam Extra" w:hAnsi="BRH Malayalam Extra" w:cs="BRH Devanagari Extra"/>
@@ -2114,19 +3812,8 @@
                 <w:sz w:val="32"/>
                 <w:szCs w:val="40"/>
               </w:rPr>
-              <w:t>)</w:t>
-            </w:r>
-            <w:proofErr w:type="gramStart"/>
-            <w:r>
-              <w:rPr>
-                <w:rFonts w:ascii="BRH Devanagari Extra" w:hAnsi="BRH Devanagari Extra" w:cs="BRH Devanagari Extra"/>
-                <w:color w:val="000000"/>
-                <w:sz w:val="32"/>
-                <w:szCs w:val="40"/>
-              </w:rPr>
-              <w:t>-  mÉëÉ</w:t>
-            </w:r>
-            <w:proofErr w:type="gramEnd"/>
+              <w:t>)-  mÉëÉ</w:t>
+            </w:r>
             <w:r>
               <w:rPr>
                 <w:rFonts w:ascii="BRH Malayalam Extra" w:hAnsi="BRH Malayalam Extra" w:cs="BRH Devanagari Extra"/>
@@ -2413,27 +4100,7 @@
                 <w:sz w:val="32"/>
                 <w:szCs w:val="40"/>
               </w:rPr>
-              <w:t>)</w:t>
-            </w:r>
-            <w:proofErr w:type="gramStart"/>
-            <w:r>
-              <w:rPr>
-                <w:rFonts w:ascii="BRH Devanagari Extra" w:hAnsi="BRH Devanagari Extra" w:cs="BRH Devanagari Extra"/>
-                <w:color w:val="000000"/>
-                <w:sz w:val="32"/>
-                <w:szCs w:val="40"/>
-              </w:rPr>
-              <w:t>-  EmÉþ</w:t>
-            </w:r>
-            <w:proofErr w:type="gramEnd"/>
-            <w:r>
-              <w:rPr>
-                <w:rFonts w:ascii="BRH Devanagari Extra" w:hAnsi="BRH Devanagari Extra" w:cs="BRH Devanagari Extra"/>
-                <w:color w:val="000000"/>
-                <w:sz w:val="32"/>
-                <w:szCs w:val="40"/>
-              </w:rPr>
-              <w:t xml:space="preserve"> | </w:t>
+              <w:t xml:space="preserve">)-  EmÉþ | </w:t>
             </w:r>
             <w:r>
               <w:rPr>
@@ -2719,17 +4386,7 @@
                 <w:sz w:val="32"/>
                 <w:szCs w:val="40"/>
               </w:rPr>
-              <w:t>)</w:t>
-            </w:r>
-            <w:proofErr w:type="gramStart"/>
-            <w:r>
-              <w:rPr>
-                <w:rFonts w:ascii="BRH Devanagari Extra" w:hAnsi="BRH Devanagari Extra" w:cs="BRH Devanagari Extra"/>
-                <w:color w:val="000000"/>
-                <w:sz w:val="32"/>
-                <w:szCs w:val="40"/>
-              </w:rPr>
-              <w:t xml:space="preserve">-  </w:t>
+              <w:t xml:space="preserve">)-  </w:t>
             </w:r>
             <w:r>
               <w:rPr>
@@ -2750,7 +4407,6 @@
               </w:rPr>
               <w:t>É</w:t>
             </w:r>
-            <w:proofErr w:type="gramEnd"/>
             <w:r>
               <w:rPr>
                 <w:rFonts w:ascii="BRH Malayalam Extra" w:hAnsi="BRH Malayalam Extra" w:cs="BRH Devanagari Extra"/>
@@ -3854,6 +5510,7 @@
                 <w:rFonts w:ascii="BRH Devanagari Extra" w:hAnsi="BRH Devanagari Extra" w:cs="BRH Devanagari Extra"/>
                 <w:sz w:val="32"/>
                 <w:szCs w:val="40"/>
+                <w:lang w:val="it-IT"/>
               </w:rPr>
             </w:pPr>
             <w:r>
@@ -3861,6 +5518,7 @@
                 <w:rFonts w:ascii="BRH Devanagari Extra" w:hAnsi="BRH Devanagari Extra" w:cs="BRH Devanagari Extra"/>
                 <w:sz w:val="32"/>
                 <w:szCs w:val="40"/>
+                <w:lang w:val="it-IT"/>
               </w:rPr>
               <w:t>AirÉþËU</w:t>
             </w:r>
@@ -3870,6 +5528,7 @@
                 <w:sz w:val="32"/>
                 <w:szCs w:val="40"/>
                 <w:highlight w:val="yellow"/>
+                <w:lang w:val="it-IT"/>
               </w:rPr>
               <w:t>crÉ</w:t>
             </w:r>
@@ -3877,14 +5536,16 @@
               <w:rPr>
                 <w:rFonts w:ascii="BRH Malayalam Extra" w:hAnsi="BRH Malayalam Extra" w:cs="BRH Devanagari Extra"/>
                 <w:szCs w:val="40"/>
-              </w:rPr>
-              <w:t>–</w:t>
-            </w:r>
-            <w:r>
-              <w:rPr>
-                <w:rFonts w:ascii="BRH Devanagari Extra" w:hAnsi="BRH Devanagari Extra" w:cs="BRH Devanagari Extra"/>
-                <w:sz w:val="32"/>
-                <w:szCs w:val="40"/>
+                <w:lang w:val="it-IT"/>
+              </w:rPr>
+              <w:t>–</w:t>
+            </w:r>
+            <w:r>
+              <w:rPr>
+                <w:rFonts w:ascii="BRH Devanagari Extra" w:hAnsi="BRH Devanagari Extra" w:cs="BRH Devanagari Extra"/>
+                <w:sz w:val="32"/>
+                <w:szCs w:val="40"/>
+                <w:lang w:val="it-IT"/>
               </w:rPr>
               <w:t xml:space="preserve">iÉÉ </w:t>
             </w:r>
@@ -3894,6 +5555,7 @@
                 <w:sz w:val="32"/>
                 <w:szCs w:val="40"/>
                 <w:highlight w:val="yellow"/>
+                <w:lang w:val="it-IT"/>
               </w:rPr>
               <w:t>ËU</w:t>
             </w:r>
@@ -3902,6 +5564,7 @@
                 <w:rFonts w:ascii="BRH Devanagari Extra" w:hAnsi="BRH Devanagari Extra" w:cs="BRH Devanagari Extra"/>
                 <w:sz w:val="32"/>
                 <w:szCs w:val="40"/>
+                <w:lang w:val="it-IT"/>
               </w:rPr>
               <w:t>þcrÉ</w:t>
             </w:r>
@@ -3909,14 +5572,16 @@
               <w:rPr>
                 <w:rFonts w:ascii="BRH Malayalam Extra" w:hAnsi="BRH Malayalam Extra" w:cs="BRH Devanagari Extra"/>
                 <w:szCs w:val="40"/>
-              </w:rPr>
-              <w:t>–</w:t>
-            </w:r>
-            <w:r>
-              <w:rPr>
-                <w:rFonts w:ascii="BRH Devanagari Extra" w:hAnsi="BRH Devanagari Extra" w:cs="BRH Devanagari Extra"/>
-                <w:sz w:val="32"/>
-                <w:szCs w:val="40"/>
+                <w:lang w:val="it-IT"/>
+              </w:rPr>
+              <w:t>–</w:t>
+            </w:r>
+            <w:r>
+              <w:rPr>
+                <w:rFonts w:ascii="BRH Devanagari Extra" w:hAnsi="BRH Devanagari Extra" w:cs="BRH Devanagari Extra"/>
+                <w:sz w:val="32"/>
+                <w:szCs w:val="40"/>
+                <w:lang w:val="it-IT"/>
               </w:rPr>
               <w:t>iÉÉ irÉirÉþËU</w:t>
             </w:r>
@@ -3926,6 +5591,7 @@
                 <w:sz w:val="32"/>
                 <w:szCs w:val="40"/>
                 <w:highlight w:val="yellow"/>
+                <w:lang w:val="it-IT"/>
               </w:rPr>
               <w:t>crÉ</w:t>
             </w:r>
@@ -3934,14 +5600,16 @@
                 <w:rFonts w:ascii="BRH Malayalam Extra" w:hAnsi="BRH Malayalam Extra" w:cs="BRH Devanagari Extra"/>
                 <w:szCs w:val="40"/>
                 <w:highlight w:val="yellow"/>
-              </w:rPr>
-              <w:t>–</w:t>
-            </w:r>
-            <w:r>
-              <w:rPr>
-                <w:rFonts w:ascii="BRH Devanagari Extra" w:hAnsi="BRH Devanagari Extra" w:cs="BRH Devanagari Extra"/>
-                <w:sz w:val="32"/>
-                <w:szCs w:val="40"/>
+                <w:lang w:val="it-IT"/>
+              </w:rPr>
+              <w:t>–</w:t>
+            </w:r>
+            <w:r>
+              <w:rPr>
+                <w:rFonts w:ascii="BRH Devanagari Extra" w:hAnsi="BRH Devanagari Extra" w:cs="BRH Devanagari Extra"/>
+                <w:sz w:val="32"/>
+                <w:szCs w:val="40"/>
+                <w:lang w:val="it-IT"/>
               </w:rPr>
               <w:t xml:space="preserve">iÉ | </w:t>
             </w:r>
@@ -4055,18 +5723,8 @@
                 <w:sz w:val="32"/>
                 <w:szCs w:val="40"/>
               </w:rPr>
-              <w:t>)</w:t>
-            </w:r>
-            <w:proofErr w:type="gramStart"/>
-            <w:r>
-              <w:rPr>
-                <w:rFonts w:ascii="BRH Devanagari Extra" w:hAnsi="BRH Devanagari Extra" w:cs="BRH Devanagari Extra"/>
-                <w:sz w:val="32"/>
-                <w:szCs w:val="40"/>
-              </w:rPr>
-              <w:t>-  A</w:t>
-            </w:r>
-            <w:proofErr w:type="gramEnd"/>
+              <w:t>)-  A</w:t>
+            </w:r>
             <w:r>
               <w:rPr>
                 <w:rFonts w:ascii="BRH Malayalam Extra" w:hAnsi="BRH Malayalam Extra" w:cs="BRH Devanagari Extra"/>
@@ -4385,25 +6043,7 @@
                 <w:sz w:val="32"/>
                 <w:szCs w:val="40"/>
               </w:rPr>
-              <w:t>)</w:t>
-            </w:r>
-            <w:proofErr w:type="gramStart"/>
-            <w:r>
-              <w:rPr>
-                <w:rFonts w:ascii="BRH Devanagari Extra" w:hAnsi="BRH Devanagari Extra" w:cs="BRH Devanagari Extra"/>
-                <w:sz w:val="32"/>
-                <w:szCs w:val="40"/>
-              </w:rPr>
-              <w:t>-  AÌiÉþ</w:t>
-            </w:r>
-            <w:proofErr w:type="gramEnd"/>
-            <w:r>
-              <w:rPr>
-                <w:rFonts w:ascii="BRH Devanagari Extra" w:hAnsi="BRH Devanagari Extra" w:cs="BRH Devanagari Extra"/>
-                <w:sz w:val="32"/>
-                <w:szCs w:val="40"/>
-              </w:rPr>
-              <w:t xml:space="preserve"> | A</w:t>
+              <w:t>)-  AÌiÉþ | A</w:t>
             </w:r>
             <w:r>
               <w:rPr>
@@ -4666,18 +6306,8 @@
                 <w:sz w:val="32"/>
                 <w:szCs w:val="40"/>
               </w:rPr>
-              <w:t>)</w:t>
-            </w:r>
-            <w:proofErr w:type="gramStart"/>
-            <w:r>
-              <w:rPr>
-                <w:rFonts w:ascii="BRH Devanagari Extra" w:hAnsi="BRH Devanagari Extra" w:cs="BRH Devanagari Extra"/>
-                <w:sz w:val="32"/>
-                <w:szCs w:val="40"/>
-              </w:rPr>
-              <w:t>-  A</w:t>
-            </w:r>
-            <w:proofErr w:type="gramEnd"/>
+              <w:t>)-  A</w:t>
+            </w:r>
             <w:r>
               <w:rPr>
                 <w:rFonts w:ascii="BRH Malayalam Extra" w:hAnsi="BRH Malayalam Extra" w:cs="BRH Devanagari Extra"/>
@@ -5013,27 +6643,7 @@
                 <w:sz w:val="32"/>
                 <w:szCs w:val="40"/>
               </w:rPr>
-              <w:t>)</w:t>
-            </w:r>
-            <w:proofErr w:type="gramStart"/>
-            <w:r>
-              <w:rPr>
-                <w:rFonts w:ascii="BRH Devanagari Extra" w:hAnsi="BRH Devanagari Extra" w:cs="BRH Devanagari Extra"/>
-                <w:color w:val="000000"/>
-                <w:sz w:val="32"/>
-                <w:szCs w:val="40"/>
-              </w:rPr>
-              <w:t>-  E</w:t>
-            </w:r>
-            <w:proofErr w:type="gramEnd"/>
-            <w:r>
-              <w:rPr>
-                <w:rFonts w:ascii="BRH Devanagari Extra" w:hAnsi="BRH Devanagari Extra" w:cs="BRH Devanagari Extra"/>
-                <w:color w:val="000000"/>
-                <w:sz w:val="32"/>
-                <w:szCs w:val="40"/>
-              </w:rPr>
-              <w:t>¨ÉþUE¨ÉUÈ | erÉÉrÉÉlÉçþ |</w:t>
+              <w:t>)-  E¨ÉþUE¨ÉUÈ | erÉÉrÉÉlÉçþ |</w:t>
             </w:r>
           </w:p>
           <w:p>
@@ -5621,27 +7231,7 @@
                 <w:sz w:val="32"/>
                 <w:szCs w:val="40"/>
               </w:rPr>
-              <w:t>)</w:t>
-            </w:r>
-            <w:proofErr w:type="gramStart"/>
-            <w:r>
-              <w:rPr>
-                <w:rFonts w:ascii="BRH Devanagari Extra" w:hAnsi="BRH Devanagari Extra" w:cs="BRH Devanagari Extra"/>
-                <w:color w:val="000000"/>
-                <w:sz w:val="32"/>
-                <w:szCs w:val="40"/>
-              </w:rPr>
-              <w:t>-  mÉëÌiÉþ</w:t>
-            </w:r>
-            <w:proofErr w:type="gramEnd"/>
-            <w:r>
-              <w:rPr>
-                <w:rFonts w:ascii="BRH Devanagari Extra" w:hAnsi="BRH Devanagari Extra" w:cs="BRH Devanagari Extra"/>
-                <w:color w:val="000000"/>
-                <w:sz w:val="32"/>
-                <w:szCs w:val="40"/>
-              </w:rPr>
-              <w:t xml:space="preserve"> | xÉÔ</w:t>
+              <w:t>)-  mÉëÌiÉþ | xÉÔ</w:t>
             </w:r>
             <w:r>
               <w:rPr>
@@ -5925,19 +7515,8 @@
                 <w:sz w:val="32"/>
                 <w:szCs w:val="40"/>
               </w:rPr>
-              <w:t>)</w:t>
-            </w:r>
-            <w:proofErr w:type="gramStart"/>
-            <w:r>
-              <w:rPr>
-                <w:rFonts w:ascii="BRH Devanagari Extra" w:hAnsi="BRH Devanagari Extra" w:cs="BRH Devanagari Extra"/>
-                <w:color w:val="000000"/>
-                <w:sz w:val="32"/>
-                <w:szCs w:val="40"/>
-              </w:rPr>
-              <w:t>-  xÉÔ</w:t>
-            </w:r>
-            <w:proofErr w:type="gramEnd"/>
+              <w:t>)-  xÉÔ</w:t>
+            </w:r>
             <w:r>
               <w:rPr>
                 <w:rFonts w:ascii="BRH Malayalam Extra" w:hAnsi="BRH Malayalam Extra" w:cs="BRH Devanagari Extra"/>
@@ -6265,19 +7844,8 @@
                 <w:sz w:val="32"/>
                 <w:szCs w:val="40"/>
               </w:rPr>
-              <w:t>)</w:t>
-            </w:r>
-            <w:proofErr w:type="gramStart"/>
-            <w:r>
-              <w:rPr>
-                <w:rFonts w:ascii="BRH Devanagari Extra" w:hAnsi="BRH Devanagari Extra" w:cs="BRH Devanagari Extra"/>
-                <w:color w:val="000000"/>
-                <w:sz w:val="32"/>
-                <w:szCs w:val="40"/>
-              </w:rPr>
-              <w:t>-  xÉÔ</w:t>
-            </w:r>
-            <w:proofErr w:type="gramEnd"/>
+              <w:t>)-  xÉÔ</w:t>
+            </w:r>
             <w:r>
               <w:rPr>
                 <w:rFonts w:ascii="BRH Malayalam Extra" w:hAnsi="BRH Malayalam Extra" w:cs="BRH Devanagari Extra"/>
@@ -9915,29 +11483,7 @@
           <w:szCs w:val="32"/>
           <w:u w:val="single"/>
         </w:rPr>
-        <w:t xml:space="preserve">TS Jatai – TS 2.3 </w:t>
-      </w:r>
-      <w:proofErr w:type="gramStart"/>
-      <w:r>
-        <w:rPr>
-          <w:b/>
-          <w:bCs/>
-          <w:sz w:val="32"/>
-          <w:szCs w:val="32"/>
-          <w:u w:val="single"/>
-        </w:rPr>
-        <w:t>Sanskrit  Corrections</w:t>
-      </w:r>
-      <w:proofErr w:type="gramEnd"/>
-      <w:r>
-        <w:rPr>
-          <w:b/>
-          <w:bCs/>
-          <w:sz w:val="32"/>
-          <w:szCs w:val="32"/>
-          <w:u w:val="single"/>
-        </w:rPr>
-        <w:t xml:space="preserve"> – prior to </w:t>
+        <w:t xml:space="preserve">TS Jatai – TS 2.3 Sanskrit  Corrections – prior to </w:t>
       </w:r>
       <w:r>
         <w:rPr>
@@ -10018,27 +11564,7 @@
           <w:sz w:val="28"/>
           <w:szCs w:val="32"/>
         </w:rPr>
-        <w:t>(</w:t>
-      </w:r>
-      <w:proofErr w:type="gramStart"/>
-      <w:r>
-        <w:rPr>
-          <w:b/>
-          <w:bCs/>
-          <w:sz w:val="28"/>
-          <w:szCs w:val="32"/>
-        </w:rPr>
-        <w:t>ignore</w:t>
-      </w:r>
-      <w:proofErr w:type="gramEnd"/>
-      <w:r>
-        <w:rPr>
-          <w:b/>
-          <w:bCs/>
-          <w:sz w:val="28"/>
-          <w:szCs w:val="32"/>
-        </w:rPr>
-        <w:t xml:space="preserve"> those which are already incorporated in your book’s version and date)</w:t>
+        <w:t>(ignore those which are already incorporated in your book’s version and date)</w:t>
       </w:r>
     </w:p>
     <w:tbl>
@@ -10250,7 +11776,7 @@
 </file>
 
 <file path=word/endnotes.xml><?xml version="1.0" encoding="utf-8"?>
-<w:endnotes xmlns:wpc="http://schemas.microsoft.com/office/word/2010/wordprocessingCanvas" xmlns:cx="http://schemas.microsoft.com/office/drawing/2014/chartex" xmlns:cx1="http://schemas.microsoft.com/office/drawing/2015/9/8/chartex" xmlns:cx2="http://schemas.microsoft.com/office/drawing/2015/10/21/chartex" xmlns:cx3="http://schemas.microsoft.com/office/drawing/2016/5/9/chartex" xmlns:cx4="http://schemas.microsoft.com/office/drawing/2016/5/10/chartex" xmlns:cx5="http://schemas.microsoft.com/office/drawing/2016/5/11/chartex" xmlns:cx6="http://schemas.microsoft.com/office/drawing/2016/5/12/chartex" xmlns:cx7="http://schemas.microsoft.com/office/drawing/2016/5/13/chartex" xmlns:cx8="http://schemas.microsoft.com/office/drawing/2016/5/14/chartex" xmlns:mc="http://schemas.openxmlformats.org/markup-compatibility/2006" xmlns:aink="http://schemas.microsoft.com/office/drawing/2016/ink" xmlns:am3d="http://schemas.microsoft.com/office/drawing/2017/model3d" xmlns:o="urn:schemas-microsoft-com:office:office" xmlns:oel="http://schemas.microsoft.com/office/2019/extlst" xmlns:r="http://schemas.openxmlformats.org/officeDocument/2006/relationships" xmlns:m="http://schemas.openxmlformats.org/officeDocument/2006/math" xmlns:v="urn:schemas-microsoft-com:vml" xmlns:wp14="http://schemas.microsoft.com/office/word/2010/wordprocessingDrawing" xmlns:wp="http://schemas.openxmlformats.org/drawingml/2006/wordprocessingDrawing" xmlns:w10="urn:schemas-microsoft-com:office:word" xmlns:w="http://schemas.openxmlformats.org/wordprocessingml/2006/main" xmlns:w14="http://schemas.microsoft.com/office/word/2010/wordml" xmlns:w15="http://schemas.microsoft.com/office/word/2012/wordml" xmlns:w16cex="http://schemas.microsoft.com/office/word/2018/wordml/cex" xmlns:w16cid="http://schemas.microsoft.com/office/word/2016/wordml/cid" xmlns:w16="http://schemas.microsoft.com/office/word/2018/wordml" xmlns:w16sdtdh="http://schemas.microsoft.com/office/word/2020/wordml/sdtdatahash" xmlns:w16se="http://schemas.microsoft.com/office/word/2015/wordml/symex" xmlns:wpg="http://schemas.microsoft.com/office/word/2010/wordprocessingGroup" xmlns:wpi="http://schemas.microsoft.com/office/word/2010/wordprocessingInk" xmlns:wne="http://schemas.microsoft.com/office/word/2006/wordml" xmlns:wps="http://schemas.microsoft.com/office/word/2010/wordprocessingShape" mc:Ignorable="w14 w15 w16se w16cid w16 w16cex w16sdtdh wp14">
+<w:endnotes xmlns:wpc="http://schemas.microsoft.com/office/word/2010/wordprocessingCanvas" xmlns:cx="http://schemas.microsoft.com/office/drawing/2014/chartex" xmlns:cx1="http://schemas.microsoft.com/office/drawing/2015/9/8/chartex" xmlns:cx2="http://schemas.microsoft.com/office/drawing/2015/10/21/chartex" xmlns:cx3="http://schemas.microsoft.com/office/drawing/2016/5/9/chartex" xmlns:cx4="http://schemas.microsoft.com/office/drawing/2016/5/10/chartex" xmlns:cx5="http://schemas.microsoft.com/office/drawing/2016/5/11/chartex" xmlns:cx6="http://schemas.microsoft.com/office/drawing/2016/5/12/chartex" xmlns:cx7="http://schemas.microsoft.com/office/drawing/2016/5/13/chartex" xmlns:cx8="http://schemas.microsoft.com/office/drawing/2016/5/14/chartex" xmlns:mc="http://schemas.openxmlformats.org/markup-compatibility/2006" xmlns:aink="http://schemas.microsoft.com/office/drawing/2016/ink" xmlns:am3d="http://schemas.microsoft.com/office/drawing/2017/model3d" xmlns:o="urn:schemas-microsoft-com:office:office" xmlns:oel="http://schemas.microsoft.com/office/2019/extlst" xmlns:r="http://schemas.openxmlformats.org/officeDocument/2006/relationships" xmlns:m="http://schemas.openxmlformats.org/officeDocument/2006/math" xmlns:v="urn:schemas-microsoft-com:vml" xmlns:wp14="http://schemas.microsoft.com/office/word/2010/wordprocessingDrawing" xmlns:wp="http://schemas.openxmlformats.org/drawingml/2006/wordprocessingDrawing" xmlns:w10="urn:schemas-microsoft-com:office:word" xmlns:w="http://schemas.openxmlformats.org/wordprocessingml/2006/main" xmlns:w14="http://schemas.microsoft.com/office/word/2010/wordml" xmlns:w15="http://schemas.microsoft.com/office/word/2012/wordml" xmlns:w16cex="http://schemas.microsoft.com/office/word/2018/wordml/cex" xmlns:w16cid="http://schemas.microsoft.com/office/word/2016/wordml/cid" xmlns:w16="http://schemas.microsoft.com/office/word/2018/wordml" xmlns:w16du="http://schemas.microsoft.com/office/word/2023/wordml/word16du" xmlns:w16sdtdh="http://schemas.microsoft.com/office/word/2020/wordml/sdtdatahash" xmlns:w16sdtfl="http://schemas.microsoft.com/office/word/2024/wordml/sdtformatlock" xmlns:w16se="http://schemas.microsoft.com/office/word/2015/wordml/symex" xmlns:wpg="http://schemas.microsoft.com/office/word/2010/wordprocessingGroup" xmlns:wpi="http://schemas.microsoft.com/office/word/2010/wordprocessingInk" xmlns:wne="http://schemas.microsoft.com/office/word/2006/wordml" xmlns:wps="http://schemas.microsoft.com/office/word/2010/wordprocessingShape" mc:Ignorable="w14 w15 w16se w16cid w16 w16cex w16sdtdh w16sdtfl w16du wp14">
   <w:endnote w:type="separator" w:id="-1">
     <w:p>
       <w:pPr>
@@ -10275,7 +11801,7 @@
 </file>
 
 <file path=word/footer1.xml><?xml version="1.0" encoding="utf-8"?>
-<w:ftr xmlns:wpc="http://schemas.microsoft.com/office/word/2010/wordprocessingCanvas" xmlns:cx="http://schemas.microsoft.com/office/drawing/2014/chartex" xmlns:cx1="http://schemas.microsoft.com/office/drawing/2015/9/8/chartex" xmlns:cx2="http://schemas.microsoft.com/office/drawing/2015/10/21/chartex" xmlns:cx3="http://schemas.microsoft.com/office/drawing/2016/5/9/chartex" xmlns:cx4="http://schemas.microsoft.com/office/drawing/2016/5/10/chartex" xmlns:cx5="http://schemas.microsoft.com/office/drawing/2016/5/11/chartex" xmlns:cx6="http://schemas.microsoft.com/office/drawing/2016/5/12/chartex" xmlns:cx7="http://schemas.microsoft.com/office/drawing/2016/5/13/chartex" xmlns:cx8="http://schemas.microsoft.com/office/drawing/2016/5/14/chartex" xmlns:mc="http://schemas.openxmlformats.org/markup-compatibility/2006" xmlns:aink="http://schemas.microsoft.com/office/drawing/2016/ink" xmlns:am3d="http://schemas.microsoft.com/office/drawing/2017/model3d" xmlns:o="urn:schemas-microsoft-com:office:office" xmlns:oel="http://schemas.microsoft.com/office/2019/extlst" xmlns:r="http://schemas.openxmlformats.org/officeDocument/2006/relationships" xmlns:m="http://schemas.openxmlformats.org/officeDocument/2006/math" xmlns:v="urn:schemas-microsoft-com:vml" xmlns:wp14="http://schemas.microsoft.com/office/word/2010/wordprocessingDrawing" xmlns:wp="http://schemas.openxmlformats.org/drawingml/2006/wordprocessingDrawing" xmlns:w10="urn:schemas-microsoft-com:office:word" xmlns:w="http://schemas.openxmlformats.org/wordprocessingml/2006/main" xmlns:w14="http://schemas.microsoft.com/office/word/2010/wordml" xmlns:w15="http://schemas.microsoft.com/office/word/2012/wordml" xmlns:w16cex="http://schemas.microsoft.com/office/word/2018/wordml/cex" xmlns:w16cid="http://schemas.microsoft.com/office/word/2016/wordml/cid" xmlns:w16="http://schemas.microsoft.com/office/word/2018/wordml" xmlns:w16sdtdh="http://schemas.microsoft.com/office/word/2020/wordml/sdtdatahash" xmlns:w16se="http://schemas.microsoft.com/office/word/2015/wordml/symex" xmlns:wpg="http://schemas.microsoft.com/office/word/2010/wordprocessingGroup" xmlns:wpi="http://schemas.microsoft.com/office/word/2010/wordprocessingInk" xmlns:wne="http://schemas.microsoft.com/office/word/2006/wordml" xmlns:wps="http://schemas.microsoft.com/office/word/2010/wordprocessingShape" mc:Ignorable="w14 w15 w16se w16cid w16 w16cex w16sdtdh wp14">
+<w:ftr xmlns:wpc="http://schemas.microsoft.com/office/word/2010/wordprocessingCanvas" xmlns:cx="http://schemas.microsoft.com/office/drawing/2014/chartex" xmlns:cx1="http://schemas.microsoft.com/office/drawing/2015/9/8/chartex" xmlns:cx2="http://schemas.microsoft.com/office/drawing/2015/10/21/chartex" xmlns:cx3="http://schemas.microsoft.com/office/drawing/2016/5/9/chartex" xmlns:cx4="http://schemas.microsoft.com/office/drawing/2016/5/10/chartex" xmlns:cx5="http://schemas.microsoft.com/office/drawing/2016/5/11/chartex" xmlns:cx6="http://schemas.microsoft.com/office/drawing/2016/5/12/chartex" xmlns:cx7="http://schemas.microsoft.com/office/drawing/2016/5/13/chartex" xmlns:cx8="http://schemas.microsoft.com/office/drawing/2016/5/14/chartex" xmlns:mc="http://schemas.openxmlformats.org/markup-compatibility/2006" xmlns:aink="http://schemas.microsoft.com/office/drawing/2016/ink" xmlns:am3d="http://schemas.microsoft.com/office/drawing/2017/model3d" xmlns:o="urn:schemas-microsoft-com:office:office" xmlns:oel="http://schemas.microsoft.com/office/2019/extlst" xmlns:r="http://schemas.openxmlformats.org/officeDocument/2006/relationships" xmlns:m="http://schemas.openxmlformats.org/officeDocument/2006/math" xmlns:v="urn:schemas-microsoft-com:vml" xmlns:wp14="http://schemas.microsoft.com/office/word/2010/wordprocessingDrawing" xmlns:wp="http://schemas.openxmlformats.org/drawingml/2006/wordprocessingDrawing" xmlns:w10="urn:schemas-microsoft-com:office:word" xmlns:w="http://schemas.openxmlformats.org/wordprocessingml/2006/main" xmlns:w14="http://schemas.microsoft.com/office/word/2010/wordml" xmlns:w15="http://schemas.microsoft.com/office/word/2012/wordml" xmlns:w16cex="http://schemas.microsoft.com/office/word/2018/wordml/cex" xmlns:w16cid="http://schemas.microsoft.com/office/word/2016/wordml/cid" xmlns:w16="http://schemas.microsoft.com/office/word/2018/wordml" xmlns:w16du="http://schemas.microsoft.com/office/word/2023/wordml/word16du" xmlns:w16sdtdh="http://schemas.microsoft.com/office/word/2020/wordml/sdtdatahash" xmlns:w16sdtfl="http://schemas.microsoft.com/office/word/2024/wordml/sdtformatlock" xmlns:w16se="http://schemas.microsoft.com/office/word/2015/wordml/symex" xmlns:wpg="http://schemas.microsoft.com/office/word/2010/wordprocessingGroup" xmlns:wpi="http://schemas.microsoft.com/office/word/2010/wordprocessingInk" xmlns:wne="http://schemas.microsoft.com/office/word/2006/wordml" xmlns:wps="http://schemas.microsoft.com/office/word/2010/wordprocessingShape" mc:Ignorable="w14 w15 w16se w16cid w16 w16cex w16sdtdh w16sdtfl w16du wp14">
   <w:p>
     <w:pPr>
       <w:pBdr>
@@ -10460,7 +11986,7 @@
 </file>
 
 <file path=word/footer2.xml><?xml version="1.0" encoding="utf-8"?>
-<w:ftr xmlns:wpc="http://schemas.microsoft.com/office/word/2010/wordprocessingCanvas" xmlns:cx="http://schemas.microsoft.com/office/drawing/2014/chartex" xmlns:cx1="http://schemas.microsoft.com/office/drawing/2015/9/8/chartex" xmlns:cx2="http://schemas.microsoft.com/office/drawing/2015/10/21/chartex" xmlns:cx3="http://schemas.microsoft.com/office/drawing/2016/5/9/chartex" xmlns:cx4="http://schemas.microsoft.com/office/drawing/2016/5/10/chartex" xmlns:cx5="http://schemas.microsoft.com/office/drawing/2016/5/11/chartex" xmlns:cx6="http://schemas.microsoft.com/office/drawing/2016/5/12/chartex" xmlns:cx7="http://schemas.microsoft.com/office/drawing/2016/5/13/chartex" xmlns:cx8="http://schemas.microsoft.com/office/drawing/2016/5/14/chartex" xmlns:mc="http://schemas.openxmlformats.org/markup-compatibility/2006" xmlns:aink="http://schemas.microsoft.com/office/drawing/2016/ink" xmlns:am3d="http://schemas.microsoft.com/office/drawing/2017/model3d" xmlns:o="urn:schemas-microsoft-com:office:office" xmlns:oel="http://schemas.microsoft.com/office/2019/extlst" xmlns:r="http://schemas.openxmlformats.org/officeDocument/2006/relationships" xmlns:m="http://schemas.openxmlformats.org/officeDocument/2006/math" xmlns:v="urn:schemas-microsoft-com:vml" xmlns:wp14="http://schemas.microsoft.com/office/word/2010/wordprocessingDrawing" xmlns:wp="http://schemas.openxmlformats.org/drawingml/2006/wordprocessingDrawing" xmlns:w10="urn:schemas-microsoft-com:office:word" xmlns:w="http://schemas.openxmlformats.org/wordprocessingml/2006/main" xmlns:w14="http://schemas.microsoft.com/office/word/2010/wordml" xmlns:w15="http://schemas.microsoft.com/office/word/2012/wordml" xmlns:w16cex="http://schemas.microsoft.com/office/word/2018/wordml/cex" xmlns:w16cid="http://schemas.microsoft.com/office/word/2016/wordml/cid" xmlns:w16="http://schemas.microsoft.com/office/word/2018/wordml" xmlns:w16sdtdh="http://schemas.microsoft.com/office/word/2020/wordml/sdtdatahash" xmlns:w16se="http://schemas.microsoft.com/office/word/2015/wordml/symex" xmlns:wpg="http://schemas.microsoft.com/office/word/2010/wordprocessingGroup" xmlns:wpi="http://schemas.microsoft.com/office/word/2010/wordprocessingInk" xmlns:wne="http://schemas.microsoft.com/office/word/2006/wordml" xmlns:wps="http://schemas.microsoft.com/office/word/2010/wordprocessingShape" mc:Ignorable="w14 w15 w16se w16cid w16 w16cex w16sdtdh wp14">
+<w:ftr xmlns:wpc="http://schemas.microsoft.com/office/word/2010/wordprocessingCanvas" xmlns:cx="http://schemas.microsoft.com/office/drawing/2014/chartex" xmlns:cx1="http://schemas.microsoft.com/office/drawing/2015/9/8/chartex" xmlns:cx2="http://schemas.microsoft.com/office/drawing/2015/10/21/chartex" xmlns:cx3="http://schemas.microsoft.com/office/drawing/2016/5/9/chartex" xmlns:cx4="http://schemas.microsoft.com/office/drawing/2016/5/10/chartex" xmlns:cx5="http://schemas.microsoft.com/office/drawing/2016/5/11/chartex" xmlns:cx6="http://schemas.microsoft.com/office/drawing/2016/5/12/chartex" xmlns:cx7="http://schemas.microsoft.com/office/drawing/2016/5/13/chartex" xmlns:cx8="http://schemas.microsoft.com/office/drawing/2016/5/14/chartex" xmlns:mc="http://schemas.openxmlformats.org/markup-compatibility/2006" xmlns:aink="http://schemas.microsoft.com/office/drawing/2016/ink" xmlns:am3d="http://schemas.microsoft.com/office/drawing/2017/model3d" xmlns:o="urn:schemas-microsoft-com:office:office" xmlns:oel="http://schemas.microsoft.com/office/2019/extlst" xmlns:r="http://schemas.openxmlformats.org/officeDocument/2006/relationships" xmlns:m="http://schemas.openxmlformats.org/officeDocument/2006/math" xmlns:v="urn:schemas-microsoft-com:vml" xmlns:wp14="http://schemas.microsoft.com/office/word/2010/wordprocessingDrawing" xmlns:wp="http://schemas.openxmlformats.org/drawingml/2006/wordprocessingDrawing" xmlns:w10="urn:schemas-microsoft-com:office:word" xmlns:w="http://schemas.openxmlformats.org/wordprocessingml/2006/main" xmlns:w14="http://schemas.microsoft.com/office/word/2010/wordml" xmlns:w15="http://schemas.microsoft.com/office/word/2012/wordml" xmlns:w16cex="http://schemas.microsoft.com/office/word/2018/wordml/cex" xmlns:w16cid="http://schemas.microsoft.com/office/word/2016/wordml/cid" xmlns:w16="http://schemas.microsoft.com/office/word/2018/wordml" xmlns:w16du="http://schemas.microsoft.com/office/word/2023/wordml/word16du" xmlns:w16sdtdh="http://schemas.microsoft.com/office/word/2020/wordml/sdtdatahash" xmlns:w16sdtfl="http://schemas.microsoft.com/office/word/2024/wordml/sdtformatlock" xmlns:w16se="http://schemas.microsoft.com/office/word/2015/wordml/symex" xmlns:wpg="http://schemas.microsoft.com/office/word/2010/wordprocessingGroup" xmlns:wpi="http://schemas.microsoft.com/office/word/2010/wordprocessingInk" xmlns:wne="http://schemas.microsoft.com/office/word/2006/wordml" xmlns:wps="http://schemas.microsoft.com/office/word/2010/wordprocessingShape" mc:Ignorable="w14 w15 w16se w16cid w16 w16cex w16sdtdh w16sdtfl w16du wp14">
   <w:p>
     <w:pPr>
       <w:pBdr>
@@ -10666,7 +12192,7 @@
 </file>
 
 <file path=word/footer3.xml><?xml version="1.0" encoding="utf-8"?>
-<w:ftr xmlns:wpc="http://schemas.microsoft.com/office/word/2010/wordprocessingCanvas" xmlns:cx="http://schemas.microsoft.com/office/drawing/2014/chartex" xmlns:cx1="http://schemas.microsoft.com/office/drawing/2015/9/8/chartex" xmlns:cx2="http://schemas.microsoft.com/office/drawing/2015/10/21/chartex" xmlns:cx3="http://schemas.microsoft.com/office/drawing/2016/5/9/chartex" xmlns:cx4="http://schemas.microsoft.com/office/drawing/2016/5/10/chartex" xmlns:cx5="http://schemas.microsoft.com/office/drawing/2016/5/11/chartex" xmlns:cx6="http://schemas.microsoft.com/office/drawing/2016/5/12/chartex" xmlns:cx7="http://schemas.microsoft.com/office/drawing/2016/5/13/chartex" xmlns:cx8="http://schemas.microsoft.com/office/drawing/2016/5/14/chartex" xmlns:mc="http://schemas.openxmlformats.org/markup-compatibility/2006" xmlns:aink="http://schemas.microsoft.com/office/drawing/2016/ink" xmlns:am3d="http://schemas.microsoft.com/office/drawing/2017/model3d" xmlns:o="urn:schemas-microsoft-com:office:office" xmlns:oel="http://schemas.microsoft.com/office/2019/extlst" xmlns:r="http://schemas.openxmlformats.org/officeDocument/2006/relationships" xmlns:m="http://schemas.openxmlformats.org/officeDocument/2006/math" xmlns:v="urn:schemas-microsoft-com:vml" xmlns:wp14="http://schemas.microsoft.com/office/word/2010/wordprocessingDrawing" xmlns:wp="http://schemas.openxmlformats.org/drawingml/2006/wordprocessingDrawing" xmlns:w10="urn:schemas-microsoft-com:office:word" xmlns:w="http://schemas.openxmlformats.org/wordprocessingml/2006/main" xmlns:w14="http://schemas.microsoft.com/office/word/2010/wordml" xmlns:w15="http://schemas.microsoft.com/office/word/2012/wordml" xmlns:w16cex="http://schemas.microsoft.com/office/word/2018/wordml/cex" xmlns:w16cid="http://schemas.microsoft.com/office/word/2016/wordml/cid" xmlns:w16="http://schemas.microsoft.com/office/word/2018/wordml" xmlns:w16sdtdh="http://schemas.microsoft.com/office/word/2020/wordml/sdtdatahash" xmlns:w16se="http://schemas.microsoft.com/office/word/2015/wordml/symex" xmlns:wpg="http://schemas.microsoft.com/office/word/2010/wordprocessingGroup" xmlns:wpi="http://schemas.microsoft.com/office/word/2010/wordprocessingInk" xmlns:wne="http://schemas.microsoft.com/office/word/2006/wordml" xmlns:wps="http://schemas.microsoft.com/office/word/2010/wordprocessingShape" mc:Ignorable="w14 w15 w16se w16cid w16 w16cex w16sdtdh wp14">
+<w:ftr xmlns:wpc="http://schemas.microsoft.com/office/word/2010/wordprocessingCanvas" xmlns:cx="http://schemas.microsoft.com/office/drawing/2014/chartex" xmlns:cx1="http://schemas.microsoft.com/office/drawing/2015/9/8/chartex" xmlns:cx2="http://schemas.microsoft.com/office/drawing/2015/10/21/chartex" xmlns:cx3="http://schemas.microsoft.com/office/drawing/2016/5/9/chartex" xmlns:cx4="http://schemas.microsoft.com/office/drawing/2016/5/10/chartex" xmlns:cx5="http://schemas.microsoft.com/office/drawing/2016/5/11/chartex" xmlns:cx6="http://schemas.microsoft.com/office/drawing/2016/5/12/chartex" xmlns:cx7="http://schemas.microsoft.com/office/drawing/2016/5/13/chartex" xmlns:cx8="http://schemas.microsoft.com/office/drawing/2016/5/14/chartex" xmlns:mc="http://schemas.openxmlformats.org/markup-compatibility/2006" xmlns:aink="http://schemas.microsoft.com/office/drawing/2016/ink" xmlns:am3d="http://schemas.microsoft.com/office/drawing/2017/model3d" xmlns:o="urn:schemas-microsoft-com:office:office" xmlns:oel="http://schemas.microsoft.com/office/2019/extlst" xmlns:r="http://schemas.openxmlformats.org/officeDocument/2006/relationships" xmlns:m="http://schemas.openxmlformats.org/officeDocument/2006/math" xmlns:v="urn:schemas-microsoft-com:vml" xmlns:wp14="http://schemas.microsoft.com/office/word/2010/wordprocessingDrawing" xmlns:wp="http://schemas.openxmlformats.org/drawingml/2006/wordprocessingDrawing" xmlns:w10="urn:schemas-microsoft-com:office:word" xmlns:w="http://schemas.openxmlformats.org/wordprocessingml/2006/main" xmlns:w14="http://schemas.microsoft.com/office/word/2010/wordml" xmlns:w15="http://schemas.microsoft.com/office/word/2012/wordml" xmlns:w16cex="http://schemas.microsoft.com/office/word/2018/wordml/cex" xmlns:w16cid="http://schemas.microsoft.com/office/word/2016/wordml/cid" xmlns:w16="http://schemas.microsoft.com/office/word/2018/wordml" xmlns:w16du="http://schemas.microsoft.com/office/word/2023/wordml/word16du" xmlns:w16sdtdh="http://schemas.microsoft.com/office/word/2020/wordml/sdtdatahash" xmlns:w16sdtfl="http://schemas.microsoft.com/office/word/2024/wordml/sdtformatlock" xmlns:w16se="http://schemas.microsoft.com/office/word/2015/wordml/symex" xmlns:wpg="http://schemas.microsoft.com/office/word/2010/wordprocessingGroup" xmlns:wpi="http://schemas.microsoft.com/office/word/2010/wordprocessingInk" xmlns:wne="http://schemas.microsoft.com/office/word/2006/wordml" xmlns:wps="http://schemas.microsoft.com/office/word/2010/wordprocessingShape" mc:Ignorable="w14 w15 w16se w16cid w16 w16cex w16sdtdh w16sdtfl w16du wp14">
   <w:p>
     <w:pPr>
       <w:pStyle w:val="Footer"/>
@@ -10676,7 +12202,7 @@
 </file>
 
 <file path=word/footnotes.xml><?xml version="1.0" encoding="utf-8"?>
-<w:footnotes xmlns:wpc="http://schemas.microsoft.com/office/word/2010/wordprocessingCanvas" xmlns:cx="http://schemas.microsoft.com/office/drawing/2014/chartex" xmlns:cx1="http://schemas.microsoft.com/office/drawing/2015/9/8/chartex" xmlns:cx2="http://schemas.microsoft.com/office/drawing/2015/10/21/chartex" xmlns:cx3="http://schemas.microsoft.com/office/drawing/2016/5/9/chartex" xmlns:cx4="http://schemas.microsoft.com/office/drawing/2016/5/10/chartex" xmlns:cx5="http://schemas.microsoft.com/office/drawing/2016/5/11/chartex" xmlns:cx6="http://schemas.microsoft.com/office/drawing/2016/5/12/chartex" xmlns:cx7="http://schemas.microsoft.com/office/drawing/2016/5/13/chartex" xmlns:cx8="http://schemas.microsoft.com/office/drawing/2016/5/14/chartex" xmlns:mc="http://schemas.openxmlformats.org/markup-compatibility/2006" xmlns:aink="http://schemas.microsoft.com/office/drawing/2016/ink" xmlns:am3d="http://schemas.microsoft.com/office/drawing/2017/model3d" xmlns:o="urn:schemas-microsoft-com:office:office" xmlns:oel="http://schemas.microsoft.com/office/2019/extlst" xmlns:r="http://schemas.openxmlformats.org/officeDocument/2006/relationships" xmlns:m="http://schemas.openxmlformats.org/officeDocument/2006/math" xmlns:v="urn:schemas-microsoft-com:vml" xmlns:wp14="http://schemas.microsoft.com/office/word/2010/wordprocessingDrawing" xmlns:wp="http://schemas.openxmlformats.org/drawingml/2006/wordprocessingDrawing" xmlns:w10="urn:schemas-microsoft-com:office:word" xmlns:w="http://schemas.openxmlformats.org/wordprocessingml/2006/main" xmlns:w14="http://schemas.microsoft.com/office/word/2010/wordml" xmlns:w15="http://schemas.microsoft.com/office/word/2012/wordml" xmlns:w16cex="http://schemas.microsoft.com/office/word/2018/wordml/cex" xmlns:w16cid="http://schemas.microsoft.com/office/word/2016/wordml/cid" xmlns:w16="http://schemas.microsoft.com/office/word/2018/wordml" xmlns:w16sdtdh="http://schemas.microsoft.com/office/word/2020/wordml/sdtdatahash" xmlns:w16se="http://schemas.microsoft.com/office/word/2015/wordml/symex" xmlns:wpg="http://schemas.microsoft.com/office/word/2010/wordprocessingGroup" xmlns:wpi="http://schemas.microsoft.com/office/word/2010/wordprocessingInk" xmlns:wne="http://schemas.microsoft.com/office/word/2006/wordml" xmlns:wps="http://schemas.microsoft.com/office/word/2010/wordprocessingShape" mc:Ignorable="w14 w15 w16se w16cid w16 w16cex w16sdtdh wp14">
+<w:footnotes xmlns:wpc="http://schemas.microsoft.com/office/word/2010/wordprocessingCanvas" xmlns:cx="http://schemas.microsoft.com/office/drawing/2014/chartex" xmlns:cx1="http://schemas.microsoft.com/office/drawing/2015/9/8/chartex" xmlns:cx2="http://schemas.microsoft.com/office/drawing/2015/10/21/chartex" xmlns:cx3="http://schemas.microsoft.com/office/drawing/2016/5/9/chartex" xmlns:cx4="http://schemas.microsoft.com/office/drawing/2016/5/10/chartex" xmlns:cx5="http://schemas.microsoft.com/office/drawing/2016/5/11/chartex" xmlns:cx6="http://schemas.microsoft.com/office/drawing/2016/5/12/chartex" xmlns:cx7="http://schemas.microsoft.com/office/drawing/2016/5/13/chartex" xmlns:cx8="http://schemas.microsoft.com/office/drawing/2016/5/14/chartex" xmlns:mc="http://schemas.openxmlformats.org/markup-compatibility/2006" xmlns:aink="http://schemas.microsoft.com/office/drawing/2016/ink" xmlns:am3d="http://schemas.microsoft.com/office/drawing/2017/model3d" xmlns:o="urn:schemas-microsoft-com:office:office" xmlns:oel="http://schemas.microsoft.com/office/2019/extlst" xmlns:r="http://schemas.openxmlformats.org/officeDocument/2006/relationships" xmlns:m="http://schemas.openxmlformats.org/officeDocument/2006/math" xmlns:v="urn:schemas-microsoft-com:vml" xmlns:wp14="http://schemas.microsoft.com/office/word/2010/wordprocessingDrawing" xmlns:wp="http://schemas.openxmlformats.org/drawingml/2006/wordprocessingDrawing" xmlns:w10="urn:schemas-microsoft-com:office:word" xmlns:w="http://schemas.openxmlformats.org/wordprocessingml/2006/main" xmlns:w14="http://schemas.microsoft.com/office/word/2010/wordml" xmlns:w15="http://schemas.microsoft.com/office/word/2012/wordml" xmlns:w16cex="http://schemas.microsoft.com/office/word/2018/wordml/cex" xmlns:w16cid="http://schemas.microsoft.com/office/word/2016/wordml/cid" xmlns:w16="http://schemas.microsoft.com/office/word/2018/wordml" xmlns:w16du="http://schemas.microsoft.com/office/word/2023/wordml/word16du" xmlns:w16sdtdh="http://schemas.microsoft.com/office/word/2020/wordml/sdtdatahash" xmlns:w16sdtfl="http://schemas.microsoft.com/office/word/2024/wordml/sdtformatlock" xmlns:w16se="http://schemas.microsoft.com/office/word/2015/wordml/symex" xmlns:wpg="http://schemas.microsoft.com/office/word/2010/wordprocessingGroup" xmlns:wpi="http://schemas.microsoft.com/office/word/2010/wordprocessingInk" xmlns:wne="http://schemas.microsoft.com/office/word/2006/wordml" xmlns:wps="http://schemas.microsoft.com/office/word/2010/wordprocessingShape" mc:Ignorable="w14 w15 w16se w16cid w16 w16cex w16sdtdh w16sdtfl w16du wp14">
   <w:footnote w:type="separator" w:id="-1">
     <w:p>
       <w:pPr>
@@ -10701,7 +12227,7 @@
 </file>
 
 <file path=word/header1.xml><?xml version="1.0" encoding="utf-8"?>
-<w:hdr xmlns:wpc="http://schemas.microsoft.com/office/word/2010/wordprocessingCanvas" xmlns:cx="http://schemas.microsoft.com/office/drawing/2014/chartex" xmlns:cx1="http://schemas.microsoft.com/office/drawing/2015/9/8/chartex" xmlns:cx2="http://schemas.microsoft.com/office/drawing/2015/10/21/chartex" xmlns:cx3="http://schemas.microsoft.com/office/drawing/2016/5/9/chartex" xmlns:cx4="http://schemas.microsoft.com/office/drawing/2016/5/10/chartex" xmlns:cx5="http://schemas.microsoft.com/office/drawing/2016/5/11/chartex" xmlns:cx6="http://schemas.microsoft.com/office/drawing/2016/5/12/chartex" xmlns:cx7="http://schemas.microsoft.com/office/drawing/2016/5/13/chartex" xmlns:cx8="http://schemas.microsoft.com/office/drawing/2016/5/14/chartex" xmlns:mc="http://schemas.openxmlformats.org/markup-compatibility/2006" xmlns:aink="http://schemas.microsoft.com/office/drawing/2016/ink" xmlns:am3d="http://schemas.microsoft.com/office/drawing/2017/model3d" xmlns:o="urn:schemas-microsoft-com:office:office" xmlns:oel="http://schemas.microsoft.com/office/2019/extlst" xmlns:r="http://schemas.openxmlformats.org/officeDocument/2006/relationships" xmlns:m="http://schemas.openxmlformats.org/officeDocument/2006/math" xmlns:v="urn:schemas-microsoft-com:vml" xmlns:wp14="http://schemas.microsoft.com/office/word/2010/wordprocessingDrawing" xmlns:wp="http://schemas.openxmlformats.org/drawingml/2006/wordprocessingDrawing" xmlns:w10="urn:schemas-microsoft-com:office:word" xmlns:w="http://schemas.openxmlformats.org/wordprocessingml/2006/main" xmlns:w14="http://schemas.microsoft.com/office/word/2010/wordml" xmlns:w15="http://schemas.microsoft.com/office/word/2012/wordml" xmlns:w16cex="http://schemas.microsoft.com/office/word/2018/wordml/cex" xmlns:w16cid="http://schemas.microsoft.com/office/word/2016/wordml/cid" xmlns:w16="http://schemas.microsoft.com/office/word/2018/wordml" xmlns:w16sdtdh="http://schemas.microsoft.com/office/word/2020/wordml/sdtdatahash" xmlns:w16se="http://schemas.microsoft.com/office/word/2015/wordml/symex" xmlns:wpg="http://schemas.microsoft.com/office/word/2010/wordprocessingGroup" xmlns:wpi="http://schemas.microsoft.com/office/word/2010/wordprocessingInk" xmlns:wne="http://schemas.microsoft.com/office/word/2006/wordml" xmlns:wps="http://schemas.microsoft.com/office/word/2010/wordprocessingShape" mc:Ignorable="w14 w15 w16se w16cid w16 w16cex w16sdtdh wp14">
+<w:hdr xmlns:wpc="http://schemas.microsoft.com/office/word/2010/wordprocessingCanvas" xmlns:cx="http://schemas.microsoft.com/office/drawing/2014/chartex" xmlns:cx1="http://schemas.microsoft.com/office/drawing/2015/9/8/chartex" xmlns:cx2="http://schemas.microsoft.com/office/drawing/2015/10/21/chartex" xmlns:cx3="http://schemas.microsoft.com/office/drawing/2016/5/9/chartex" xmlns:cx4="http://schemas.microsoft.com/office/drawing/2016/5/10/chartex" xmlns:cx5="http://schemas.microsoft.com/office/drawing/2016/5/11/chartex" xmlns:cx6="http://schemas.microsoft.com/office/drawing/2016/5/12/chartex" xmlns:cx7="http://schemas.microsoft.com/office/drawing/2016/5/13/chartex" xmlns:cx8="http://schemas.microsoft.com/office/drawing/2016/5/14/chartex" xmlns:mc="http://schemas.openxmlformats.org/markup-compatibility/2006" xmlns:aink="http://schemas.microsoft.com/office/drawing/2016/ink" xmlns:am3d="http://schemas.microsoft.com/office/drawing/2017/model3d" xmlns:o="urn:schemas-microsoft-com:office:office" xmlns:oel="http://schemas.microsoft.com/office/2019/extlst" xmlns:r="http://schemas.openxmlformats.org/officeDocument/2006/relationships" xmlns:m="http://schemas.openxmlformats.org/officeDocument/2006/math" xmlns:v="urn:schemas-microsoft-com:vml" xmlns:wp14="http://schemas.microsoft.com/office/word/2010/wordprocessingDrawing" xmlns:wp="http://schemas.openxmlformats.org/drawingml/2006/wordprocessingDrawing" xmlns:w10="urn:schemas-microsoft-com:office:word" xmlns:w="http://schemas.openxmlformats.org/wordprocessingml/2006/main" xmlns:w14="http://schemas.microsoft.com/office/word/2010/wordml" xmlns:w15="http://schemas.microsoft.com/office/word/2012/wordml" xmlns:w16cex="http://schemas.microsoft.com/office/word/2018/wordml/cex" xmlns:w16cid="http://schemas.microsoft.com/office/word/2016/wordml/cid" xmlns:w16="http://schemas.microsoft.com/office/word/2018/wordml" xmlns:w16du="http://schemas.microsoft.com/office/word/2023/wordml/word16du" xmlns:w16sdtdh="http://schemas.microsoft.com/office/word/2020/wordml/sdtdatahash" xmlns:w16sdtfl="http://schemas.microsoft.com/office/word/2024/wordml/sdtformatlock" xmlns:w16se="http://schemas.microsoft.com/office/word/2015/wordml/symex" xmlns:wpg="http://schemas.microsoft.com/office/word/2010/wordprocessingGroup" xmlns:wpi="http://schemas.microsoft.com/office/word/2010/wordprocessingInk" xmlns:wne="http://schemas.microsoft.com/office/word/2006/wordml" xmlns:wps="http://schemas.microsoft.com/office/word/2010/wordprocessingShape" mc:Ignorable="w14 w15 w16se w16cid w16 w16cex w16sdtdh w16sdtfl w16du wp14">
   <w:p>
     <w:pPr>
       <w:pStyle w:val="Header"/>
@@ -10722,7 +12248,7 @@
 </file>
 
 <file path=word/header2.xml><?xml version="1.0" encoding="utf-8"?>
-<w:hdr xmlns:wpc="http://schemas.microsoft.com/office/word/2010/wordprocessingCanvas" xmlns:cx="http://schemas.microsoft.com/office/drawing/2014/chartex" xmlns:cx1="http://schemas.microsoft.com/office/drawing/2015/9/8/chartex" xmlns:cx2="http://schemas.microsoft.com/office/drawing/2015/10/21/chartex" xmlns:cx3="http://schemas.microsoft.com/office/drawing/2016/5/9/chartex" xmlns:cx4="http://schemas.microsoft.com/office/drawing/2016/5/10/chartex" xmlns:cx5="http://schemas.microsoft.com/office/drawing/2016/5/11/chartex" xmlns:cx6="http://schemas.microsoft.com/office/drawing/2016/5/12/chartex" xmlns:cx7="http://schemas.microsoft.com/office/drawing/2016/5/13/chartex" xmlns:cx8="http://schemas.microsoft.com/office/drawing/2016/5/14/chartex" xmlns:mc="http://schemas.openxmlformats.org/markup-compatibility/2006" xmlns:aink="http://schemas.microsoft.com/office/drawing/2016/ink" xmlns:am3d="http://schemas.microsoft.com/office/drawing/2017/model3d" xmlns:o="urn:schemas-microsoft-com:office:office" xmlns:oel="http://schemas.microsoft.com/office/2019/extlst" xmlns:r="http://schemas.openxmlformats.org/officeDocument/2006/relationships" xmlns:m="http://schemas.openxmlformats.org/officeDocument/2006/math" xmlns:v="urn:schemas-microsoft-com:vml" xmlns:wp14="http://schemas.microsoft.com/office/word/2010/wordprocessingDrawing" xmlns:wp="http://schemas.openxmlformats.org/drawingml/2006/wordprocessingDrawing" xmlns:w10="urn:schemas-microsoft-com:office:word" xmlns:w="http://schemas.openxmlformats.org/wordprocessingml/2006/main" xmlns:w14="http://schemas.microsoft.com/office/word/2010/wordml" xmlns:w15="http://schemas.microsoft.com/office/word/2012/wordml" xmlns:w16cex="http://schemas.microsoft.com/office/word/2018/wordml/cex" xmlns:w16cid="http://schemas.microsoft.com/office/word/2016/wordml/cid" xmlns:w16="http://schemas.microsoft.com/office/word/2018/wordml" xmlns:w16sdtdh="http://schemas.microsoft.com/office/word/2020/wordml/sdtdatahash" xmlns:w16se="http://schemas.microsoft.com/office/word/2015/wordml/symex" xmlns:wpg="http://schemas.microsoft.com/office/word/2010/wordprocessingGroup" xmlns:wpi="http://schemas.microsoft.com/office/word/2010/wordprocessingInk" xmlns:wne="http://schemas.microsoft.com/office/word/2006/wordml" xmlns:wps="http://schemas.microsoft.com/office/word/2010/wordprocessingShape" mc:Ignorable="w14 w15 w16se w16cid w16 w16cex w16sdtdh wp14">
+<w:hdr xmlns:wpc="http://schemas.microsoft.com/office/word/2010/wordprocessingCanvas" xmlns:cx="http://schemas.microsoft.com/office/drawing/2014/chartex" xmlns:cx1="http://schemas.microsoft.com/office/drawing/2015/9/8/chartex" xmlns:cx2="http://schemas.microsoft.com/office/drawing/2015/10/21/chartex" xmlns:cx3="http://schemas.microsoft.com/office/drawing/2016/5/9/chartex" xmlns:cx4="http://schemas.microsoft.com/office/drawing/2016/5/10/chartex" xmlns:cx5="http://schemas.microsoft.com/office/drawing/2016/5/11/chartex" xmlns:cx6="http://schemas.microsoft.com/office/drawing/2016/5/12/chartex" xmlns:cx7="http://schemas.microsoft.com/office/drawing/2016/5/13/chartex" xmlns:cx8="http://schemas.microsoft.com/office/drawing/2016/5/14/chartex" xmlns:mc="http://schemas.openxmlformats.org/markup-compatibility/2006" xmlns:aink="http://schemas.microsoft.com/office/drawing/2016/ink" xmlns:am3d="http://schemas.microsoft.com/office/drawing/2017/model3d" xmlns:o="urn:schemas-microsoft-com:office:office" xmlns:oel="http://schemas.microsoft.com/office/2019/extlst" xmlns:r="http://schemas.openxmlformats.org/officeDocument/2006/relationships" xmlns:m="http://schemas.openxmlformats.org/officeDocument/2006/math" xmlns:v="urn:schemas-microsoft-com:vml" xmlns:wp14="http://schemas.microsoft.com/office/word/2010/wordprocessingDrawing" xmlns:wp="http://schemas.openxmlformats.org/drawingml/2006/wordprocessingDrawing" xmlns:w10="urn:schemas-microsoft-com:office:word" xmlns:w="http://schemas.openxmlformats.org/wordprocessingml/2006/main" xmlns:w14="http://schemas.microsoft.com/office/word/2010/wordml" xmlns:w15="http://schemas.microsoft.com/office/word/2012/wordml" xmlns:w16cex="http://schemas.microsoft.com/office/word/2018/wordml/cex" xmlns:w16cid="http://schemas.microsoft.com/office/word/2016/wordml/cid" xmlns:w16="http://schemas.microsoft.com/office/word/2018/wordml" xmlns:w16du="http://schemas.microsoft.com/office/word/2023/wordml/word16du" xmlns:w16sdtdh="http://schemas.microsoft.com/office/word/2020/wordml/sdtdatahash" xmlns:w16sdtfl="http://schemas.microsoft.com/office/word/2024/wordml/sdtformatlock" xmlns:w16se="http://schemas.microsoft.com/office/word/2015/wordml/symex" xmlns:wpg="http://schemas.microsoft.com/office/word/2010/wordprocessingGroup" xmlns:wpi="http://schemas.microsoft.com/office/word/2010/wordprocessingInk" xmlns:wne="http://schemas.microsoft.com/office/word/2006/wordml" xmlns:wps="http://schemas.microsoft.com/office/word/2010/wordprocessingShape" mc:Ignorable="w14 w15 w16se w16cid w16 w16cex w16sdtdh w16sdtfl w16du wp14">
   <w:p>
     <w:pPr>
       <w:pStyle w:val="Header"/>
@@ -10735,7 +12261,7 @@
 </file>
 
 <file path=word/header3.xml><?xml version="1.0" encoding="utf-8"?>
-<w:hdr xmlns:wpc="http://schemas.microsoft.com/office/word/2010/wordprocessingCanvas" xmlns:cx="http://schemas.microsoft.com/office/drawing/2014/chartex" xmlns:cx1="http://schemas.microsoft.com/office/drawing/2015/9/8/chartex" xmlns:cx2="http://schemas.microsoft.com/office/drawing/2015/10/21/chartex" xmlns:cx3="http://schemas.microsoft.com/office/drawing/2016/5/9/chartex" xmlns:cx4="http://schemas.microsoft.com/office/drawing/2016/5/10/chartex" xmlns:cx5="http://schemas.microsoft.com/office/drawing/2016/5/11/chartex" xmlns:cx6="http://schemas.microsoft.com/office/drawing/2016/5/12/chartex" xmlns:cx7="http://schemas.microsoft.com/office/drawing/2016/5/13/chartex" xmlns:cx8="http://schemas.microsoft.com/office/drawing/2016/5/14/chartex" xmlns:mc="http://schemas.openxmlformats.org/markup-compatibility/2006" xmlns:aink="http://schemas.microsoft.com/office/drawing/2016/ink" xmlns:am3d="http://schemas.microsoft.com/office/drawing/2017/model3d" xmlns:o="urn:schemas-microsoft-com:office:office" xmlns:oel="http://schemas.microsoft.com/office/2019/extlst" xmlns:r="http://schemas.openxmlformats.org/officeDocument/2006/relationships" xmlns:m="http://schemas.openxmlformats.org/officeDocument/2006/math" xmlns:v="urn:schemas-microsoft-com:vml" xmlns:wp14="http://schemas.microsoft.com/office/word/2010/wordprocessingDrawing" xmlns:wp="http://schemas.openxmlformats.org/drawingml/2006/wordprocessingDrawing" xmlns:w10="urn:schemas-microsoft-com:office:word" xmlns:w="http://schemas.openxmlformats.org/wordprocessingml/2006/main" xmlns:w14="http://schemas.microsoft.com/office/word/2010/wordml" xmlns:w15="http://schemas.microsoft.com/office/word/2012/wordml" xmlns:w16cex="http://schemas.microsoft.com/office/word/2018/wordml/cex" xmlns:w16cid="http://schemas.microsoft.com/office/word/2016/wordml/cid" xmlns:w16="http://schemas.microsoft.com/office/word/2018/wordml" xmlns:w16sdtdh="http://schemas.microsoft.com/office/word/2020/wordml/sdtdatahash" xmlns:w16se="http://schemas.microsoft.com/office/word/2015/wordml/symex" xmlns:wpg="http://schemas.microsoft.com/office/word/2010/wordprocessingGroup" xmlns:wpi="http://schemas.microsoft.com/office/word/2010/wordprocessingInk" xmlns:wne="http://schemas.microsoft.com/office/word/2006/wordml" xmlns:wps="http://schemas.microsoft.com/office/word/2010/wordprocessingShape" mc:Ignorable="w14 w15 w16se w16cid w16 w16cex w16sdtdh wp14">
+<w:hdr xmlns:wpc="http://schemas.microsoft.com/office/word/2010/wordprocessingCanvas" xmlns:cx="http://schemas.microsoft.com/office/drawing/2014/chartex" xmlns:cx1="http://schemas.microsoft.com/office/drawing/2015/9/8/chartex" xmlns:cx2="http://schemas.microsoft.com/office/drawing/2015/10/21/chartex" xmlns:cx3="http://schemas.microsoft.com/office/drawing/2016/5/9/chartex" xmlns:cx4="http://schemas.microsoft.com/office/drawing/2016/5/10/chartex" xmlns:cx5="http://schemas.microsoft.com/office/drawing/2016/5/11/chartex" xmlns:cx6="http://schemas.microsoft.com/office/drawing/2016/5/12/chartex" xmlns:cx7="http://schemas.microsoft.com/office/drawing/2016/5/13/chartex" xmlns:cx8="http://schemas.microsoft.com/office/drawing/2016/5/14/chartex" xmlns:mc="http://schemas.openxmlformats.org/markup-compatibility/2006" xmlns:aink="http://schemas.microsoft.com/office/drawing/2016/ink" xmlns:am3d="http://schemas.microsoft.com/office/drawing/2017/model3d" xmlns:o="urn:schemas-microsoft-com:office:office" xmlns:oel="http://schemas.microsoft.com/office/2019/extlst" xmlns:r="http://schemas.openxmlformats.org/officeDocument/2006/relationships" xmlns:m="http://schemas.openxmlformats.org/officeDocument/2006/math" xmlns:v="urn:schemas-microsoft-com:vml" xmlns:wp14="http://schemas.microsoft.com/office/word/2010/wordprocessingDrawing" xmlns:wp="http://schemas.openxmlformats.org/drawingml/2006/wordprocessingDrawing" xmlns:w10="urn:schemas-microsoft-com:office:word" xmlns:w="http://schemas.openxmlformats.org/wordprocessingml/2006/main" xmlns:w14="http://schemas.microsoft.com/office/word/2010/wordml" xmlns:w15="http://schemas.microsoft.com/office/word/2012/wordml" xmlns:w16cex="http://schemas.microsoft.com/office/word/2018/wordml/cex" xmlns:w16cid="http://schemas.microsoft.com/office/word/2016/wordml/cid" xmlns:w16="http://schemas.microsoft.com/office/word/2018/wordml" xmlns:w16du="http://schemas.microsoft.com/office/word/2023/wordml/word16du" xmlns:w16sdtdh="http://schemas.microsoft.com/office/word/2020/wordml/sdtdatahash" xmlns:w16sdtfl="http://schemas.microsoft.com/office/word/2024/wordml/sdtformatlock" xmlns:w16se="http://schemas.microsoft.com/office/word/2015/wordml/symex" xmlns:wpg="http://schemas.microsoft.com/office/word/2010/wordprocessingGroup" xmlns:wpi="http://schemas.microsoft.com/office/word/2010/wordprocessingInk" xmlns:wne="http://schemas.microsoft.com/office/word/2006/wordml" xmlns:wps="http://schemas.microsoft.com/office/word/2010/wordprocessingShape" mc:Ignorable="w14 w15 w16se w16cid w16 w16cex w16sdtdh w16sdtfl w16du wp14">
   <w:p>
     <w:pPr>
       <w:pStyle w:val="Header"/>
@@ -10745,7 +12271,7 @@
 </file>
 
 <file path=word/styles.xml><?xml version="1.0" encoding="utf-8"?>
-<w:styles xmlns:mc="http://schemas.openxmlformats.org/markup-compatibility/2006" xmlns:r="http://schemas.openxmlformats.org/officeDocument/2006/relationships" xmlns:w="http://schemas.openxmlformats.org/wordprocessingml/2006/main" xmlns:w14="http://schemas.microsoft.com/office/word/2010/wordml" xmlns:w15="http://schemas.microsoft.com/office/word/2012/wordml" xmlns:w16cex="http://schemas.microsoft.com/office/word/2018/wordml/cex" xmlns:w16cid="http://schemas.microsoft.com/office/word/2016/wordml/cid" xmlns:w16="http://schemas.microsoft.com/office/word/2018/wordml" xmlns:w16sdtdh="http://schemas.microsoft.com/office/word/2020/wordml/sdtdatahash" xmlns:w16se="http://schemas.microsoft.com/office/word/2015/wordml/symex" mc:Ignorable="w14 w15 w16se w16cid w16 w16cex w16sdtdh">
+<w:styles xmlns:mc="http://schemas.openxmlformats.org/markup-compatibility/2006" xmlns:r="http://schemas.openxmlformats.org/officeDocument/2006/relationships" xmlns:w="http://schemas.openxmlformats.org/wordprocessingml/2006/main" xmlns:w14="http://schemas.microsoft.com/office/word/2010/wordml" xmlns:w15="http://schemas.microsoft.com/office/word/2012/wordml" xmlns:w16cex="http://schemas.microsoft.com/office/word/2018/wordml/cex" xmlns:w16cid="http://schemas.microsoft.com/office/word/2016/wordml/cid" xmlns:w16="http://schemas.microsoft.com/office/word/2018/wordml" xmlns:w16du="http://schemas.microsoft.com/office/word/2023/wordml/word16du" xmlns:w16sdtdh="http://schemas.microsoft.com/office/word/2020/wordml/sdtdatahash" xmlns:w16sdtfl="http://schemas.microsoft.com/office/word/2024/wordml/sdtformatlock" xmlns:w16se="http://schemas.microsoft.com/office/word/2015/wordml/symex" mc:Ignorable="w14 w15 w16se w16cid w16 w16cex w16sdtdh w16sdtfl w16du">
   <w:docDefaults>
     <w:rPrDefault>
       <w:rPr>

--- a/TS Jatai Ghanam Project/TS 2.3/TS 2.3 Jatai Sanskrit Corrections.docx
+++ b/TS Jatai Ghanam Project/TS 2.3/TS 2.3 Jatai Sanskrit Corrections.docx
@@ -1,6 +1,6 @@
 
 <file path=word/document.xml><?xml version="1.0" encoding="utf-8"?>
-<w:document xmlns:wpc="http://schemas.microsoft.com/office/word/2010/wordprocessingCanvas" xmlns:cx="http://schemas.microsoft.com/office/drawing/2014/chartex" xmlns:cx1="http://schemas.microsoft.com/office/drawing/2015/9/8/chartex" xmlns:cx2="http://schemas.microsoft.com/office/drawing/2015/10/21/chartex" xmlns:cx3="http://schemas.microsoft.com/office/drawing/2016/5/9/chartex" xmlns:cx4="http://schemas.microsoft.com/office/drawing/2016/5/10/chartex" xmlns:cx5="http://schemas.microsoft.com/office/drawing/2016/5/11/chartex" xmlns:cx6="http://schemas.microsoft.com/office/drawing/2016/5/12/chartex" xmlns:cx7="http://schemas.microsoft.com/office/drawing/2016/5/13/chartex" xmlns:cx8="http://schemas.microsoft.com/office/drawing/2016/5/14/chartex" xmlns:mc="http://schemas.openxmlformats.org/markup-compatibility/2006" xmlns:aink="http://schemas.microsoft.com/office/drawing/2016/ink" xmlns:am3d="http://schemas.microsoft.com/office/drawing/2017/model3d" xmlns:o="urn:schemas-microsoft-com:office:office" xmlns:oel="http://schemas.microsoft.com/office/2019/extlst" xmlns:r="http://schemas.openxmlformats.org/officeDocument/2006/relationships" xmlns:m="http://schemas.openxmlformats.org/officeDocument/2006/math" xmlns:v="urn:schemas-microsoft-com:vml" xmlns:wp14="http://schemas.microsoft.com/office/word/2010/wordprocessingDrawing" xmlns:wp="http://schemas.openxmlformats.org/drawingml/2006/wordprocessingDrawing" xmlns:w10="urn:schemas-microsoft-com:office:word" xmlns:w="http://schemas.openxmlformats.org/wordprocessingml/2006/main" xmlns:w14="http://schemas.microsoft.com/office/word/2010/wordml" xmlns:w15="http://schemas.microsoft.com/office/word/2012/wordml" xmlns:w16cex="http://schemas.microsoft.com/office/word/2018/wordml/cex" xmlns:w16cid="http://schemas.microsoft.com/office/word/2016/wordml/cid" xmlns:w16="http://schemas.microsoft.com/office/word/2018/wordml" xmlns:w16du="http://schemas.microsoft.com/office/word/2023/wordml/word16du" xmlns:w16sdtdh="http://schemas.microsoft.com/office/word/2020/wordml/sdtdatahash" xmlns:w16sdtfl="http://schemas.microsoft.com/office/word/2024/wordml/sdtformatlock" xmlns:w16se="http://schemas.microsoft.com/office/word/2015/wordml/symex" xmlns:wpg="http://schemas.microsoft.com/office/word/2010/wordprocessingGroup" xmlns:wpi="http://schemas.microsoft.com/office/word/2010/wordprocessingInk" xmlns:wne="http://schemas.microsoft.com/office/word/2006/wordml" xmlns:wps="http://schemas.microsoft.com/office/word/2010/wordprocessingShape" mc:Ignorable="w14 w15 w16se w16cid w16 w16cex w16sdtdh w16sdtfl w16du wp14">
+<w:document xmlns:wpc="http://schemas.microsoft.com/office/word/2010/wordprocessingCanvas" xmlns:cx="http://schemas.microsoft.com/office/drawing/2014/chartex" xmlns:cx1="http://schemas.microsoft.com/office/drawing/2015/9/8/chartex" xmlns:cx2="http://schemas.microsoft.com/office/drawing/2015/10/21/chartex" xmlns:cx3="http://schemas.microsoft.com/office/drawing/2016/5/9/chartex" xmlns:cx4="http://schemas.microsoft.com/office/drawing/2016/5/10/chartex" xmlns:cx5="http://schemas.microsoft.com/office/drawing/2016/5/11/chartex" xmlns:cx6="http://schemas.microsoft.com/office/drawing/2016/5/12/chartex" xmlns:cx7="http://schemas.microsoft.com/office/drawing/2016/5/13/chartex" xmlns:cx8="http://schemas.microsoft.com/office/drawing/2016/5/14/chartex" xmlns:mc="http://schemas.openxmlformats.org/markup-compatibility/2006" xmlns:aink="http://schemas.microsoft.com/office/drawing/2016/ink" xmlns:am3d="http://schemas.microsoft.com/office/drawing/2017/model3d" xmlns:o="urn:schemas-microsoft-com:office:office" xmlns:oel="http://schemas.microsoft.com/office/2019/extlst" xmlns:r="http://schemas.openxmlformats.org/officeDocument/2006/relationships" xmlns:m="http://schemas.openxmlformats.org/officeDocument/2006/math" xmlns:v="urn:schemas-microsoft-com:vml" xmlns:wp14="http://schemas.microsoft.com/office/word/2010/wordprocessingDrawing" xmlns:wp="http://schemas.openxmlformats.org/drawingml/2006/wordprocessingDrawing" xmlns:w10="urn:schemas-microsoft-com:office:word" xmlns:w="http://schemas.openxmlformats.org/wordprocessingml/2006/main" xmlns:w14="http://schemas.microsoft.com/office/word/2010/wordml" xmlns:w15="http://schemas.microsoft.com/office/word/2012/wordml" xmlns:w16cei="http://schemas.microsoft.com/office/word/2026/wordml/cei" xmlns:w16cex="http://schemas.microsoft.com/office/word/2018/wordml/cex" xmlns:w16cid="http://schemas.microsoft.com/office/word/2016/wordml/cid" xmlns:w16="http://schemas.microsoft.com/office/word/2018/wordml" xmlns:w16du="http://schemas.microsoft.com/office/word/2023/wordml/word16du" xmlns:w16sdtdh="http://schemas.microsoft.com/office/word/2020/wordml/sdtdatahash" xmlns:w16sdtfl="http://schemas.microsoft.com/office/word/2024/wordml/sdtformatlock" xmlns:w16se="http://schemas.microsoft.com/office/word/2015/wordml/symex" xmlns:wpg="http://schemas.microsoft.com/office/word/2010/wordprocessingGroup" xmlns:wpi="http://schemas.microsoft.com/office/word/2010/wordprocessingInk" xmlns:wne="http://schemas.microsoft.com/office/word/2006/wordml" xmlns:wps="http://schemas.microsoft.com/office/word/2010/wordprocessingShape" mc:Ignorable="w14 w15 w16se w16cid w16 w16cex w16sdtdh w16sdtfl w16du wp14">
   <w:body>
     <w:p>
       <w:pPr>
@@ -50,10 +50,9 @@
           <w:bCs/>
           <w:sz w:val="32"/>
           <w:szCs w:val="32"/>
-          <w:highlight w:val="red"/>
           <w:u w:val="single"/>
         </w:rPr>
-        <w:t>?????</w:t>
+        <w:t>31st July 2026</w:t>
       </w:r>
     </w:p>
     <w:p>
@@ -156,7 +155,7 @@
       </w:tr>
       <w:tr>
         <w:trPr>
-          <w:trHeight w:val="4017"/>
+          <w:trHeight w:val="3748"/>
         </w:trPr>
         <w:tc>
           <w:tcPr>
@@ -285,7 +284,27 @@
                 <w:sz w:val="32"/>
                 <w:szCs w:val="40"/>
               </w:rPr>
-              <w:t>)-  mÉÑlÉþÈ | L</w:t>
+              <w:t>)</w:t>
+            </w:r>
+            <w:proofErr w:type="gramStart"/>
+            <w:r>
+              <w:rPr>
+                <w:rFonts w:ascii="BRH Devanagari Extra" w:hAnsi="BRH Devanagari Extra" w:cs="BRH Devanagari Extra"/>
+                <w:color w:val="000000"/>
+                <w:sz w:val="32"/>
+                <w:szCs w:val="40"/>
+              </w:rPr>
+              <w:t>-  mÉÑlÉþÈ</w:t>
+            </w:r>
+            <w:proofErr w:type="gramEnd"/>
+            <w:r>
+              <w:rPr>
+                <w:rFonts w:ascii="BRH Devanagari Extra" w:hAnsi="BRH Devanagari Extra" w:cs="BRH Devanagari Extra"/>
+                <w:color w:val="000000"/>
+                <w:sz w:val="32"/>
+                <w:szCs w:val="40"/>
+              </w:rPr>
+              <w:t xml:space="preserve"> | L</w:t>
             </w:r>
             <w:r>
               <w:rPr>
@@ -551,7 +570,17 @@
                 <w:sz w:val="32"/>
                 <w:szCs w:val="40"/>
               </w:rPr>
-              <w:t>)-  L</w:t>
+              <w:t>)</w:t>
+            </w:r>
+            <w:proofErr w:type="gramStart"/>
+            <w:r>
+              <w:rPr>
+                <w:rFonts w:ascii="BRH Devanagari Extra" w:hAnsi="BRH Devanagari Extra" w:cs="BRH Devanagari Extra"/>
+                <w:color w:val="000000"/>
+                <w:sz w:val="32"/>
+                <w:szCs w:val="40"/>
+              </w:rPr>
+              <w:t>-  L</w:t>
             </w:r>
             <w:r>
               <w:rPr>
@@ -570,7 +599,17 @@
                 <w:sz w:val="32"/>
                 <w:szCs w:val="40"/>
               </w:rPr>
-              <w:t>irÉþ | ÌlÉÈ |</w:t>
+              <w:t>irÉþ</w:t>
+            </w:r>
+            <w:proofErr w:type="gramEnd"/>
+            <w:r>
+              <w:rPr>
+                <w:rFonts w:ascii="BRH Devanagari Extra" w:hAnsi="BRH Devanagari Extra" w:cs="BRH Devanagari Extra"/>
+                <w:color w:val="000000"/>
+                <w:sz w:val="32"/>
+                <w:szCs w:val="40"/>
+              </w:rPr>
+              <w:t xml:space="preserve"> | ÌlÉÈ |</w:t>
             </w:r>
           </w:p>
           <w:p>
@@ -1571,17 +1610,11 @@
       </w:tr>
       <w:tr>
         <w:trPr>
-          <w:trHeight w:val="899"/>
+          <w:trHeight w:val="1405"/>
         </w:trPr>
         <w:tc>
           <w:tcPr>
             <w:tcW w:w="7166" w:type="dxa"/>
-            <w:tcBorders>
-              <w:top w:val="single" w:sz="4" w:space="0" w:color="000000"/>
-              <w:left w:val="single" w:sz="4" w:space="0" w:color="000000"/>
-              <w:bottom w:val="single" w:sz="4" w:space="0" w:color="000000"/>
-              <w:right w:val="single" w:sz="4" w:space="0" w:color="000000"/>
-            </w:tcBorders>
           </w:tcPr>
           <w:p>
             <w:pPr>
@@ -1591,25 +1624,251 @@
               <w:adjustRightInd w:val="0"/>
               <w:spacing w:before="0" w:line="240" w:lineRule="auto"/>
               <w:rPr>
-                <w:rFonts w:cs="Latha"/>
-                <w:b/>
-                <w:bCs/>
-                <w:szCs w:val="24"/>
-                <w:cs/>
-                <w:lang w:val="it-IT" w:bidi="ta-IN"/>
+                <w:rFonts w:ascii="BRH Devanagari Extra" w:hAnsi="BRH Devanagari Extra" w:cs="BRH Devanagari Extra"/>
+                <w:color w:val="000000"/>
+                <w:sz w:val="32"/>
+                <w:szCs w:val="40"/>
               </w:rPr>
             </w:pPr>
+            <w:r>
+              <w:rPr>
+                <w:rFonts w:cs="BRH Devanagari Extra"/>
+                <w:color w:val="000000"/>
+                <w:szCs w:val="40"/>
+              </w:rPr>
+              <w:t>65</w:t>
+            </w:r>
+            <w:r>
+              <w:rPr>
+                <w:rFonts w:ascii="BRH Devanagari Extra" w:hAnsi="BRH Devanagari Extra" w:cs="BRH Devanagari Extra"/>
+                <w:color w:val="000000"/>
+                <w:sz w:val="32"/>
+                <w:szCs w:val="40"/>
+              </w:rPr>
+              <w:t>)</w:t>
+            </w:r>
+            <w:r>
+              <w:rPr>
+                <w:rFonts w:ascii="BRH Devanagari Extra" w:hAnsi="BRH Devanagari Extra" w:cs="BRH Devanagari Extra"/>
+                <w:color w:val="000000"/>
+                <w:sz w:val="32"/>
+                <w:szCs w:val="40"/>
+              </w:rPr>
+              <w:tab/>
+            </w:r>
+            <w:r>
+              <w:rPr>
+                <w:rFonts w:cs="BRH Devanagari Extra"/>
+                <w:color w:val="000000"/>
+                <w:szCs w:val="40"/>
+              </w:rPr>
+              <w:t>2</w:t>
+            </w:r>
+            <w:r>
+              <w:rPr>
+                <w:rFonts w:ascii="BRH Devanagari Extra" w:hAnsi="BRH Devanagari Extra" w:cs="BRH Devanagari Extra"/>
+                <w:color w:val="000000"/>
+                <w:sz w:val="32"/>
+                <w:szCs w:val="40"/>
+              </w:rPr>
+              <w:t>.</w:t>
+            </w:r>
+            <w:r>
+              <w:rPr>
+                <w:rFonts w:cs="BRH Devanagari Extra"/>
+                <w:color w:val="000000"/>
+                <w:szCs w:val="40"/>
+              </w:rPr>
+              <w:t>3</w:t>
+            </w:r>
+            <w:r>
+              <w:rPr>
+                <w:rFonts w:ascii="BRH Devanagari Extra" w:hAnsi="BRH Devanagari Extra" w:cs="BRH Devanagari Extra"/>
+                <w:color w:val="000000"/>
+                <w:sz w:val="32"/>
+                <w:szCs w:val="40"/>
+              </w:rPr>
+              <w:t>.</w:t>
+            </w:r>
+            <w:r>
+              <w:rPr>
+                <w:rFonts w:cs="BRH Devanagari Extra"/>
+                <w:color w:val="000000"/>
+                <w:szCs w:val="40"/>
+              </w:rPr>
+              <w:t>5</w:t>
+            </w:r>
+            <w:r>
+              <w:rPr>
+                <w:rFonts w:ascii="BRH Devanagari Extra" w:hAnsi="BRH Devanagari Extra" w:cs="BRH Devanagari Extra"/>
+                <w:color w:val="000000"/>
+                <w:sz w:val="32"/>
+                <w:szCs w:val="40"/>
+              </w:rPr>
+              <w:t>.</w:t>
+            </w:r>
+            <w:r>
+              <w:rPr>
+                <w:rFonts w:cs="BRH Devanagari Extra"/>
+                <w:color w:val="000000"/>
+                <w:szCs w:val="40"/>
+              </w:rPr>
+              <w:t>3</w:t>
+            </w:r>
+            <w:r>
+              <w:rPr>
+                <w:rFonts w:ascii="BRH Devanagari Extra" w:hAnsi="BRH Devanagari Extra" w:cs="BRH Devanagari Extra"/>
+                <w:color w:val="000000"/>
+                <w:sz w:val="32"/>
+                <w:szCs w:val="40"/>
+              </w:rPr>
+              <w:t>(</w:t>
+            </w:r>
+            <w:r>
+              <w:rPr>
+                <w:rFonts w:cs="BRH Devanagari Extra"/>
+                <w:color w:val="000000"/>
+                <w:szCs w:val="40"/>
+              </w:rPr>
+              <w:t>58</w:t>
+            </w:r>
+            <w:r>
+              <w:rPr>
+                <w:rFonts w:ascii="BRH Devanagari Extra" w:hAnsi="BRH Devanagari Extra" w:cs="BRH Devanagari Extra"/>
+                <w:color w:val="000000"/>
+                <w:sz w:val="32"/>
+                <w:szCs w:val="40"/>
+              </w:rPr>
+              <w:t>)</w:t>
+            </w:r>
+            <w:proofErr w:type="gramStart"/>
+            <w:r>
+              <w:rPr>
+                <w:rFonts w:ascii="BRH Devanagari Extra" w:hAnsi="BRH Devanagari Extra" w:cs="BRH Devanagari Extra"/>
+                <w:color w:val="000000"/>
+                <w:sz w:val="32"/>
+                <w:szCs w:val="40"/>
+              </w:rPr>
+              <w:t>-  rÉÉ</w:t>
+            </w:r>
+            <w:proofErr w:type="gramEnd"/>
+            <w:r>
+              <w:rPr>
+                <w:rFonts w:ascii="BRH Malayalam Extra" w:hAnsi="BRH Malayalam Extra" w:cs="BRH Devanagari Extra"/>
+                <w:color w:val="000000"/>
+                <w:szCs w:val="40"/>
+              </w:rPr>
+              <w:t>–</w:t>
+            </w:r>
+            <w:r>
+              <w:rPr>
+                <w:rFonts w:ascii="BRH Devanagari Extra" w:hAnsi="BRH Devanagari Extra" w:cs="BRH Devanagari Extra"/>
+                <w:color w:val="000000"/>
+                <w:sz w:val="32"/>
+                <w:szCs w:val="40"/>
+              </w:rPr>
+              <w:t xml:space="preserve">erÉÉÿ | AÉ | </w:t>
+            </w:r>
+          </w:p>
+          <w:p>
+            <w:pPr>
+              <w:widowControl w:val="0"/>
+              <w:autoSpaceDE w:val="0"/>
+              <w:autoSpaceDN w:val="0"/>
+              <w:adjustRightInd w:val="0"/>
+              <w:spacing w:before="0" w:line="240" w:lineRule="auto"/>
+              <w:rPr>
+                <w:rFonts w:cs="BRH Malayalam Extra"/>
+                <w:color w:val="000000"/>
+                <w:szCs w:val="40"/>
+              </w:rPr>
+            </w:pPr>
+            <w:r>
+              <w:rPr>
+                <w:rFonts w:ascii="BRH Devanagari Extra" w:hAnsi="BRH Devanagari Extra" w:cs="BRH Devanagari Extra"/>
+                <w:color w:val="000000"/>
+                <w:sz w:val="32"/>
+                <w:szCs w:val="40"/>
+              </w:rPr>
+              <w:t>rÉÉ</w:t>
+            </w:r>
+            <w:r>
+              <w:rPr>
+                <w:rFonts w:ascii="BRH Malayalam Extra" w:hAnsi="BRH Malayalam Extra" w:cs="BRH Devanagari Extra"/>
+                <w:color w:val="000000"/>
+                <w:szCs w:val="40"/>
+              </w:rPr>
+              <w:t>–</w:t>
+            </w:r>
+            <w:r>
+              <w:rPr>
+                <w:rFonts w:ascii="BRH Devanagari Extra" w:hAnsi="BRH Devanagari Extra" w:cs="BRH Devanagari Extra"/>
+                <w:color w:val="000000"/>
+                <w:sz w:val="32"/>
+                <w:szCs w:val="40"/>
+                <w:highlight w:val="yellow"/>
+              </w:rPr>
+              <w:t>erÉÉ</w:t>
+            </w:r>
+            <w:r>
+              <w:rPr>
+                <w:rFonts w:ascii="BRH Devanagari Extra" w:hAnsi="BRH Devanagari Extra" w:cs="BRH Devanagari Extra"/>
+                <w:color w:val="000000"/>
+                <w:sz w:val="32"/>
+                <w:szCs w:val="40"/>
+              </w:rPr>
+              <w:t>þ ÅÅrÉÉ</w:t>
+            </w:r>
+            <w:r>
+              <w:rPr>
+                <w:rFonts w:ascii="BRH Malayalam Extra" w:hAnsi="BRH Malayalam Extra" w:cs="BRH Devanagari Extra"/>
+                <w:color w:val="000000"/>
+                <w:szCs w:val="40"/>
+              </w:rPr>
+              <w:t>–</w:t>
+            </w:r>
+            <w:r>
+              <w:rPr>
+                <w:rFonts w:ascii="BRH Devanagari Extra" w:hAnsi="BRH Devanagari Extra" w:cs="BRH Devanagari Extra"/>
+                <w:color w:val="000000"/>
+                <w:sz w:val="32"/>
+                <w:szCs w:val="40"/>
+              </w:rPr>
+              <w:t>erÉÉþ rÉÉ</w:t>
+            </w:r>
+            <w:r>
+              <w:rPr>
+                <w:rFonts w:ascii="BRH Malayalam Extra" w:hAnsi="BRH Malayalam Extra" w:cs="BRH Devanagari Extra"/>
+                <w:color w:val="000000"/>
+                <w:szCs w:val="40"/>
+                <w:highlight w:val="yellow"/>
+              </w:rPr>
+              <w:t>–</w:t>
+            </w:r>
+            <w:r>
+              <w:rPr>
+                <w:rFonts w:ascii="BRH Devanagari Extra" w:hAnsi="BRH Devanagari Extra" w:cs="BRH Devanagari Extra"/>
+                <w:color w:val="000000"/>
+                <w:sz w:val="32"/>
+                <w:szCs w:val="40"/>
+                <w:highlight w:val="yellow"/>
+              </w:rPr>
+              <w:t>erÉÉÿ</w:t>
+            </w:r>
+            <w:r>
+              <w:rPr>
+                <w:rFonts w:ascii="BRH Devanagari Extra" w:hAnsi="BRH Devanagari Extra" w:cs="BRH Devanagari Extra"/>
+                <w:color w:val="000000"/>
+                <w:sz w:val="32"/>
+                <w:szCs w:val="40"/>
+              </w:rPr>
+              <w:t xml:space="preserve"> | </w:t>
+            </w:r>
           </w:p>
         </w:tc>
         <w:tc>
           <w:tcPr>
             <w:tcW w:w="7371" w:type="dxa"/>
-            <w:tcBorders>
-              <w:top w:val="single" w:sz="4" w:space="0" w:color="000000"/>
-              <w:left w:val="single" w:sz="4" w:space="0" w:color="000000"/>
-              <w:bottom w:val="single" w:sz="4" w:space="0" w:color="000000"/>
-              <w:right w:val="single" w:sz="4" w:space="0" w:color="000000"/>
-            </w:tcBorders>
           </w:tcPr>
           <w:p>
             <w:pPr>
@@ -1619,31 +1878,152 @@
               <w:adjustRightInd w:val="0"/>
               <w:spacing w:before="0" w:line="240" w:lineRule="auto"/>
               <w:rPr>
-                <w:rFonts w:cs="Latha"/>
-                <w:b/>
-                <w:bCs/>
-                <w:szCs w:val="24"/>
-                <w:cs/>
-                <w:lang w:val="it-IT" w:bidi="ta-IN"/>
+                <w:rFonts w:ascii="BRH Devanagari Extra" w:hAnsi="BRH Devanagari Extra" w:cs="BRH Devanagari Extra"/>
+                <w:color w:val="000000"/>
+                <w:sz w:val="32"/>
+                <w:szCs w:val="40"/>
               </w:rPr>
             </w:pPr>
+            <w:r>
+              <w:rPr>
+                <w:rFonts w:cs="BRH Devanagari Extra"/>
+                <w:color w:val="000000"/>
+                <w:szCs w:val="40"/>
+              </w:rPr>
+              <w:t>65</w:t>
+            </w:r>
+            <w:r>
+              <w:rPr>
+                <w:rFonts w:ascii="BRH Devanagari Extra" w:hAnsi="BRH Devanagari Extra" w:cs="BRH Devanagari Extra"/>
+                <w:color w:val="000000"/>
+                <w:sz w:val="32"/>
+                <w:szCs w:val="40"/>
+              </w:rPr>
+              <w:t>)</w:t>
+            </w:r>
+            <w:r>
+              <w:rPr>
+                <w:rFonts w:ascii="BRH Devanagari Extra" w:hAnsi="BRH Devanagari Extra" w:cs="BRH Devanagari Extra"/>
+                <w:color w:val="000000"/>
+                <w:sz w:val="32"/>
+                <w:szCs w:val="40"/>
+              </w:rPr>
+              <w:tab/>
+            </w:r>
+            <w:r>
+              <w:rPr>
+                <w:rFonts w:cs="BRH Devanagari Extra"/>
+                <w:color w:val="000000"/>
+                <w:szCs w:val="40"/>
+              </w:rPr>
+              <w:t>2</w:t>
+            </w:r>
+            <w:r>
+              <w:rPr>
+                <w:rFonts w:ascii="BRH Devanagari Extra" w:hAnsi="BRH Devanagari Extra" w:cs="BRH Devanagari Extra"/>
+                <w:color w:val="000000"/>
+                <w:sz w:val="32"/>
+                <w:szCs w:val="40"/>
+              </w:rPr>
+              <w:t>.</w:t>
+            </w:r>
+            <w:r>
+              <w:rPr>
+                <w:rFonts w:cs="BRH Devanagari Extra"/>
+                <w:color w:val="000000"/>
+                <w:szCs w:val="40"/>
+              </w:rPr>
+              <w:t>3</w:t>
+            </w:r>
+            <w:r>
+              <w:rPr>
+                <w:rFonts w:ascii="BRH Devanagari Extra" w:hAnsi="BRH Devanagari Extra" w:cs="BRH Devanagari Extra"/>
+                <w:color w:val="000000"/>
+                <w:sz w:val="32"/>
+                <w:szCs w:val="40"/>
+              </w:rPr>
+              <w:t>.</w:t>
+            </w:r>
+            <w:r>
+              <w:rPr>
+                <w:rFonts w:cs="BRH Devanagari Extra"/>
+                <w:color w:val="000000"/>
+                <w:szCs w:val="40"/>
+              </w:rPr>
+              <w:t>5</w:t>
+            </w:r>
+            <w:r>
+              <w:rPr>
+                <w:rFonts w:ascii="BRH Devanagari Extra" w:hAnsi="BRH Devanagari Extra" w:cs="BRH Devanagari Extra"/>
+                <w:color w:val="000000"/>
+                <w:sz w:val="32"/>
+                <w:szCs w:val="40"/>
+              </w:rPr>
+              <w:t>.</w:t>
+            </w:r>
+            <w:r>
+              <w:rPr>
+                <w:rFonts w:cs="BRH Devanagari Extra"/>
+                <w:color w:val="000000"/>
+                <w:szCs w:val="40"/>
+              </w:rPr>
+              <w:t>3</w:t>
+            </w:r>
+            <w:r>
+              <w:rPr>
+                <w:rFonts w:ascii="BRH Devanagari Extra" w:hAnsi="BRH Devanagari Extra" w:cs="BRH Devanagari Extra"/>
+                <w:color w:val="000000"/>
+                <w:sz w:val="32"/>
+                <w:szCs w:val="40"/>
+              </w:rPr>
+              <w:t>(</w:t>
+            </w:r>
+            <w:r>
+              <w:rPr>
+                <w:rFonts w:cs="BRH Devanagari Extra"/>
+                <w:color w:val="000000"/>
+                <w:szCs w:val="40"/>
+              </w:rPr>
+              <w:t>58</w:t>
+            </w:r>
+            <w:r>
+              <w:rPr>
+                <w:rFonts w:ascii="BRH Devanagari Extra" w:hAnsi="BRH Devanagari Extra" w:cs="BRH Devanagari Extra"/>
+                <w:color w:val="000000"/>
+                <w:sz w:val="32"/>
+                <w:szCs w:val="40"/>
+              </w:rPr>
+              <w:t>)</w:t>
+            </w:r>
+            <w:proofErr w:type="gramStart"/>
+            <w:r>
+              <w:rPr>
+                <w:rFonts w:ascii="BRH Devanagari Extra" w:hAnsi="BRH Devanagari Extra" w:cs="BRH Devanagari Extra"/>
+                <w:color w:val="000000"/>
+                <w:sz w:val="32"/>
+                <w:szCs w:val="40"/>
+              </w:rPr>
+              <w:t>-  rÉÉ</w:t>
+            </w:r>
+            <w:proofErr w:type="gramEnd"/>
+            <w:r>
+              <w:rPr>
+                <w:rFonts w:ascii="BRH Malayalam Extra" w:hAnsi="BRH Malayalam Extra" w:cs="BRH Devanagari Extra"/>
+                <w:color w:val="000000"/>
+                <w:szCs w:val="40"/>
+              </w:rPr>
+              <w:t>–</w:t>
+            </w:r>
+            <w:r>
+              <w:rPr>
+                <w:rFonts w:ascii="BRH Devanagari Extra" w:hAnsi="BRH Devanagari Extra" w:cs="BRH Devanagari Extra"/>
+                <w:color w:val="000000"/>
+                <w:sz w:val="32"/>
+                <w:szCs w:val="40"/>
+              </w:rPr>
+              <w:t xml:space="preserve">erÉÉÿ | AÉ | </w:t>
+            </w:r>
           </w:p>
-        </w:tc>
-      </w:tr>
-      <w:tr>
-        <w:trPr>
-          <w:trHeight w:val="899"/>
-        </w:trPr>
-        <w:tc>
-          <w:tcPr>
-            <w:tcW w:w="7166" w:type="dxa"/>
-            <w:tcBorders>
-              <w:top w:val="single" w:sz="4" w:space="0" w:color="000000"/>
-              <w:left w:val="single" w:sz="4" w:space="0" w:color="000000"/>
-              <w:bottom w:val="single" w:sz="4" w:space="0" w:color="000000"/>
-              <w:right w:val="single" w:sz="4" w:space="0" w:color="000000"/>
-            </w:tcBorders>
-          </w:tcPr>
           <w:p>
             <w:pPr>
               <w:widowControl w:val="0"/>
@@ -1652,107 +2032,171 @@
               <w:adjustRightInd w:val="0"/>
               <w:spacing w:before="0" w:line="240" w:lineRule="auto"/>
               <w:rPr>
-                <w:rFonts w:cs="Latha"/>
-                <w:b/>
-                <w:bCs/>
-                <w:szCs w:val="24"/>
-                <w:cs/>
-                <w:lang w:val="it-IT" w:bidi="ta-IN"/>
+                <w:rFonts w:cs="BRH Malayalam Extra"/>
+                <w:color w:val="000000"/>
+                <w:szCs w:val="40"/>
               </w:rPr>
             </w:pPr>
-          </w:p>
-        </w:tc>
-        <w:tc>
-          <w:tcPr>
-            <w:tcW w:w="7371" w:type="dxa"/>
-            <w:tcBorders>
-              <w:top w:val="single" w:sz="4" w:space="0" w:color="000000"/>
-              <w:left w:val="single" w:sz="4" w:space="0" w:color="000000"/>
-              <w:bottom w:val="single" w:sz="4" w:space="0" w:color="000000"/>
-              <w:right w:val="single" w:sz="4" w:space="0" w:color="000000"/>
-            </w:tcBorders>
-          </w:tcPr>
-          <w:p>
-            <w:pPr>
-              <w:widowControl w:val="0"/>
-              <w:autoSpaceDE w:val="0"/>
-              <w:autoSpaceDN w:val="0"/>
-              <w:adjustRightInd w:val="0"/>
-              <w:spacing w:before="0" w:line="240" w:lineRule="auto"/>
-              <w:rPr>
-                <w:rFonts w:cs="Latha"/>
-                <w:b/>
-                <w:bCs/>
-                <w:szCs w:val="24"/>
-                <w:cs/>
-                <w:lang w:val="it-IT" w:bidi="ta-IN"/>
-              </w:rPr>
-            </w:pPr>
-          </w:p>
-        </w:tc>
-      </w:tr>
-      <w:tr>
-        <w:trPr>
-          <w:trHeight w:val="899"/>
-        </w:trPr>
-        <w:tc>
-          <w:tcPr>
-            <w:tcW w:w="7166" w:type="dxa"/>
-            <w:tcBorders>
-              <w:top w:val="single" w:sz="4" w:space="0" w:color="000000"/>
-              <w:left w:val="single" w:sz="4" w:space="0" w:color="000000"/>
-              <w:bottom w:val="single" w:sz="4" w:space="0" w:color="000000"/>
-              <w:right w:val="single" w:sz="4" w:space="0" w:color="000000"/>
-            </w:tcBorders>
-          </w:tcPr>
-          <w:p>
-            <w:pPr>
-              <w:widowControl w:val="0"/>
-              <w:autoSpaceDE w:val="0"/>
-              <w:autoSpaceDN w:val="0"/>
-              <w:adjustRightInd w:val="0"/>
-              <w:spacing w:before="0" w:line="240" w:lineRule="auto"/>
-              <w:rPr>
-                <w:rFonts w:cs="Latha"/>
-                <w:b/>
-                <w:bCs/>
-                <w:szCs w:val="24"/>
-                <w:cs/>
-                <w:lang w:val="it-IT" w:bidi="ta-IN"/>
-              </w:rPr>
-            </w:pPr>
-          </w:p>
-        </w:tc>
-        <w:tc>
-          <w:tcPr>
-            <w:tcW w:w="7371" w:type="dxa"/>
-            <w:tcBorders>
-              <w:top w:val="single" w:sz="4" w:space="0" w:color="000000"/>
-              <w:left w:val="single" w:sz="4" w:space="0" w:color="000000"/>
-              <w:bottom w:val="single" w:sz="4" w:space="0" w:color="000000"/>
-              <w:right w:val="single" w:sz="4" w:space="0" w:color="000000"/>
-            </w:tcBorders>
-          </w:tcPr>
-          <w:p>
-            <w:pPr>
-              <w:widowControl w:val="0"/>
-              <w:autoSpaceDE w:val="0"/>
-              <w:autoSpaceDN w:val="0"/>
-              <w:adjustRightInd w:val="0"/>
-              <w:spacing w:before="0" w:line="240" w:lineRule="auto"/>
-              <w:rPr>
-                <w:rFonts w:cs="Latha"/>
-                <w:b/>
-                <w:bCs/>
-                <w:szCs w:val="24"/>
-                <w:cs/>
-                <w:lang w:val="it-IT" w:bidi="ta-IN"/>
-              </w:rPr>
-            </w:pPr>
+            <w:r>
+              <w:rPr>
+                <w:rFonts w:ascii="BRH Devanagari Extra" w:hAnsi="BRH Devanagari Extra" w:cs="BRH Devanagari Extra"/>
+                <w:color w:val="000000"/>
+                <w:sz w:val="32"/>
+                <w:szCs w:val="40"/>
+              </w:rPr>
+              <w:t>rÉÉ</w:t>
+            </w:r>
+            <w:r>
+              <w:rPr>
+                <w:rFonts w:ascii="BRH Malayalam Extra" w:hAnsi="BRH Malayalam Extra" w:cs="BRH Devanagari Extra"/>
+                <w:color w:val="000000"/>
+                <w:szCs w:val="40"/>
+              </w:rPr>
+              <w:t>–</w:t>
+            </w:r>
+            <w:r>
+              <w:rPr>
+                <w:rFonts w:ascii="BRH Devanagari Extra" w:hAnsi="BRH Devanagari Extra" w:cs="BRH Devanagari Extra"/>
+                <w:color w:val="000000"/>
+                <w:sz w:val="32"/>
+                <w:szCs w:val="40"/>
+                <w:highlight w:val="green"/>
+              </w:rPr>
+              <w:t>erÉÉ</w:t>
+            </w:r>
+            <w:r>
+              <w:rPr>
+                <w:rFonts w:ascii="BRH Devanagari Extra" w:hAnsi="BRH Devanagari Extra" w:cs="BRH Devanagari Extra"/>
+                <w:color w:val="000000"/>
+                <w:sz w:val="32"/>
+                <w:szCs w:val="40"/>
+              </w:rPr>
+              <w:t xml:space="preserve"> ÅÅrÉÉ</w:t>
+            </w:r>
+            <w:r>
+              <w:rPr>
+                <w:rFonts w:ascii="BRH Malayalam Extra" w:hAnsi="BRH Malayalam Extra" w:cs="BRH Devanagari Extra"/>
+                <w:color w:val="000000"/>
+                <w:szCs w:val="40"/>
+              </w:rPr>
+              <w:t>–</w:t>
+            </w:r>
+            <w:r>
+              <w:rPr>
+                <w:rFonts w:ascii="BRH Devanagari Extra" w:hAnsi="BRH Devanagari Extra" w:cs="BRH Devanagari Extra"/>
+                <w:color w:val="000000"/>
+                <w:sz w:val="32"/>
+                <w:szCs w:val="40"/>
+              </w:rPr>
+              <w:t>erÉÉþ rÉÉ</w:t>
+            </w:r>
+            <w:r>
+              <w:rPr>
+                <w:rFonts w:ascii="BRH Malayalam Extra" w:hAnsi="BRH Malayalam Extra" w:cs="BRH Devanagari Extra"/>
+                <w:color w:val="000000"/>
+                <w:szCs w:val="40"/>
+                <w:highlight w:val="yellow"/>
+              </w:rPr>
+              <w:t>–</w:t>
+            </w:r>
+            <w:r>
+              <w:rPr>
+                <w:rFonts w:ascii="BRH Devanagari Extra" w:hAnsi="BRH Devanagari Extra" w:cs="BRH Devanagari Extra"/>
+                <w:color w:val="000000"/>
+                <w:sz w:val="32"/>
+                <w:szCs w:val="40"/>
+                <w:highlight w:val="green"/>
+              </w:rPr>
+              <w:t>erÉÉ</w:t>
+            </w:r>
+            <w:r>
+              <w:rPr>
+                <w:rFonts w:ascii="BRH Devanagari Extra" w:hAnsi="BRH Devanagari Extra" w:cs="BRH Devanagari Extra"/>
+                <w:color w:val="000000"/>
+                <w:sz w:val="32"/>
+                <w:szCs w:val="40"/>
+              </w:rPr>
+              <w:t xml:space="preserve"> | </w:t>
+            </w:r>
           </w:p>
         </w:tc>
       </w:tr>
     </w:tbl>
+    <w:p>
+      <w:pPr>
+        <w:spacing w:before="0" w:line="240" w:lineRule="auto"/>
+        <w:jc w:val="center"/>
+        <w:rPr>
+          <w:b/>
+          <w:bCs/>
+          <w:sz w:val="32"/>
+          <w:szCs w:val="32"/>
+          <w:u w:val="single"/>
+        </w:rPr>
+      </w:pPr>
+      <w:r>
+        <w:rPr>
+          <w:b/>
+          <w:bCs/>
+          <w:sz w:val="32"/>
+          <w:szCs w:val="32"/>
+          <w:u w:val="single"/>
+        </w:rPr>
+        <w:t>==========</w:t>
+      </w:r>
+    </w:p>
+    <w:p>
+      <w:pPr>
+        <w:spacing w:before="0" w:line="240" w:lineRule="auto"/>
+        <w:jc w:val="center"/>
+        <w:rPr>
+          <w:b/>
+          <w:bCs/>
+          <w:sz w:val="32"/>
+          <w:szCs w:val="32"/>
+          <w:u w:val="single"/>
+        </w:rPr>
+      </w:pPr>
+    </w:p>
+    <w:p>
+      <w:pPr>
+        <w:spacing w:before="0" w:line="240" w:lineRule="auto"/>
+        <w:jc w:val="center"/>
+        <w:rPr>
+          <w:b/>
+          <w:bCs/>
+          <w:sz w:val="32"/>
+          <w:szCs w:val="32"/>
+          <w:u w:val="single"/>
+        </w:rPr>
+      </w:pPr>
+    </w:p>
+    <w:p>
+      <w:pPr>
+        <w:spacing w:before="0" w:line="240" w:lineRule="auto"/>
+        <w:jc w:val="center"/>
+        <w:rPr>
+          <w:b/>
+          <w:bCs/>
+          <w:sz w:val="32"/>
+          <w:szCs w:val="32"/>
+          <w:u w:val="single"/>
+        </w:rPr>
+      </w:pPr>
+    </w:p>
+    <w:p>
+      <w:pPr>
+        <w:spacing w:before="0" w:line="240" w:lineRule="auto"/>
+        <w:jc w:val="center"/>
+        <w:rPr>
+          <w:b/>
+          <w:bCs/>
+          <w:sz w:val="32"/>
+          <w:szCs w:val="32"/>
+          <w:u w:val="single"/>
+        </w:rPr>
+      </w:pPr>
+    </w:p>
     <w:p>
       <w:pPr>
         <w:spacing w:before="0" w:line="240" w:lineRule="auto"/>
@@ -1812,7 +2256,6 @@
           <w:szCs w:val="32"/>
           <w:u w:val="single"/>
         </w:rPr>
-        <w:lastRenderedPageBreak/>
         <w:t xml:space="preserve">TS Jatai – TS 2.3 Sanskrit Corrections – Observed till </w:t>
       </w:r>
       <w:r>
@@ -2055,7 +2498,27 @@
                 <w:sz w:val="32"/>
                 <w:szCs w:val="40"/>
               </w:rPr>
-              <w:t>)-  xÉqÉ×þSèkrÉæ | mÉëÉ</w:t>
+              <w:t>)</w:t>
+            </w:r>
+            <w:proofErr w:type="gramStart"/>
+            <w:r>
+              <w:rPr>
+                <w:rFonts w:ascii="BRH Devanagari Extra" w:hAnsi="BRH Devanagari Extra" w:cs="BRH Devanagari Extra"/>
+                <w:color w:val="000000"/>
+                <w:sz w:val="32"/>
+                <w:szCs w:val="40"/>
+              </w:rPr>
+              <w:t>-  xÉqÉ</w:t>
+            </w:r>
+            <w:proofErr w:type="gramEnd"/>
+            <w:r>
+              <w:rPr>
+                <w:rFonts w:ascii="BRH Devanagari Extra" w:hAnsi="BRH Devanagari Extra" w:cs="BRH Devanagari Extra"/>
+                <w:color w:val="000000"/>
+                <w:sz w:val="32"/>
+                <w:szCs w:val="40"/>
+              </w:rPr>
+              <w:t>×þSèkrÉæ | mÉëÉ</w:t>
             </w:r>
             <w:r>
               <w:rPr>
@@ -2373,8 +2836,19 @@
                 <w:sz w:val="32"/>
                 <w:szCs w:val="40"/>
               </w:rPr>
-              <w:t>)-  mÉëÉ</w:t>
-            </w:r>
+              <w:t>)</w:t>
+            </w:r>
+            <w:proofErr w:type="gramStart"/>
+            <w:r>
+              <w:rPr>
+                <w:rFonts w:ascii="BRH Devanagari Extra" w:hAnsi="BRH Devanagari Extra" w:cs="BRH Devanagari Extra"/>
+                <w:color w:val="000000"/>
+                <w:sz w:val="32"/>
+                <w:szCs w:val="40"/>
+              </w:rPr>
+              <w:t>-  mÉëÉ</w:t>
+            </w:r>
+            <w:proofErr w:type="gramEnd"/>
             <w:r>
               <w:rPr>
                 <w:rFonts w:ascii="BRH Malayalam Extra" w:hAnsi="BRH Malayalam Extra" w:cs="BRH Devanagari Extra"/>
@@ -2768,8 +3242,19 @@
                 <w:sz w:val="32"/>
                 <w:szCs w:val="40"/>
               </w:rPr>
-              <w:t>)-  mÉëÉ</w:t>
-            </w:r>
+              <w:t>)</w:t>
+            </w:r>
+            <w:proofErr w:type="gramStart"/>
+            <w:r>
+              <w:rPr>
+                <w:rFonts w:ascii="BRH Devanagari Extra" w:hAnsi="BRH Devanagari Extra" w:cs="BRH Devanagari Extra"/>
+                <w:color w:val="000000"/>
+                <w:sz w:val="32"/>
+                <w:szCs w:val="40"/>
+              </w:rPr>
+              <w:t>-  mÉëÉ</w:t>
+            </w:r>
+            <w:proofErr w:type="gramEnd"/>
             <w:r>
               <w:rPr>
                 <w:rFonts w:ascii="BRH Malayalam Extra" w:hAnsi="BRH Malayalam Extra" w:cs="BRH Devanagari Extra"/>
@@ -3063,7 +3548,27 @@
                 <w:sz w:val="32"/>
                 <w:szCs w:val="40"/>
               </w:rPr>
-              <w:t>)-  xÉqÉ×þSèkrÉæ | mÉëÉ</w:t>
+              <w:t>)</w:t>
+            </w:r>
+            <w:proofErr w:type="gramStart"/>
+            <w:r>
+              <w:rPr>
+                <w:rFonts w:ascii="BRH Devanagari Extra" w:hAnsi="BRH Devanagari Extra" w:cs="BRH Devanagari Extra"/>
+                <w:color w:val="000000"/>
+                <w:sz w:val="32"/>
+                <w:szCs w:val="40"/>
+              </w:rPr>
+              <w:t>-  xÉqÉ</w:t>
+            </w:r>
+            <w:proofErr w:type="gramEnd"/>
+            <w:r>
+              <w:rPr>
+                <w:rFonts w:ascii="BRH Devanagari Extra" w:hAnsi="BRH Devanagari Extra" w:cs="BRH Devanagari Extra"/>
+                <w:color w:val="000000"/>
+                <w:sz w:val="32"/>
+                <w:szCs w:val="40"/>
+              </w:rPr>
+              <w:t>×þSèkrÉæ | mÉëÉ</w:t>
             </w:r>
             <w:r>
               <w:rPr>
@@ -3416,8 +3921,19 @@
                 <w:sz w:val="32"/>
                 <w:szCs w:val="40"/>
               </w:rPr>
-              <w:t>)-  mÉëÉ</w:t>
-            </w:r>
+              <w:t>)</w:t>
+            </w:r>
+            <w:proofErr w:type="gramStart"/>
+            <w:r>
+              <w:rPr>
+                <w:rFonts w:ascii="BRH Devanagari Extra" w:hAnsi="BRH Devanagari Extra" w:cs="BRH Devanagari Extra"/>
+                <w:color w:val="000000"/>
+                <w:sz w:val="32"/>
+                <w:szCs w:val="40"/>
+              </w:rPr>
+              <w:t>-  mÉëÉ</w:t>
+            </w:r>
+            <w:proofErr w:type="gramEnd"/>
             <w:r>
               <w:rPr>
                 <w:rFonts w:ascii="BRH Malayalam Extra" w:hAnsi="BRH Malayalam Extra" w:cs="BRH Devanagari Extra"/>
@@ -3812,8 +4328,19 @@
                 <w:sz w:val="32"/>
                 <w:szCs w:val="40"/>
               </w:rPr>
-              <w:t>)-  mÉëÉ</w:t>
-            </w:r>
+              <w:t>)</w:t>
+            </w:r>
+            <w:proofErr w:type="gramStart"/>
+            <w:r>
+              <w:rPr>
+                <w:rFonts w:ascii="BRH Devanagari Extra" w:hAnsi="BRH Devanagari Extra" w:cs="BRH Devanagari Extra"/>
+                <w:color w:val="000000"/>
+                <w:sz w:val="32"/>
+                <w:szCs w:val="40"/>
+              </w:rPr>
+              <w:t>-  mÉëÉ</w:t>
+            </w:r>
+            <w:proofErr w:type="gramEnd"/>
             <w:r>
               <w:rPr>
                 <w:rFonts w:ascii="BRH Malayalam Extra" w:hAnsi="BRH Malayalam Extra" w:cs="BRH Devanagari Extra"/>
@@ -4100,7 +4627,27 @@
                 <w:sz w:val="32"/>
                 <w:szCs w:val="40"/>
               </w:rPr>
-              <w:t xml:space="preserve">)-  EmÉþ | </w:t>
+              <w:t>)</w:t>
+            </w:r>
+            <w:proofErr w:type="gramStart"/>
+            <w:r>
+              <w:rPr>
+                <w:rFonts w:ascii="BRH Devanagari Extra" w:hAnsi="BRH Devanagari Extra" w:cs="BRH Devanagari Extra"/>
+                <w:color w:val="000000"/>
+                <w:sz w:val="32"/>
+                <w:szCs w:val="40"/>
+              </w:rPr>
+              <w:t>-  EmÉþ</w:t>
+            </w:r>
+            <w:proofErr w:type="gramEnd"/>
+            <w:r>
+              <w:rPr>
+                <w:rFonts w:ascii="BRH Devanagari Extra" w:hAnsi="BRH Devanagari Extra" w:cs="BRH Devanagari Extra"/>
+                <w:color w:val="000000"/>
+                <w:sz w:val="32"/>
+                <w:szCs w:val="40"/>
+              </w:rPr>
+              <w:t xml:space="preserve"> | </w:t>
             </w:r>
             <w:r>
               <w:rPr>
@@ -4386,7 +4933,17 @@
                 <w:sz w:val="32"/>
                 <w:szCs w:val="40"/>
               </w:rPr>
-              <w:t xml:space="preserve">)-  </w:t>
+              <w:t>)</w:t>
+            </w:r>
+            <w:proofErr w:type="gramStart"/>
+            <w:r>
+              <w:rPr>
+                <w:rFonts w:ascii="BRH Devanagari Extra" w:hAnsi="BRH Devanagari Extra" w:cs="BRH Devanagari Extra"/>
+                <w:color w:val="000000"/>
+                <w:sz w:val="32"/>
+                <w:szCs w:val="40"/>
+              </w:rPr>
+              <w:t xml:space="preserve">-  </w:t>
             </w:r>
             <w:r>
               <w:rPr>
@@ -4407,6 +4964,7 @@
               </w:rPr>
               <w:t>É</w:t>
             </w:r>
+            <w:proofErr w:type="gramEnd"/>
             <w:r>
               <w:rPr>
                 <w:rFonts w:ascii="BRH Malayalam Extra" w:hAnsi="BRH Malayalam Extra" w:cs="BRH Devanagari Extra"/>
@@ -5625,12 +6183,14 @@
                 <w:rFonts w:ascii="BRH Devanagari Extra" w:hAnsi="BRH Devanagari Extra" w:cs="BRH Devanagari Extra"/>
                 <w:sz w:val="32"/>
                 <w:szCs w:val="40"/>
+                <w:lang w:val="it-IT"/>
               </w:rPr>
             </w:pPr>
             <w:r>
               <w:rPr>
                 <w:rFonts w:cs="BRH Devanagari Extra"/>
                 <w:szCs w:val="40"/>
+                <w:lang w:val="it-IT"/>
               </w:rPr>
               <w:t>25</w:t>
             </w:r>
@@ -5639,6 +6199,7 @@
                 <w:rFonts w:ascii="BRH Devanagari Extra" w:hAnsi="BRH Devanagari Extra" w:cs="BRH Devanagari Extra"/>
                 <w:sz w:val="32"/>
                 <w:szCs w:val="40"/>
+                <w:lang w:val="it-IT"/>
               </w:rPr>
               <w:t>)</w:t>
             </w:r>
@@ -5647,6 +6208,7 @@
                 <w:rFonts w:ascii="BRH Devanagari Extra" w:hAnsi="BRH Devanagari Extra" w:cs="BRH Devanagari Extra"/>
                 <w:sz w:val="32"/>
                 <w:szCs w:val="40"/>
+                <w:lang w:val="it-IT"/>
               </w:rPr>
               <w:tab/>
             </w:r>
@@ -5654,6 +6216,7 @@
               <w:rPr>
                 <w:rFonts w:cs="BRH Devanagari Extra"/>
                 <w:szCs w:val="40"/>
+                <w:lang w:val="it-IT"/>
               </w:rPr>
               <w:t>2</w:t>
             </w:r>
@@ -5662,6 +6225,7 @@
                 <w:rFonts w:ascii="BRH Devanagari Extra" w:hAnsi="BRH Devanagari Extra" w:cs="BRH Devanagari Extra"/>
                 <w:sz w:val="32"/>
                 <w:szCs w:val="40"/>
+                <w:lang w:val="it-IT"/>
               </w:rPr>
               <w:t>.</w:t>
             </w:r>
@@ -5669,6 +6233,7 @@
               <w:rPr>
                 <w:rFonts w:cs="BRH Devanagari Extra"/>
                 <w:szCs w:val="40"/>
+                <w:lang w:val="it-IT"/>
               </w:rPr>
               <w:t>3</w:t>
             </w:r>
@@ -5677,6 +6242,7 @@
                 <w:rFonts w:ascii="BRH Devanagari Extra" w:hAnsi="BRH Devanagari Extra" w:cs="BRH Devanagari Extra"/>
                 <w:sz w:val="32"/>
                 <w:szCs w:val="40"/>
+                <w:lang w:val="it-IT"/>
               </w:rPr>
               <w:t>.</w:t>
             </w:r>
@@ -5684,6 +6250,7 @@
               <w:rPr>
                 <w:rFonts w:cs="BRH Devanagari Extra"/>
                 <w:szCs w:val="40"/>
+                <w:lang w:val="it-IT"/>
               </w:rPr>
               <w:t>6</w:t>
             </w:r>
@@ -5692,6 +6259,7 @@
                 <w:rFonts w:ascii="BRH Devanagari Extra" w:hAnsi="BRH Devanagari Extra" w:cs="BRH Devanagari Extra"/>
                 <w:sz w:val="32"/>
                 <w:szCs w:val="40"/>
+                <w:lang w:val="it-IT"/>
               </w:rPr>
               <w:t>.</w:t>
             </w:r>
@@ -5699,6 +6267,7 @@
               <w:rPr>
                 <w:rFonts w:cs="BRH Devanagari Extra"/>
                 <w:szCs w:val="40"/>
+                <w:lang w:val="it-IT"/>
               </w:rPr>
               <w:t>1</w:t>
             </w:r>
@@ -5707,6 +6276,7 @@
                 <w:rFonts w:ascii="BRH Devanagari Extra" w:hAnsi="BRH Devanagari Extra" w:cs="BRH Devanagari Extra"/>
                 <w:sz w:val="32"/>
                 <w:szCs w:val="40"/>
+                <w:lang w:val="it-IT"/>
               </w:rPr>
               <w:t>(</w:t>
             </w:r>
@@ -5714,6 +6284,7 @@
               <w:rPr>
                 <w:rFonts w:cs="BRH Devanagari Extra"/>
                 <w:szCs w:val="40"/>
+                <w:lang w:val="it-IT"/>
               </w:rPr>
               <w:t>21</w:t>
             </w:r>
@@ -5722,6 +6293,7 @@
                 <w:rFonts w:ascii="BRH Devanagari Extra" w:hAnsi="BRH Devanagari Extra" w:cs="BRH Devanagari Extra"/>
                 <w:sz w:val="32"/>
                 <w:szCs w:val="40"/>
+                <w:lang w:val="it-IT"/>
               </w:rPr>
               <w:t>)-  A</w:t>
             </w:r>
@@ -5729,14 +6301,16 @@
               <w:rPr>
                 <w:rFonts w:ascii="BRH Malayalam Extra" w:hAnsi="BRH Malayalam Extra" w:cs="BRH Devanagari Extra"/>
                 <w:szCs w:val="40"/>
-              </w:rPr>
-              <w:t>–</w:t>
-            </w:r>
-            <w:r>
-              <w:rPr>
-                <w:rFonts w:ascii="BRH Devanagari Extra" w:hAnsi="BRH Devanagari Extra" w:cs="BRH Devanagari Extra"/>
-                <w:sz w:val="32"/>
-                <w:szCs w:val="40"/>
+                <w:lang w:val="it-IT"/>
+              </w:rPr>
+              <w:t>–</w:t>
+            </w:r>
+            <w:r>
+              <w:rPr>
+                <w:rFonts w:ascii="BRH Devanagari Extra" w:hAnsi="BRH Devanagari Extra" w:cs="BRH Devanagari Extra"/>
+                <w:sz w:val="32"/>
+                <w:szCs w:val="40"/>
+                <w:lang w:val="it-IT"/>
               </w:rPr>
               <w:t>ËU</w:t>
             </w:r>
@@ -5744,14 +6318,16 @@
               <w:rPr>
                 <w:rFonts w:ascii="BRH Malayalam Extra" w:hAnsi="BRH Malayalam Extra" w:cs="BRH Devanagari Extra"/>
                 <w:szCs w:val="40"/>
-              </w:rPr>
-              <w:t>–</w:t>
-            </w:r>
-            <w:r>
-              <w:rPr>
-                <w:rFonts w:ascii="BRH Devanagari Extra" w:hAnsi="BRH Devanagari Extra" w:cs="BRH Devanagari Extra"/>
-                <w:sz w:val="32"/>
-                <w:szCs w:val="40"/>
+                <w:lang w:val="it-IT"/>
+              </w:rPr>
+              <w:t>–</w:t>
+            </w:r>
+            <w:r>
+              <w:rPr>
+                <w:rFonts w:ascii="BRH Devanagari Extra" w:hAnsi="BRH Devanagari Extra" w:cs="BRH Devanagari Extra"/>
+                <w:sz w:val="32"/>
+                <w:szCs w:val="40"/>
+                <w:lang w:val="it-IT"/>
               </w:rPr>
               <w:t>crÉ</w:t>
             </w:r>
@@ -5760,6 +6336,7 @@
                 <w:rFonts w:ascii="BRH Malayalam Extra" w:hAnsi="BRH Malayalam Extra" w:cs="BRH Devanagari Extra"/>
                 <w:szCs w:val="40"/>
                 <w:highlight w:val="yellow"/>
+                <w:lang w:val="it-IT"/>
               </w:rPr>
               <w:t>–</w:t>
             </w:r>
@@ -5769,6 +6346,7 @@
                 <w:sz w:val="32"/>
                 <w:szCs w:val="40"/>
                 <w:highlight w:val="yellow"/>
+                <w:lang w:val="it-IT"/>
               </w:rPr>
               <w:t>iÉ</w:t>
             </w:r>
@@ -5776,14 +6354,16 @@
               <w:rPr>
                 <w:rFonts w:ascii="BRH Malayalam Extra" w:hAnsi="BRH Malayalam Extra" w:cs="BRH Devanagari Extra"/>
                 <w:szCs w:val="40"/>
-              </w:rPr>
-              <w:t>–</w:t>
-            </w:r>
-            <w:r>
-              <w:rPr>
-                <w:rFonts w:ascii="BRH Devanagari Extra" w:hAnsi="BRH Devanagari Extra" w:cs="BRH Devanagari Extra"/>
-                <w:sz w:val="32"/>
-                <w:szCs w:val="40"/>
+                <w:lang w:val="it-IT"/>
+              </w:rPr>
+              <w:t>–</w:t>
+            </w:r>
+            <w:r>
+              <w:rPr>
+                <w:rFonts w:ascii="BRH Devanagari Extra" w:hAnsi="BRH Devanagari Extra" w:cs="BRH Devanagari Extra"/>
+                <w:sz w:val="32"/>
+                <w:szCs w:val="40"/>
+                <w:lang w:val="it-IT"/>
               </w:rPr>
               <w:t xml:space="preserve"> | ClSìÿqÉç | </w:t>
             </w:r>
@@ -5809,6 +6389,7 @@
                 <w:rFonts w:ascii="BRH Devanagari Extra" w:hAnsi="BRH Devanagari Extra" w:cs="BRH Devanagari Extra"/>
                 <w:sz w:val="32"/>
                 <w:szCs w:val="40"/>
+                <w:lang w:val="it-IT"/>
               </w:rPr>
               <w:t>A</w:t>
             </w:r>
@@ -5816,14 +6397,16 @@
               <w:rPr>
                 <w:rFonts w:ascii="BRH Malayalam Extra" w:hAnsi="BRH Malayalam Extra" w:cs="BRH Devanagari Extra"/>
                 <w:szCs w:val="40"/>
-              </w:rPr>
-              <w:t>–</w:t>
-            </w:r>
-            <w:r>
-              <w:rPr>
-                <w:rFonts w:ascii="BRH Devanagari Extra" w:hAnsi="BRH Devanagari Extra" w:cs="BRH Devanagari Extra"/>
-                <w:sz w:val="32"/>
-                <w:szCs w:val="40"/>
+                <w:lang w:val="it-IT"/>
+              </w:rPr>
+              <w:t>–</w:t>
+            </w:r>
+            <w:r>
+              <w:rPr>
+                <w:rFonts w:ascii="BRH Devanagari Extra" w:hAnsi="BRH Devanagari Extra" w:cs="BRH Devanagari Extra"/>
+                <w:sz w:val="32"/>
+                <w:szCs w:val="40"/>
+                <w:lang w:val="it-IT"/>
               </w:rPr>
               <w:t>ËU</w:t>
             </w:r>
@@ -5831,14 +6414,16 @@
               <w:rPr>
                 <w:rFonts w:ascii="BRH Malayalam Extra" w:hAnsi="BRH Malayalam Extra" w:cs="BRH Devanagari Extra"/>
                 <w:szCs w:val="40"/>
-              </w:rPr>
-              <w:t>–</w:t>
-            </w:r>
-            <w:r>
-              <w:rPr>
-                <w:rFonts w:ascii="BRH Devanagari Extra" w:hAnsi="BRH Devanagari Extra" w:cs="BRH Devanagari Extra"/>
-                <w:sz w:val="32"/>
-                <w:szCs w:val="40"/>
+                <w:lang w:val="it-IT"/>
+              </w:rPr>
+              <w:t>–</w:t>
+            </w:r>
+            <w:r>
+              <w:rPr>
+                <w:rFonts w:ascii="BRH Devanagari Extra" w:hAnsi="BRH Devanagari Extra" w:cs="BRH Devanagari Extra"/>
+                <w:sz w:val="32"/>
+                <w:szCs w:val="40"/>
+                <w:lang w:val="it-IT"/>
               </w:rPr>
               <w:t>crÉ</w:t>
             </w:r>
@@ -5846,14 +6431,16 @@
               <w:rPr>
                 <w:rFonts w:ascii="BRH Malayalam Extra" w:hAnsi="BRH Malayalam Extra" w:cs="BRH Devanagari Extra"/>
                 <w:szCs w:val="40"/>
-              </w:rPr>
-              <w:t>–</w:t>
-            </w:r>
-            <w:r>
-              <w:rPr>
-                <w:rFonts w:ascii="BRH Devanagari Extra" w:hAnsi="BRH Devanagari Extra" w:cs="BRH Devanagari Extra"/>
-                <w:sz w:val="32"/>
-                <w:szCs w:val="40"/>
+                <w:lang w:val="it-IT"/>
+              </w:rPr>
+              <w:t>–</w:t>
+            </w:r>
+            <w:r>
+              <w:rPr>
+                <w:rFonts w:ascii="BRH Devanagari Extra" w:hAnsi="BRH Devanagari Extra" w:cs="BRH Devanagari Extra"/>
+                <w:sz w:val="32"/>
+                <w:szCs w:val="40"/>
+                <w:lang w:val="it-IT"/>
               </w:rPr>
               <w:t>iÉålSì</w:t>
             </w:r>
@@ -5861,14 +6448,16 @@
               <w:rPr>
                 <w:rFonts w:ascii="BRH Malayalam Extra" w:hAnsi="BRH Malayalam Extra" w:cs="BRH Devanagari Extra"/>
                 <w:szCs w:val="40"/>
-              </w:rPr>
-              <w:t>–</w:t>
-            </w:r>
-            <w:r>
-              <w:rPr>
-                <w:rFonts w:ascii="BRH Devanagari Extra" w:hAnsi="BRH Devanagari Extra" w:cs="BRH Devanagari Extra"/>
-                <w:sz w:val="32"/>
-                <w:szCs w:val="40"/>
+                <w:lang w:val="it-IT"/>
+              </w:rPr>
+              <w:t>–</w:t>
+            </w:r>
+            <w:r>
+              <w:rPr>
+                <w:rFonts w:ascii="BRH Devanagari Extra" w:hAnsi="BRH Devanagari Extra" w:cs="BRH Devanagari Extra"/>
+                <w:sz w:val="32"/>
+                <w:szCs w:val="40"/>
+                <w:lang w:val="it-IT"/>
               </w:rPr>
               <w:t xml:space="preserve"> ÍqÉlSìþ qÉËU</w:t>
             </w:r>
@@ -5878,6 +6467,7 @@
                 <w:sz w:val="32"/>
                 <w:szCs w:val="40"/>
                 <w:highlight w:val="yellow"/>
+                <w:lang w:val="it-IT"/>
               </w:rPr>
               <w:t>crÉ</w:t>
             </w:r>
@@ -5885,14 +6475,16 @@
               <w:rPr>
                 <w:rFonts w:ascii="BRH Malayalam Extra" w:hAnsi="BRH Malayalam Extra" w:cs="BRH Devanagari Extra"/>
                 <w:szCs w:val="40"/>
-              </w:rPr>
-              <w:t>–</w:t>
-            </w:r>
-            <w:r>
-              <w:rPr>
-                <w:rFonts w:ascii="BRH Devanagari Extra" w:hAnsi="BRH Devanagari Extra" w:cs="BRH Devanagari Extra"/>
-                <w:sz w:val="32"/>
-                <w:szCs w:val="40"/>
+                <w:lang w:val="it-IT"/>
+              </w:rPr>
+              <w:t>–</w:t>
+            </w:r>
+            <w:r>
+              <w:rPr>
+                <w:rFonts w:ascii="BRH Devanagari Extra" w:hAnsi="BRH Devanagari Extra" w:cs="BRH Devanagari Extra"/>
+                <w:sz w:val="32"/>
+                <w:szCs w:val="40"/>
+                <w:lang w:val="it-IT"/>
               </w:rPr>
               <w:t xml:space="preserve">iÉÉ </w:t>
             </w:r>
@@ -5902,6 +6494,7 @@
                 <w:sz w:val="32"/>
                 <w:szCs w:val="40"/>
                 <w:highlight w:val="yellow"/>
+                <w:lang w:val="it-IT"/>
               </w:rPr>
               <w:t>ËU</w:t>
             </w:r>
@@ -5910,6 +6503,7 @@
                 <w:rFonts w:ascii="BRH Devanagari Extra" w:hAnsi="BRH Devanagari Extra" w:cs="BRH Devanagari Extra"/>
                 <w:sz w:val="32"/>
                 <w:szCs w:val="40"/>
+                <w:lang w:val="it-IT"/>
               </w:rPr>
               <w:t>þcrÉ</w:t>
             </w:r>
@@ -5917,14 +6511,16 @@
               <w:rPr>
                 <w:rFonts w:ascii="BRH Malayalam Extra" w:hAnsi="BRH Malayalam Extra" w:cs="BRH Devanagari Extra"/>
                 <w:szCs w:val="40"/>
-              </w:rPr>
-              <w:t>–</w:t>
-            </w:r>
-            <w:r>
-              <w:rPr>
-                <w:rFonts w:ascii="BRH Devanagari Extra" w:hAnsi="BRH Devanagari Extra" w:cs="BRH Devanagari Extra"/>
-                <w:sz w:val="32"/>
-                <w:szCs w:val="40"/>
+                <w:lang w:val="it-IT"/>
+              </w:rPr>
+              <w:t>–</w:t>
+            </w:r>
+            <w:r>
+              <w:rPr>
+                <w:rFonts w:ascii="BRH Devanagari Extra" w:hAnsi="BRH Devanagari Extra" w:cs="BRH Devanagari Extra"/>
+                <w:sz w:val="32"/>
+                <w:szCs w:val="40"/>
+                <w:lang w:val="it-IT"/>
               </w:rPr>
               <w:t xml:space="preserve">iÉålSìÿqÉç | </w:t>
             </w:r>
@@ -6043,7 +6639,25 @@
                 <w:sz w:val="32"/>
                 <w:szCs w:val="40"/>
               </w:rPr>
-              <w:t>)-  AÌiÉþ | A</w:t>
+              <w:t>)</w:t>
+            </w:r>
+            <w:proofErr w:type="gramStart"/>
+            <w:r>
+              <w:rPr>
+                <w:rFonts w:ascii="BRH Devanagari Extra" w:hAnsi="BRH Devanagari Extra" w:cs="BRH Devanagari Extra"/>
+                <w:sz w:val="32"/>
+                <w:szCs w:val="40"/>
+              </w:rPr>
+              <w:t>-  AÌiÉþ</w:t>
+            </w:r>
+            <w:proofErr w:type="gramEnd"/>
+            <w:r>
+              <w:rPr>
+                <w:rFonts w:ascii="BRH Devanagari Extra" w:hAnsi="BRH Devanagari Extra" w:cs="BRH Devanagari Extra"/>
+                <w:sz w:val="32"/>
+                <w:szCs w:val="40"/>
+              </w:rPr>
+              <w:t xml:space="preserve"> | A</w:t>
             </w:r>
             <w:r>
               <w:rPr>
@@ -6306,8 +6920,18 @@
                 <w:sz w:val="32"/>
                 <w:szCs w:val="40"/>
               </w:rPr>
-              <w:t>)-  A</w:t>
-            </w:r>
+              <w:t>)</w:t>
+            </w:r>
+            <w:proofErr w:type="gramStart"/>
+            <w:r>
+              <w:rPr>
+                <w:rFonts w:ascii="BRH Devanagari Extra" w:hAnsi="BRH Devanagari Extra" w:cs="BRH Devanagari Extra"/>
+                <w:sz w:val="32"/>
+                <w:szCs w:val="40"/>
+              </w:rPr>
+              <w:t>-  A</w:t>
+            </w:r>
+            <w:proofErr w:type="gramEnd"/>
             <w:r>
               <w:rPr>
                 <w:rFonts w:ascii="BRH Malayalam Extra" w:hAnsi="BRH Malayalam Extra" w:cs="BRH Devanagari Extra"/>
@@ -6643,7 +7267,27 @@
                 <w:sz w:val="32"/>
                 <w:szCs w:val="40"/>
               </w:rPr>
-              <w:t>)-  E¨ÉþUE¨ÉUÈ | erÉÉrÉÉlÉçþ |</w:t>
+              <w:t>)</w:t>
+            </w:r>
+            <w:proofErr w:type="gramStart"/>
+            <w:r>
+              <w:rPr>
+                <w:rFonts w:ascii="BRH Devanagari Extra" w:hAnsi="BRH Devanagari Extra" w:cs="BRH Devanagari Extra"/>
+                <w:color w:val="000000"/>
+                <w:sz w:val="32"/>
+                <w:szCs w:val="40"/>
+              </w:rPr>
+              <w:t>-  E</w:t>
+            </w:r>
+            <w:proofErr w:type="gramEnd"/>
+            <w:r>
+              <w:rPr>
+                <w:rFonts w:ascii="BRH Devanagari Extra" w:hAnsi="BRH Devanagari Extra" w:cs="BRH Devanagari Extra"/>
+                <w:color w:val="000000"/>
+                <w:sz w:val="32"/>
+                <w:szCs w:val="40"/>
+              </w:rPr>
+              <w:t>¨ÉþUE¨ÉUÈ | erÉÉrÉÉlÉçþ |</w:t>
             </w:r>
           </w:p>
           <w:p>
@@ -7231,7 +7875,27 @@
                 <w:sz w:val="32"/>
                 <w:szCs w:val="40"/>
               </w:rPr>
-              <w:t>)-  mÉëÌiÉþ | xÉÔ</w:t>
+              <w:t>)</w:t>
+            </w:r>
+            <w:proofErr w:type="gramStart"/>
+            <w:r>
+              <w:rPr>
+                <w:rFonts w:ascii="BRH Devanagari Extra" w:hAnsi="BRH Devanagari Extra" w:cs="BRH Devanagari Extra"/>
+                <w:color w:val="000000"/>
+                <w:sz w:val="32"/>
+                <w:szCs w:val="40"/>
+              </w:rPr>
+              <w:t>-  mÉëÌiÉþ</w:t>
+            </w:r>
+            <w:proofErr w:type="gramEnd"/>
+            <w:r>
+              <w:rPr>
+                <w:rFonts w:ascii="BRH Devanagari Extra" w:hAnsi="BRH Devanagari Extra" w:cs="BRH Devanagari Extra"/>
+                <w:color w:val="000000"/>
+                <w:sz w:val="32"/>
+                <w:szCs w:val="40"/>
+              </w:rPr>
+              <w:t xml:space="preserve"> | xÉÔ</w:t>
             </w:r>
             <w:r>
               <w:rPr>
@@ -7515,8 +8179,19 @@
                 <w:sz w:val="32"/>
                 <w:szCs w:val="40"/>
               </w:rPr>
-              <w:t>)-  xÉÔ</w:t>
-            </w:r>
+              <w:t>)</w:t>
+            </w:r>
+            <w:proofErr w:type="gramStart"/>
+            <w:r>
+              <w:rPr>
+                <w:rFonts w:ascii="BRH Devanagari Extra" w:hAnsi="BRH Devanagari Extra" w:cs="BRH Devanagari Extra"/>
+                <w:color w:val="000000"/>
+                <w:sz w:val="32"/>
+                <w:szCs w:val="40"/>
+              </w:rPr>
+              <w:t>-  xÉÔ</w:t>
+            </w:r>
+            <w:proofErr w:type="gramEnd"/>
             <w:r>
               <w:rPr>
                 <w:rFonts w:ascii="BRH Malayalam Extra" w:hAnsi="BRH Malayalam Extra" w:cs="BRH Devanagari Extra"/>
@@ -7844,8 +8519,19 @@
                 <w:sz w:val="32"/>
                 <w:szCs w:val="40"/>
               </w:rPr>
-              <w:t>)-  xÉÔ</w:t>
-            </w:r>
+              <w:t>)</w:t>
+            </w:r>
+            <w:proofErr w:type="gramStart"/>
+            <w:r>
+              <w:rPr>
+                <w:rFonts w:ascii="BRH Devanagari Extra" w:hAnsi="BRH Devanagari Extra" w:cs="BRH Devanagari Extra"/>
+                <w:color w:val="000000"/>
+                <w:sz w:val="32"/>
+                <w:szCs w:val="40"/>
+              </w:rPr>
+              <w:t>-  xÉÔ</w:t>
+            </w:r>
+            <w:proofErr w:type="gramEnd"/>
             <w:r>
               <w:rPr>
                 <w:rFonts w:ascii="BRH Malayalam Extra" w:hAnsi="BRH Malayalam Extra" w:cs="BRH Devanagari Extra"/>
@@ -11483,7 +12169,29 @@
           <w:szCs w:val="32"/>
           <w:u w:val="single"/>
         </w:rPr>
-        <w:t xml:space="preserve">TS Jatai – TS 2.3 Sanskrit  Corrections – prior to </w:t>
+        <w:t xml:space="preserve">TS Jatai – TS 2.3 </w:t>
+      </w:r>
+      <w:proofErr w:type="gramStart"/>
+      <w:r>
+        <w:rPr>
+          <w:b/>
+          <w:bCs/>
+          <w:sz w:val="32"/>
+          <w:szCs w:val="32"/>
+          <w:u w:val="single"/>
+        </w:rPr>
+        <w:t>Sanskrit  Corrections</w:t>
+      </w:r>
+      <w:proofErr w:type="gramEnd"/>
+      <w:r>
+        <w:rPr>
+          <w:b/>
+          <w:bCs/>
+          <w:sz w:val="32"/>
+          <w:szCs w:val="32"/>
+          <w:u w:val="single"/>
+        </w:rPr>
+        <w:t xml:space="preserve"> – prior to </w:t>
       </w:r>
       <w:r>
         <w:rPr>
@@ -11776,7 +12484,7 @@
 </file>
 
 <file path=word/endnotes.xml><?xml version="1.0" encoding="utf-8"?>
-<w:endnotes xmlns:wpc="http://schemas.microsoft.com/office/word/2010/wordprocessingCanvas" xmlns:cx="http://schemas.microsoft.com/office/drawing/2014/chartex" xmlns:cx1="http://schemas.microsoft.com/office/drawing/2015/9/8/chartex" xmlns:cx2="http://schemas.microsoft.com/office/drawing/2015/10/21/chartex" xmlns:cx3="http://schemas.microsoft.com/office/drawing/2016/5/9/chartex" xmlns:cx4="http://schemas.microsoft.com/office/drawing/2016/5/10/chartex" xmlns:cx5="http://schemas.microsoft.com/office/drawing/2016/5/11/chartex" xmlns:cx6="http://schemas.microsoft.com/office/drawing/2016/5/12/chartex" xmlns:cx7="http://schemas.microsoft.com/office/drawing/2016/5/13/chartex" xmlns:cx8="http://schemas.microsoft.com/office/drawing/2016/5/14/chartex" xmlns:mc="http://schemas.openxmlformats.org/markup-compatibility/2006" xmlns:aink="http://schemas.microsoft.com/office/drawing/2016/ink" xmlns:am3d="http://schemas.microsoft.com/office/drawing/2017/model3d" xmlns:o="urn:schemas-microsoft-com:office:office" xmlns:oel="http://schemas.microsoft.com/office/2019/extlst" xmlns:r="http://schemas.openxmlformats.org/officeDocument/2006/relationships" xmlns:m="http://schemas.openxmlformats.org/officeDocument/2006/math" xmlns:v="urn:schemas-microsoft-com:vml" xmlns:wp14="http://schemas.microsoft.com/office/word/2010/wordprocessingDrawing" xmlns:wp="http://schemas.openxmlformats.org/drawingml/2006/wordprocessingDrawing" xmlns:w10="urn:schemas-microsoft-com:office:word" xmlns:w="http://schemas.openxmlformats.org/wordprocessingml/2006/main" xmlns:w14="http://schemas.microsoft.com/office/word/2010/wordml" xmlns:w15="http://schemas.microsoft.com/office/word/2012/wordml" xmlns:w16cex="http://schemas.microsoft.com/office/word/2018/wordml/cex" xmlns:w16cid="http://schemas.microsoft.com/office/word/2016/wordml/cid" xmlns:w16="http://schemas.microsoft.com/office/word/2018/wordml" xmlns:w16du="http://schemas.microsoft.com/office/word/2023/wordml/word16du" xmlns:w16sdtdh="http://schemas.microsoft.com/office/word/2020/wordml/sdtdatahash" xmlns:w16sdtfl="http://schemas.microsoft.com/office/word/2024/wordml/sdtformatlock" xmlns:w16se="http://schemas.microsoft.com/office/word/2015/wordml/symex" xmlns:wpg="http://schemas.microsoft.com/office/word/2010/wordprocessingGroup" xmlns:wpi="http://schemas.microsoft.com/office/word/2010/wordprocessingInk" xmlns:wne="http://schemas.microsoft.com/office/word/2006/wordml" xmlns:wps="http://schemas.microsoft.com/office/word/2010/wordprocessingShape" mc:Ignorable="w14 w15 w16se w16cid w16 w16cex w16sdtdh w16sdtfl w16du wp14">
+<w:endnotes xmlns:wpc="http://schemas.microsoft.com/office/word/2010/wordprocessingCanvas" xmlns:cx="http://schemas.microsoft.com/office/drawing/2014/chartex" xmlns:cx1="http://schemas.microsoft.com/office/drawing/2015/9/8/chartex" xmlns:cx2="http://schemas.microsoft.com/office/drawing/2015/10/21/chartex" xmlns:cx3="http://schemas.microsoft.com/office/drawing/2016/5/9/chartex" xmlns:cx4="http://schemas.microsoft.com/office/drawing/2016/5/10/chartex" xmlns:cx5="http://schemas.microsoft.com/office/drawing/2016/5/11/chartex" xmlns:cx6="http://schemas.microsoft.com/office/drawing/2016/5/12/chartex" xmlns:cx7="http://schemas.microsoft.com/office/drawing/2016/5/13/chartex" xmlns:cx8="http://schemas.microsoft.com/office/drawing/2016/5/14/chartex" xmlns:mc="http://schemas.openxmlformats.org/markup-compatibility/2006" xmlns:aink="http://schemas.microsoft.com/office/drawing/2016/ink" xmlns:am3d="http://schemas.microsoft.com/office/drawing/2017/model3d" xmlns:o="urn:schemas-microsoft-com:office:office" xmlns:oel="http://schemas.microsoft.com/office/2019/extlst" xmlns:r="http://schemas.openxmlformats.org/officeDocument/2006/relationships" xmlns:m="http://schemas.openxmlformats.org/officeDocument/2006/math" xmlns:v="urn:schemas-microsoft-com:vml" xmlns:wp14="http://schemas.microsoft.com/office/word/2010/wordprocessingDrawing" xmlns:wp="http://schemas.openxmlformats.org/drawingml/2006/wordprocessingDrawing" xmlns:w10="urn:schemas-microsoft-com:office:word" xmlns:w="http://schemas.openxmlformats.org/wordprocessingml/2006/main" xmlns:w14="http://schemas.microsoft.com/office/word/2010/wordml" xmlns:w15="http://schemas.microsoft.com/office/word/2012/wordml" xmlns:w16cei="http://schemas.microsoft.com/office/word/2026/wordml/cei" xmlns:w16cex="http://schemas.microsoft.com/office/word/2018/wordml/cex" xmlns:w16cid="http://schemas.microsoft.com/office/word/2016/wordml/cid" xmlns:w16="http://schemas.microsoft.com/office/word/2018/wordml" xmlns:w16du="http://schemas.microsoft.com/office/word/2023/wordml/word16du" xmlns:w16sdtdh="http://schemas.microsoft.com/office/word/2020/wordml/sdtdatahash" xmlns:w16sdtfl="http://schemas.microsoft.com/office/word/2024/wordml/sdtformatlock" xmlns:w16se="http://schemas.microsoft.com/office/word/2015/wordml/symex" xmlns:wpg="http://schemas.microsoft.com/office/word/2010/wordprocessingGroup" xmlns:wpi="http://schemas.microsoft.com/office/word/2010/wordprocessingInk" xmlns:wne="http://schemas.microsoft.com/office/word/2006/wordml" xmlns:wps="http://schemas.microsoft.com/office/word/2010/wordprocessingShape" mc:Ignorable="w14 w15 w16se w16cid w16 w16cex w16sdtdh w16sdtfl w16du wp14">
   <w:endnote w:type="separator" w:id="-1">
     <w:p>
       <w:pPr>
@@ -11801,7 +12509,7 @@
 </file>
 
 <file path=word/footer1.xml><?xml version="1.0" encoding="utf-8"?>
-<w:ftr xmlns:wpc="http://schemas.microsoft.com/office/word/2010/wordprocessingCanvas" xmlns:cx="http://schemas.microsoft.com/office/drawing/2014/chartex" xmlns:cx1="http://schemas.microsoft.com/office/drawing/2015/9/8/chartex" xmlns:cx2="http://schemas.microsoft.com/office/drawing/2015/10/21/chartex" xmlns:cx3="http://schemas.microsoft.com/office/drawing/2016/5/9/chartex" xmlns:cx4="http://schemas.microsoft.com/office/drawing/2016/5/10/chartex" xmlns:cx5="http://schemas.microsoft.com/office/drawing/2016/5/11/chartex" xmlns:cx6="http://schemas.microsoft.com/office/drawing/2016/5/12/chartex" xmlns:cx7="http://schemas.microsoft.com/office/drawing/2016/5/13/chartex" xmlns:cx8="http://schemas.microsoft.com/office/drawing/2016/5/14/chartex" xmlns:mc="http://schemas.openxmlformats.org/markup-compatibility/2006" xmlns:aink="http://schemas.microsoft.com/office/drawing/2016/ink" xmlns:am3d="http://schemas.microsoft.com/office/drawing/2017/model3d" xmlns:o="urn:schemas-microsoft-com:office:office" xmlns:oel="http://schemas.microsoft.com/office/2019/extlst" xmlns:r="http://schemas.openxmlformats.org/officeDocument/2006/relationships" xmlns:m="http://schemas.openxmlformats.org/officeDocument/2006/math" xmlns:v="urn:schemas-microsoft-com:vml" xmlns:wp14="http://schemas.microsoft.com/office/word/2010/wordprocessingDrawing" xmlns:wp="http://schemas.openxmlformats.org/drawingml/2006/wordprocessingDrawing" xmlns:w10="urn:schemas-microsoft-com:office:word" xmlns:w="http://schemas.openxmlformats.org/wordprocessingml/2006/main" xmlns:w14="http://schemas.microsoft.com/office/word/2010/wordml" xmlns:w15="http://schemas.microsoft.com/office/word/2012/wordml" xmlns:w16cex="http://schemas.microsoft.com/office/word/2018/wordml/cex" xmlns:w16cid="http://schemas.microsoft.com/office/word/2016/wordml/cid" xmlns:w16="http://schemas.microsoft.com/office/word/2018/wordml" xmlns:w16du="http://schemas.microsoft.com/office/word/2023/wordml/word16du" xmlns:w16sdtdh="http://schemas.microsoft.com/office/word/2020/wordml/sdtdatahash" xmlns:w16sdtfl="http://schemas.microsoft.com/office/word/2024/wordml/sdtformatlock" xmlns:w16se="http://schemas.microsoft.com/office/word/2015/wordml/symex" xmlns:wpg="http://schemas.microsoft.com/office/word/2010/wordprocessingGroup" xmlns:wpi="http://schemas.microsoft.com/office/word/2010/wordprocessingInk" xmlns:wne="http://schemas.microsoft.com/office/word/2006/wordml" xmlns:wps="http://schemas.microsoft.com/office/word/2010/wordprocessingShape" mc:Ignorable="w14 w15 w16se w16cid w16 w16cex w16sdtdh w16sdtfl w16du wp14">
+<w:ftr xmlns:wpc="http://schemas.microsoft.com/office/word/2010/wordprocessingCanvas" xmlns:cx="http://schemas.microsoft.com/office/drawing/2014/chartex" xmlns:cx1="http://schemas.microsoft.com/office/drawing/2015/9/8/chartex" xmlns:cx2="http://schemas.microsoft.com/office/drawing/2015/10/21/chartex" xmlns:cx3="http://schemas.microsoft.com/office/drawing/2016/5/9/chartex" xmlns:cx4="http://schemas.microsoft.com/office/drawing/2016/5/10/chartex" xmlns:cx5="http://schemas.microsoft.com/office/drawing/2016/5/11/chartex" xmlns:cx6="http://schemas.microsoft.com/office/drawing/2016/5/12/chartex" xmlns:cx7="http://schemas.microsoft.com/office/drawing/2016/5/13/chartex" xmlns:cx8="http://schemas.microsoft.com/office/drawing/2016/5/14/chartex" xmlns:mc="http://schemas.openxmlformats.org/markup-compatibility/2006" xmlns:aink="http://schemas.microsoft.com/office/drawing/2016/ink" xmlns:am3d="http://schemas.microsoft.com/office/drawing/2017/model3d" xmlns:o="urn:schemas-microsoft-com:office:office" xmlns:oel="http://schemas.microsoft.com/office/2019/extlst" xmlns:r="http://schemas.openxmlformats.org/officeDocument/2006/relationships" xmlns:m="http://schemas.openxmlformats.org/officeDocument/2006/math" xmlns:v="urn:schemas-microsoft-com:vml" xmlns:wp14="http://schemas.microsoft.com/office/word/2010/wordprocessingDrawing" xmlns:wp="http://schemas.openxmlformats.org/drawingml/2006/wordprocessingDrawing" xmlns:w10="urn:schemas-microsoft-com:office:word" xmlns:w="http://schemas.openxmlformats.org/wordprocessingml/2006/main" xmlns:w14="http://schemas.microsoft.com/office/word/2010/wordml" xmlns:w15="http://schemas.microsoft.com/office/word/2012/wordml" xmlns:w16cei="http://schemas.microsoft.com/office/word/2026/wordml/cei" xmlns:w16cex="http://schemas.microsoft.com/office/word/2018/wordml/cex" xmlns:w16cid="http://schemas.microsoft.com/office/word/2016/wordml/cid" xmlns:w16="http://schemas.microsoft.com/office/word/2018/wordml" xmlns:w16du="http://schemas.microsoft.com/office/word/2023/wordml/word16du" xmlns:w16sdtdh="http://schemas.microsoft.com/office/word/2020/wordml/sdtdatahash" xmlns:w16sdtfl="http://schemas.microsoft.com/office/word/2024/wordml/sdtformatlock" xmlns:w16se="http://schemas.microsoft.com/office/word/2015/wordml/symex" xmlns:wpg="http://schemas.microsoft.com/office/word/2010/wordprocessingGroup" xmlns:wpi="http://schemas.microsoft.com/office/word/2010/wordprocessingInk" xmlns:wne="http://schemas.microsoft.com/office/word/2006/wordml" xmlns:wps="http://schemas.microsoft.com/office/word/2010/wordprocessingShape" mc:Ignorable="w14 w15 w16se w16cid w16 w16cex w16sdtdh w16sdtfl w16du wp14">
   <w:p>
     <w:pPr>
       <w:pBdr>
@@ -11986,7 +12694,7 @@
 </file>
 
 <file path=word/footer2.xml><?xml version="1.0" encoding="utf-8"?>
-<w:ftr xmlns:wpc="http://schemas.microsoft.com/office/word/2010/wordprocessingCanvas" xmlns:cx="http://schemas.microsoft.com/office/drawing/2014/chartex" xmlns:cx1="http://schemas.microsoft.com/office/drawing/2015/9/8/chartex" xmlns:cx2="http://schemas.microsoft.com/office/drawing/2015/10/21/chartex" xmlns:cx3="http://schemas.microsoft.com/office/drawing/2016/5/9/chartex" xmlns:cx4="http://schemas.microsoft.com/office/drawing/2016/5/10/chartex" xmlns:cx5="http://schemas.microsoft.com/office/drawing/2016/5/11/chartex" xmlns:cx6="http://schemas.microsoft.com/office/drawing/2016/5/12/chartex" xmlns:cx7="http://schemas.microsoft.com/office/drawing/2016/5/13/chartex" xmlns:cx8="http://schemas.microsoft.com/office/drawing/2016/5/14/chartex" xmlns:mc="http://schemas.openxmlformats.org/markup-compatibility/2006" xmlns:aink="http://schemas.microsoft.com/office/drawing/2016/ink" xmlns:am3d="http://schemas.microsoft.com/office/drawing/2017/model3d" xmlns:o="urn:schemas-microsoft-com:office:office" xmlns:oel="http://schemas.microsoft.com/office/2019/extlst" xmlns:r="http://schemas.openxmlformats.org/officeDocument/2006/relationships" xmlns:m="http://schemas.openxmlformats.org/officeDocument/2006/math" xmlns:v="urn:schemas-microsoft-com:vml" xmlns:wp14="http://schemas.microsoft.com/office/word/2010/wordprocessingDrawing" xmlns:wp="http://schemas.openxmlformats.org/drawingml/2006/wordprocessingDrawing" xmlns:w10="urn:schemas-microsoft-com:office:word" xmlns:w="http://schemas.openxmlformats.org/wordprocessingml/2006/main" xmlns:w14="http://schemas.microsoft.com/office/word/2010/wordml" xmlns:w15="http://schemas.microsoft.com/office/word/2012/wordml" xmlns:w16cex="http://schemas.microsoft.com/office/word/2018/wordml/cex" xmlns:w16cid="http://schemas.microsoft.com/office/word/2016/wordml/cid" xmlns:w16="http://schemas.microsoft.com/office/word/2018/wordml" xmlns:w16du="http://schemas.microsoft.com/office/word/2023/wordml/word16du" xmlns:w16sdtdh="http://schemas.microsoft.com/office/word/2020/wordml/sdtdatahash" xmlns:w16sdtfl="http://schemas.microsoft.com/office/word/2024/wordml/sdtformatlock" xmlns:w16se="http://schemas.microsoft.com/office/word/2015/wordml/symex" xmlns:wpg="http://schemas.microsoft.com/office/word/2010/wordprocessingGroup" xmlns:wpi="http://schemas.microsoft.com/office/word/2010/wordprocessingInk" xmlns:wne="http://schemas.microsoft.com/office/word/2006/wordml" xmlns:wps="http://schemas.microsoft.com/office/word/2010/wordprocessingShape" mc:Ignorable="w14 w15 w16se w16cid w16 w16cex w16sdtdh w16sdtfl w16du wp14">
+<w:ftr xmlns:wpc="http://schemas.microsoft.com/office/word/2010/wordprocessingCanvas" xmlns:cx="http://schemas.microsoft.com/office/drawing/2014/chartex" xmlns:cx1="http://schemas.microsoft.com/office/drawing/2015/9/8/chartex" xmlns:cx2="http://schemas.microsoft.com/office/drawing/2015/10/21/chartex" xmlns:cx3="http://schemas.microsoft.com/office/drawing/2016/5/9/chartex" xmlns:cx4="http://schemas.microsoft.com/office/drawing/2016/5/10/chartex" xmlns:cx5="http://schemas.microsoft.com/office/drawing/2016/5/11/chartex" xmlns:cx6="http://schemas.microsoft.com/office/drawing/2016/5/12/chartex" xmlns:cx7="http://schemas.microsoft.com/office/drawing/2016/5/13/chartex" xmlns:cx8="http://schemas.microsoft.com/office/drawing/2016/5/14/chartex" xmlns:mc="http://schemas.openxmlformats.org/markup-compatibility/2006" xmlns:aink="http://schemas.microsoft.com/office/drawing/2016/ink" xmlns:am3d="http://schemas.microsoft.com/office/drawing/2017/model3d" xmlns:o="urn:schemas-microsoft-com:office:office" xmlns:oel="http://schemas.microsoft.com/office/2019/extlst" xmlns:r="http://schemas.openxmlformats.org/officeDocument/2006/relationships" xmlns:m="http://schemas.openxmlformats.org/officeDocument/2006/math" xmlns:v="urn:schemas-microsoft-com:vml" xmlns:wp14="http://schemas.microsoft.com/office/word/2010/wordprocessingDrawing" xmlns:wp="http://schemas.openxmlformats.org/drawingml/2006/wordprocessingDrawing" xmlns:w10="urn:schemas-microsoft-com:office:word" xmlns:w="http://schemas.openxmlformats.org/wordprocessingml/2006/main" xmlns:w14="http://schemas.microsoft.com/office/word/2010/wordml" xmlns:w15="http://schemas.microsoft.com/office/word/2012/wordml" xmlns:w16cei="http://schemas.microsoft.com/office/word/2026/wordml/cei" xmlns:w16cex="http://schemas.microsoft.com/office/word/2018/wordml/cex" xmlns:w16cid="http://schemas.microsoft.com/office/word/2016/wordml/cid" xmlns:w16="http://schemas.microsoft.com/office/word/2018/wordml" xmlns:w16du="http://schemas.microsoft.com/office/word/2023/wordml/word16du" xmlns:w16sdtdh="http://schemas.microsoft.com/office/word/2020/wordml/sdtdatahash" xmlns:w16sdtfl="http://schemas.microsoft.com/office/word/2024/wordml/sdtformatlock" xmlns:w16se="http://schemas.microsoft.com/office/word/2015/wordml/symex" xmlns:wpg="http://schemas.microsoft.com/office/word/2010/wordprocessingGroup" xmlns:wpi="http://schemas.microsoft.com/office/word/2010/wordprocessingInk" xmlns:wne="http://schemas.microsoft.com/office/word/2006/wordml" xmlns:wps="http://schemas.microsoft.com/office/word/2010/wordprocessingShape" mc:Ignorable="w14 w15 w16se w16cid w16 w16cex w16sdtdh w16sdtfl w16du wp14">
   <w:p>
     <w:pPr>
       <w:pBdr>
@@ -12192,7 +12900,7 @@
 </file>
 
 <file path=word/footer3.xml><?xml version="1.0" encoding="utf-8"?>
-<w:ftr xmlns:wpc="http://schemas.microsoft.com/office/word/2010/wordprocessingCanvas" xmlns:cx="http://schemas.microsoft.com/office/drawing/2014/chartex" xmlns:cx1="http://schemas.microsoft.com/office/drawing/2015/9/8/chartex" xmlns:cx2="http://schemas.microsoft.com/office/drawing/2015/10/21/chartex" xmlns:cx3="http://schemas.microsoft.com/office/drawing/2016/5/9/chartex" xmlns:cx4="http://schemas.microsoft.com/office/drawing/2016/5/10/chartex" xmlns:cx5="http://schemas.microsoft.com/office/drawing/2016/5/11/chartex" xmlns:cx6="http://schemas.microsoft.com/office/drawing/2016/5/12/chartex" xmlns:cx7="http://schemas.microsoft.com/office/drawing/2016/5/13/chartex" xmlns:cx8="http://schemas.microsoft.com/office/drawing/2016/5/14/chartex" xmlns:mc="http://schemas.openxmlformats.org/markup-compatibility/2006" xmlns:aink="http://schemas.microsoft.com/office/drawing/2016/ink" xmlns:am3d="http://schemas.microsoft.com/office/drawing/2017/model3d" xmlns:o="urn:schemas-microsoft-com:office:office" xmlns:oel="http://schemas.microsoft.com/office/2019/extlst" xmlns:r="http://schemas.openxmlformats.org/officeDocument/2006/relationships" xmlns:m="http://schemas.openxmlformats.org/officeDocument/2006/math" xmlns:v="urn:schemas-microsoft-com:vml" xmlns:wp14="http://schemas.microsoft.com/office/word/2010/wordprocessingDrawing" xmlns:wp="http://schemas.openxmlformats.org/drawingml/2006/wordprocessingDrawing" xmlns:w10="urn:schemas-microsoft-com:office:word" xmlns:w="http://schemas.openxmlformats.org/wordprocessingml/2006/main" xmlns:w14="http://schemas.microsoft.com/office/word/2010/wordml" xmlns:w15="http://schemas.microsoft.com/office/word/2012/wordml" xmlns:w16cex="http://schemas.microsoft.com/office/word/2018/wordml/cex" xmlns:w16cid="http://schemas.microsoft.com/office/word/2016/wordml/cid" xmlns:w16="http://schemas.microsoft.com/office/word/2018/wordml" xmlns:w16du="http://schemas.microsoft.com/office/word/2023/wordml/word16du" xmlns:w16sdtdh="http://schemas.microsoft.com/office/word/2020/wordml/sdtdatahash" xmlns:w16sdtfl="http://schemas.microsoft.com/office/word/2024/wordml/sdtformatlock" xmlns:w16se="http://schemas.microsoft.com/office/word/2015/wordml/symex" xmlns:wpg="http://schemas.microsoft.com/office/word/2010/wordprocessingGroup" xmlns:wpi="http://schemas.microsoft.com/office/word/2010/wordprocessingInk" xmlns:wne="http://schemas.microsoft.com/office/word/2006/wordml" xmlns:wps="http://schemas.microsoft.com/office/word/2010/wordprocessingShape" mc:Ignorable="w14 w15 w16se w16cid w16 w16cex w16sdtdh w16sdtfl w16du wp14">
+<w:ftr xmlns:wpc="http://schemas.microsoft.com/office/word/2010/wordprocessingCanvas" xmlns:cx="http://schemas.microsoft.com/office/drawing/2014/chartex" xmlns:cx1="http://schemas.microsoft.com/office/drawing/2015/9/8/chartex" xmlns:cx2="http://schemas.microsoft.com/office/drawing/2015/10/21/chartex" xmlns:cx3="http://schemas.microsoft.com/office/drawing/2016/5/9/chartex" xmlns:cx4="http://schemas.microsoft.com/office/drawing/2016/5/10/chartex" xmlns:cx5="http://schemas.microsoft.com/office/drawing/2016/5/11/chartex" xmlns:cx6="http://schemas.microsoft.com/office/drawing/2016/5/12/chartex" xmlns:cx7="http://schemas.microsoft.com/office/drawing/2016/5/13/chartex" xmlns:cx8="http://schemas.microsoft.com/office/drawing/2016/5/14/chartex" xmlns:mc="http://schemas.openxmlformats.org/markup-compatibility/2006" xmlns:aink="http://schemas.microsoft.com/office/drawing/2016/ink" xmlns:am3d="http://schemas.microsoft.com/office/drawing/2017/model3d" xmlns:o="urn:schemas-microsoft-com:office:office" xmlns:oel="http://schemas.microsoft.com/office/2019/extlst" xmlns:r="http://schemas.openxmlformats.org/officeDocument/2006/relationships" xmlns:m="http://schemas.openxmlformats.org/officeDocument/2006/math" xmlns:v="urn:schemas-microsoft-com:vml" xmlns:wp14="http://schemas.microsoft.com/office/word/2010/wordprocessingDrawing" xmlns:wp="http://schemas.openxmlformats.org/drawingml/2006/wordprocessingDrawing" xmlns:w10="urn:schemas-microsoft-com:office:word" xmlns:w="http://schemas.openxmlformats.org/wordprocessingml/2006/main" xmlns:w14="http://schemas.microsoft.com/office/word/2010/wordml" xmlns:w15="http://schemas.microsoft.com/office/word/2012/wordml" xmlns:w16cei="http://schemas.microsoft.com/office/word/2026/wordml/cei" xmlns:w16cex="http://schemas.microsoft.com/office/word/2018/wordml/cex" xmlns:w16cid="http://schemas.microsoft.com/office/word/2016/wordml/cid" xmlns:w16="http://schemas.microsoft.com/office/word/2018/wordml" xmlns:w16du="http://schemas.microsoft.com/office/word/2023/wordml/word16du" xmlns:w16sdtdh="http://schemas.microsoft.com/office/word/2020/wordml/sdtdatahash" xmlns:w16sdtfl="http://schemas.microsoft.com/office/word/2024/wordml/sdtformatlock" xmlns:w16se="http://schemas.microsoft.com/office/word/2015/wordml/symex" xmlns:wpg="http://schemas.microsoft.com/office/word/2010/wordprocessingGroup" xmlns:wpi="http://schemas.microsoft.com/office/word/2010/wordprocessingInk" xmlns:wne="http://schemas.microsoft.com/office/word/2006/wordml" xmlns:wps="http://schemas.microsoft.com/office/word/2010/wordprocessingShape" mc:Ignorable="w14 w15 w16se w16cid w16 w16cex w16sdtdh w16sdtfl w16du wp14">
   <w:p>
     <w:pPr>
       <w:pStyle w:val="Footer"/>
@@ -12202,7 +12910,7 @@
 </file>
 
 <file path=word/footnotes.xml><?xml version="1.0" encoding="utf-8"?>
-<w:footnotes xmlns:wpc="http://schemas.microsoft.com/office/word/2010/wordprocessingCanvas" xmlns:cx="http://schemas.microsoft.com/office/drawing/2014/chartex" xmlns:cx1="http://schemas.microsoft.com/office/drawing/2015/9/8/chartex" xmlns:cx2="http://schemas.microsoft.com/office/drawing/2015/10/21/chartex" xmlns:cx3="http://schemas.microsoft.com/office/drawing/2016/5/9/chartex" xmlns:cx4="http://schemas.microsoft.com/office/drawing/2016/5/10/chartex" xmlns:cx5="http://schemas.microsoft.com/office/drawing/2016/5/11/chartex" xmlns:cx6="http://schemas.microsoft.com/office/drawing/2016/5/12/chartex" xmlns:cx7="http://schemas.microsoft.com/office/drawing/2016/5/13/chartex" xmlns:cx8="http://schemas.microsoft.com/office/drawing/2016/5/14/chartex" xmlns:mc="http://schemas.openxmlformats.org/markup-compatibility/2006" xmlns:aink="http://schemas.microsoft.com/office/drawing/2016/ink" xmlns:am3d="http://schemas.microsoft.com/office/drawing/2017/model3d" xmlns:o="urn:schemas-microsoft-com:office:office" xmlns:oel="http://schemas.microsoft.com/office/2019/extlst" xmlns:r="http://schemas.openxmlformats.org/officeDocument/2006/relationships" xmlns:m="http://schemas.openxmlformats.org/officeDocument/2006/math" xmlns:v="urn:schemas-microsoft-com:vml" xmlns:wp14="http://schemas.microsoft.com/office/word/2010/wordprocessingDrawing" xmlns:wp="http://schemas.openxmlformats.org/drawingml/2006/wordprocessingDrawing" xmlns:w10="urn:schemas-microsoft-com:office:word" xmlns:w="http://schemas.openxmlformats.org/wordprocessingml/2006/main" xmlns:w14="http://schemas.microsoft.com/office/word/2010/wordml" xmlns:w15="http://schemas.microsoft.com/office/word/2012/wordml" xmlns:w16cex="http://schemas.microsoft.com/office/word/2018/wordml/cex" xmlns:w16cid="http://schemas.microsoft.com/office/word/2016/wordml/cid" xmlns:w16="http://schemas.microsoft.com/office/word/2018/wordml" xmlns:w16du="http://schemas.microsoft.com/office/word/2023/wordml/word16du" xmlns:w16sdtdh="http://schemas.microsoft.com/office/word/2020/wordml/sdtdatahash" xmlns:w16sdtfl="http://schemas.microsoft.com/office/word/2024/wordml/sdtformatlock" xmlns:w16se="http://schemas.microsoft.com/office/word/2015/wordml/symex" xmlns:wpg="http://schemas.microsoft.com/office/word/2010/wordprocessingGroup" xmlns:wpi="http://schemas.microsoft.com/office/word/2010/wordprocessingInk" xmlns:wne="http://schemas.microsoft.com/office/word/2006/wordml" xmlns:wps="http://schemas.microsoft.com/office/word/2010/wordprocessingShape" mc:Ignorable="w14 w15 w16se w16cid w16 w16cex w16sdtdh w16sdtfl w16du wp14">
+<w:footnotes xmlns:wpc="http://schemas.microsoft.com/office/word/2010/wordprocessingCanvas" xmlns:cx="http://schemas.microsoft.com/office/drawing/2014/chartex" xmlns:cx1="http://schemas.microsoft.com/office/drawing/2015/9/8/chartex" xmlns:cx2="http://schemas.microsoft.com/office/drawing/2015/10/21/chartex" xmlns:cx3="http://schemas.microsoft.com/office/drawing/2016/5/9/chartex" xmlns:cx4="http://schemas.microsoft.com/office/drawing/2016/5/10/chartex" xmlns:cx5="http://schemas.microsoft.com/office/drawing/2016/5/11/chartex" xmlns:cx6="http://schemas.microsoft.com/office/drawing/2016/5/12/chartex" xmlns:cx7="http://schemas.microsoft.com/office/drawing/2016/5/13/chartex" xmlns:cx8="http://schemas.microsoft.com/office/drawing/2016/5/14/chartex" xmlns:mc="http://schemas.openxmlformats.org/markup-compatibility/2006" xmlns:aink="http://schemas.microsoft.com/office/drawing/2016/ink" xmlns:am3d="http://schemas.microsoft.com/office/drawing/2017/model3d" xmlns:o="urn:schemas-microsoft-com:office:office" xmlns:oel="http://schemas.microsoft.com/office/2019/extlst" xmlns:r="http://schemas.openxmlformats.org/officeDocument/2006/relationships" xmlns:m="http://schemas.openxmlformats.org/officeDocument/2006/math" xmlns:v="urn:schemas-microsoft-com:vml" xmlns:wp14="http://schemas.microsoft.com/office/word/2010/wordprocessingDrawing" xmlns:wp="http://schemas.openxmlformats.org/drawingml/2006/wordprocessingDrawing" xmlns:w10="urn:schemas-microsoft-com:office:word" xmlns:w="http://schemas.openxmlformats.org/wordprocessingml/2006/main" xmlns:w14="http://schemas.microsoft.com/office/word/2010/wordml" xmlns:w15="http://schemas.microsoft.com/office/word/2012/wordml" xmlns:w16cei="http://schemas.microsoft.com/office/word/2026/wordml/cei" xmlns:w16cex="http://schemas.microsoft.com/office/word/2018/wordml/cex" xmlns:w16cid="http://schemas.microsoft.com/office/word/2016/wordml/cid" xmlns:w16="http://schemas.microsoft.com/office/word/2018/wordml" xmlns:w16du="http://schemas.microsoft.com/office/word/2023/wordml/word16du" xmlns:w16sdtdh="http://schemas.microsoft.com/office/word/2020/wordml/sdtdatahash" xmlns:w16sdtfl="http://schemas.microsoft.com/office/word/2024/wordml/sdtformatlock" xmlns:w16se="http://schemas.microsoft.com/office/word/2015/wordml/symex" xmlns:wpg="http://schemas.microsoft.com/office/word/2010/wordprocessingGroup" xmlns:wpi="http://schemas.microsoft.com/office/word/2010/wordprocessingInk" xmlns:wne="http://schemas.microsoft.com/office/word/2006/wordml" xmlns:wps="http://schemas.microsoft.com/office/word/2010/wordprocessingShape" mc:Ignorable="w14 w15 w16se w16cid w16 w16cex w16sdtdh w16sdtfl w16du wp14">
   <w:footnote w:type="separator" w:id="-1">
     <w:p>
       <w:pPr>
@@ -12227,7 +12935,7 @@
 </file>
 
 <file path=word/header1.xml><?xml version="1.0" encoding="utf-8"?>
-<w:hdr xmlns:wpc="http://schemas.microsoft.com/office/word/2010/wordprocessingCanvas" xmlns:cx="http://schemas.microsoft.com/office/drawing/2014/chartex" xmlns:cx1="http://schemas.microsoft.com/office/drawing/2015/9/8/chartex" xmlns:cx2="http://schemas.microsoft.com/office/drawing/2015/10/21/chartex" xmlns:cx3="http://schemas.microsoft.com/office/drawing/2016/5/9/chartex" xmlns:cx4="http://schemas.microsoft.com/office/drawing/2016/5/10/chartex" xmlns:cx5="http://schemas.microsoft.com/office/drawing/2016/5/11/chartex" xmlns:cx6="http://schemas.microsoft.com/office/drawing/2016/5/12/chartex" xmlns:cx7="http://schemas.microsoft.com/office/drawing/2016/5/13/chartex" xmlns:cx8="http://schemas.microsoft.com/office/drawing/2016/5/14/chartex" xmlns:mc="http://schemas.openxmlformats.org/markup-compatibility/2006" xmlns:aink="http://schemas.microsoft.com/office/drawing/2016/ink" xmlns:am3d="http://schemas.microsoft.com/office/drawing/2017/model3d" xmlns:o="urn:schemas-microsoft-com:office:office" xmlns:oel="http://schemas.microsoft.com/office/2019/extlst" xmlns:r="http://schemas.openxmlformats.org/officeDocument/2006/relationships" xmlns:m="http://schemas.openxmlformats.org/officeDocument/2006/math" xmlns:v="urn:schemas-microsoft-com:vml" xmlns:wp14="http://schemas.microsoft.com/office/word/2010/wordprocessingDrawing" xmlns:wp="http://schemas.openxmlformats.org/drawingml/2006/wordprocessingDrawing" xmlns:w10="urn:schemas-microsoft-com:office:word" xmlns:w="http://schemas.openxmlformats.org/wordprocessingml/2006/main" xmlns:w14="http://schemas.microsoft.com/office/word/2010/wordml" xmlns:w15="http://schemas.microsoft.com/office/word/2012/wordml" xmlns:w16cex="http://schemas.microsoft.com/office/word/2018/wordml/cex" xmlns:w16cid="http://schemas.microsoft.com/office/word/2016/wordml/cid" xmlns:w16="http://schemas.microsoft.com/office/word/2018/wordml" xmlns:w16du="http://schemas.microsoft.com/office/word/2023/wordml/word16du" xmlns:w16sdtdh="http://schemas.microsoft.com/office/word/2020/wordml/sdtdatahash" xmlns:w16sdtfl="http://schemas.microsoft.com/office/word/2024/wordml/sdtformatlock" xmlns:w16se="http://schemas.microsoft.com/office/word/2015/wordml/symex" xmlns:wpg="http://schemas.microsoft.com/office/word/2010/wordprocessingGroup" xmlns:wpi="http://schemas.microsoft.com/office/word/2010/wordprocessingInk" xmlns:wne="http://schemas.microsoft.com/office/word/2006/wordml" xmlns:wps="http://schemas.microsoft.com/office/word/2010/wordprocessingShape" mc:Ignorable="w14 w15 w16se w16cid w16 w16cex w16sdtdh w16sdtfl w16du wp14">
+<w:hdr xmlns:wpc="http://schemas.microsoft.com/office/word/2010/wordprocessingCanvas" xmlns:cx="http://schemas.microsoft.com/office/drawing/2014/chartex" xmlns:cx1="http://schemas.microsoft.com/office/drawing/2015/9/8/chartex" xmlns:cx2="http://schemas.microsoft.com/office/drawing/2015/10/21/chartex" xmlns:cx3="http://schemas.microsoft.com/office/drawing/2016/5/9/chartex" xmlns:cx4="http://schemas.microsoft.com/office/drawing/2016/5/10/chartex" xmlns:cx5="http://schemas.microsoft.com/office/drawing/2016/5/11/chartex" xmlns:cx6="http://schemas.microsoft.com/office/drawing/2016/5/12/chartex" xmlns:cx7="http://schemas.microsoft.com/office/drawing/2016/5/13/chartex" xmlns:cx8="http://schemas.microsoft.com/office/drawing/2016/5/14/chartex" xmlns:mc="http://schemas.openxmlformats.org/markup-compatibility/2006" xmlns:aink="http://schemas.microsoft.com/office/drawing/2016/ink" xmlns:am3d="http://schemas.microsoft.com/office/drawing/2017/model3d" xmlns:o="urn:schemas-microsoft-com:office:office" xmlns:oel="http://schemas.microsoft.com/office/2019/extlst" xmlns:r="http://schemas.openxmlformats.org/officeDocument/2006/relationships" xmlns:m="http://schemas.openxmlformats.org/officeDocument/2006/math" xmlns:v="urn:schemas-microsoft-com:vml" xmlns:wp14="http://schemas.microsoft.com/office/word/2010/wordprocessingDrawing" xmlns:wp="http://schemas.openxmlformats.org/drawingml/2006/wordprocessingDrawing" xmlns:w10="urn:schemas-microsoft-com:office:word" xmlns:w="http://schemas.openxmlformats.org/wordprocessingml/2006/main" xmlns:w14="http://schemas.microsoft.com/office/word/2010/wordml" xmlns:w15="http://schemas.microsoft.com/office/word/2012/wordml" xmlns:w16cei="http://schemas.microsoft.com/office/word/2026/wordml/cei" xmlns:w16cex="http://schemas.microsoft.com/office/word/2018/wordml/cex" xmlns:w16cid="http://schemas.microsoft.com/office/word/2016/wordml/cid" xmlns:w16="http://schemas.microsoft.com/office/word/2018/wordml" xmlns:w16du="http://schemas.microsoft.com/office/word/2023/wordml/word16du" xmlns:w16sdtdh="http://schemas.microsoft.com/office/word/2020/wordml/sdtdatahash" xmlns:w16sdtfl="http://schemas.microsoft.com/office/word/2024/wordml/sdtformatlock" xmlns:w16se="http://schemas.microsoft.com/office/word/2015/wordml/symex" xmlns:wpg="http://schemas.microsoft.com/office/word/2010/wordprocessingGroup" xmlns:wpi="http://schemas.microsoft.com/office/word/2010/wordprocessingInk" xmlns:wne="http://schemas.microsoft.com/office/word/2006/wordml" xmlns:wps="http://schemas.microsoft.com/office/word/2010/wordprocessingShape" mc:Ignorable="w14 w15 w16se w16cid w16 w16cex w16sdtdh w16sdtfl w16du wp14">
   <w:p>
     <w:pPr>
       <w:pStyle w:val="Header"/>
@@ -12248,7 +12956,7 @@
 </file>
 
 <file path=word/header2.xml><?xml version="1.0" encoding="utf-8"?>
-<w:hdr xmlns:wpc="http://schemas.microsoft.com/office/word/2010/wordprocessingCanvas" xmlns:cx="http://schemas.microsoft.com/office/drawing/2014/chartex" xmlns:cx1="http://schemas.microsoft.com/office/drawing/2015/9/8/chartex" xmlns:cx2="http://schemas.microsoft.com/office/drawing/2015/10/21/chartex" xmlns:cx3="http://schemas.microsoft.com/office/drawing/2016/5/9/chartex" xmlns:cx4="http://schemas.microsoft.com/office/drawing/2016/5/10/chartex" xmlns:cx5="http://schemas.microsoft.com/office/drawing/2016/5/11/chartex" xmlns:cx6="http://schemas.microsoft.com/office/drawing/2016/5/12/chartex" xmlns:cx7="http://schemas.microsoft.com/office/drawing/2016/5/13/chartex" xmlns:cx8="http://schemas.microsoft.com/office/drawing/2016/5/14/chartex" xmlns:mc="http://schemas.openxmlformats.org/markup-compatibility/2006" xmlns:aink="http://schemas.microsoft.com/office/drawing/2016/ink" xmlns:am3d="http://schemas.microsoft.com/office/drawing/2017/model3d" xmlns:o="urn:schemas-microsoft-com:office:office" xmlns:oel="http://schemas.microsoft.com/office/2019/extlst" xmlns:r="http://schemas.openxmlformats.org/officeDocument/2006/relationships" xmlns:m="http://schemas.openxmlformats.org/officeDocument/2006/math" xmlns:v="urn:schemas-microsoft-com:vml" xmlns:wp14="http://schemas.microsoft.com/office/word/2010/wordprocessingDrawing" xmlns:wp="http://schemas.openxmlformats.org/drawingml/2006/wordprocessingDrawing" xmlns:w10="urn:schemas-microsoft-com:office:word" xmlns:w="http://schemas.openxmlformats.org/wordprocessingml/2006/main" xmlns:w14="http://schemas.microsoft.com/office/word/2010/wordml" xmlns:w15="http://schemas.microsoft.com/office/word/2012/wordml" xmlns:w16cex="http://schemas.microsoft.com/office/word/2018/wordml/cex" xmlns:w16cid="http://schemas.microsoft.com/office/word/2016/wordml/cid" xmlns:w16="http://schemas.microsoft.com/office/word/2018/wordml" xmlns:w16du="http://schemas.microsoft.com/office/word/2023/wordml/word16du" xmlns:w16sdtdh="http://schemas.microsoft.com/office/word/2020/wordml/sdtdatahash" xmlns:w16sdtfl="http://schemas.microsoft.com/office/word/2024/wordml/sdtformatlock" xmlns:w16se="http://schemas.microsoft.com/office/word/2015/wordml/symex" xmlns:wpg="http://schemas.microsoft.com/office/word/2010/wordprocessingGroup" xmlns:wpi="http://schemas.microsoft.com/office/word/2010/wordprocessingInk" xmlns:wne="http://schemas.microsoft.com/office/word/2006/wordml" xmlns:wps="http://schemas.microsoft.com/office/word/2010/wordprocessingShape" mc:Ignorable="w14 w15 w16se w16cid w16 w16cex w16sdtdh w16sdtfl w16du wp14">
+<w:hdr xmlns:wpc="http://schemas.microsoft.com/office/word/2010/wordprocessingCanvas" xmlns:cx="http://schemas.microsoft.com/office/drawing/2014/chartex" xmlns:cx1="http://schemas.microsoft.com/office/drawing/2015/9/8/chartex" xmlns:cx2="http://schemas.microsoft.com/office/drawing/2015/10/21/chartex" xmlns:cx3="http://schemas.microsoft.com/office/drawing/2016/5/9/chartex" xmlns:cx4="http://schemas.microsoft.com/office/drawing/2016/5/10/chartex" xmlns:cx5="http://schemas.microsoft.com/office/drawing/2016/5/11/chartex" xmlns:cx6="http://schemas.microsoft.com/office/drawing/2016/5/12/chartex" xmlns:cx7="http://schemas.microsoft.com/office/drawing/2016/5/13/chartex" xmlns:cx8="http://schemas.microsoft.com/office/drawing/2016/5/14/chartex" xmlns:mc="http://schemas.openxmlformats.org/markup-compatibility/2006" xmlns:aink="http://schemas.microsoft.com/office/drawing/2016/ink" xmlns:am3d="http://schemas.microsoft.com/office/drawing/2017/model3d" xmlns:o="urn:schemas-microsoft-com:office:office" xmlns:oel="http://schemas.microsoft.com/office/2019/extlst" xmlns:r="http://schemas.openxmlformats.org/officeDocument/2006/relationships" xmlns:m="http://schemas.openxmlformats.org/officeDocument/2006/math" xmlns:v="urn:schemas-microsoft-com:vml" xmlns:wp14="http://schemas.microsoft.com/office/word/2010/wordprocessingDrawing" xmlns:wp="http://schemas.openxmlformats.org/drawingml/2006/wordprocessingDrawing" xmlns:w10="urn:schemas-microsoft-com:office:word" xmlns:w="http://schemas.openxmlformats.org/wordprocessingml/2006/main" xmlns:w14="http://schemas.microsoft.com/office/word/2010/wordml" xmlns:w15="http://schemas.microsoft.com/office/word/2012/wordml" xmlns:w16cei="http://schemas.microsoft.com/office/word/2026/wordml/cei" xmlns:w16cex="http://schemas.microsoft.com/office/word/2018/wordml/cex" xmlns:w16cid="http://schemas.microsoft.com/office/word/2016/wordml/cid" xmlns:w16="http://schemas.microsoft.com/office/word/2018/wordml" xmlns:w16du="http://schemas.microsoft.com/office/word/2023/wordml/word16du" xmlns:w16sdtdh="http://schemas.microsoft.com/office/word/2020/wordml/sdtdatahash" xmlns:w16sdtfl="http://schemas.microsoft.com/office/word/2024/wordml/sdtformatlock" xmlns:w16se="http://schemas.microsoft.com/office/word/2015/wordml/symex" xmlns:wpg="http://schemas.microsoft.com/office/word/2010/wordprocessingGroup" xmlns:wpi="http://schemas.microsoft.com/office/word/2010/wordprocessingInk" xmlns:wne="http://schemas.microsoft.com/office/word/2006/wordml" xmlns:wps="http://schemas.microsoft.com/office/word/2010/wordprocessingShape" mc:Ignorable="w14 w15 w16se w16cid w16 w16cex w16sdtdh w16sdtfl w16du wp14">
   <w:p>
     <w:pPr>
       <w:pStyle w:val="Header"/>
@@ -12261,7 +12969,7 @@
 </file>
 
 <file path=word/header3.xml><?xml version="1.0" encoding="utf-8"?>
-<w:hdr xmlns:wpc="http://schemas.microsoft.com/office/word/2010/wordprocessingCanvas" xmlns:cx="http://schemas.microsoft.com/office/drawing/2014/chartex" xmlns:cx1="http://schemas.microsoft.com/office/drawing/2015/9/8/chartex" xmlns:cx2="http://schemas.microsoft.com/office/drawing/2015/10/21/chartex" xmlns:cx3="http://schemas.microsoft.com/office/drawing/2016/5/9/chartex" xmlns:cx4="http://schemas.microsoft.com/office/drawing/2016/5/10/chartex" xmlns:cx5="http://schemas.microsoft.com/office/drawing/2016/5/11/chartex" xmlns:cx6="http://schemas.microsoft.com/office/drawing/2016/5/12/chartex" xmlns:cx7="http://schemas.microsoft.com/office/drawing/2016/5/13/chartex" xmlns:cx8="http://schemas.microsoft.com/office/drawing/2016/5/14/chartex" xmlns:mc="http://schemas.openxmlformats.org/markup-compatibility/2006" xmlns:aink="http://schemas.microsoft.com/office/drawing/2016/ink" xmlns:am3d="http://schemas.microsoft.com/office/drawing/2017/model3d" xmlns:o="urn:schemas-microsoft-com:office:office" xmlns:oel="http://schemas.microsoft.com/office/2019/extlst" xmlns:r="http://schemas.openxmlformats.org/officeDocument/2006/relationships" xmlns:m="http://schemas.openxmlformats.org/officeDocument/2006/math" xmlns:v="urn:schemas-microsoft-com:vml" xmlns:wp14="http://schemas.microsoft.com/office/word/2010/wordprocessingDrawing" xmlns:wp="http://schemas.openxmlformats.org/drawingml/2006/wordprocessingDrawing" xmlns:w10="urn:schemas-microsoft-com:office:word" xmlns:w="http://schemas.openxmlformats.org/wordprocessingml/2006/main" xmlns:w14="http://schemas.microsoft.com/office/word/2010/wordml" xmlns:w15="http://schemas.microsoft.com/office/word/2012/wordml" xmlns:w16cex="http://schemas.microsoft.com/office/word/2018/wordml/cex" xmlns:w16cid="http://schemas.microsoft.com/office/word/2016/wordml/cid" xmlns:w16="http://schemas.microsoft.com/office/word/2018/wordml" xmlns:w16du="http://schemas.microsoft.com/office/word/2023/wordml/word16du" xmlns:w16sdtdh="http://schemas.microsoft.com/office/word/2020/wordml/sdtdatahash" xmlns:w16sdtfl="http://schemas.microsoft.com/office/word/2024/wordml/sdtformatlock" xmlns:w16se="http://schemas.microsoft.com/office/word/2015/wordml/symex" xmlns:wpg="http://schemas.microsoft.com/office/word/2010/wordprocessingGroup" xmlns:wpi="http://schemas.microsoft.com/office/word/2010/wordprocessingInk" xmlns:wne="http://schemas.microsoft.com/office/word/2006/wordml" xmlns:wps="http://schemas.microsoft.com/office/word/2010/wordprocessingShape" mc:Ignorable="w14 w15 w16se w16cid w16 w16cex w16sdtdh w16sdtfl w16du wp14">
+<w:hdr xmlns:wpc="http://schemas.microsoft.com/office/word/2010/wordprocessingCanvas" xmlns:cx="http://schemas.microsoft.com/office/drawing/2014/chartex" xmlns:cx1="http://schemas.microsoft.com/office/drawing/2015/9/8/chartex" xmlns:cx2="http://schemas.microsoft.com/office/drawing/2015/10/21/chartex" xmlns:cx3="http://schemas.microsoft.com/office/drawing/2016/5/9/chartex" xmlns:cx4="http://schemas.microsoft.com/office/drawing/2016/5/10/chartex" xmlns:cx5="http://schemas.microsoft.com/office/drawing/2016/5/11/chartex" xmlns:cx6="http://schemas.microsoft.com/office/drawing/2016/5/12/chartex" xmlns:cx7="http://schemas.microsoft.com/office/drawing/2016/5/13/chartex" xmlns:cx8="http://schemas.microsoft.com/office/drawing/2016/5/14/chartex" xmlns:mc="http://schemas.openxmlformats.org/markup-compatibility/2006" xmlns:aink="http://schemas.microsoft.com/office/drawing/2016/ink" xmlns:am3d="http://schemas.microsoft.com/office/drawing/2017/model3d" xmlns:o="urn:schemas-microsoft-com:office:office" xmlns:oel="http://schemas.microsoft.com/office/2019/extlst" xmlns:r="http://schemas.openxmlformats.org/officeDocument/2006/relationships" xmlns:m="http://schemas.openxmlformats.org/officeDocument/2006/math" xmlns:v="urn:schemas-microsoft-com:vml" xmlns:wp14="http://schemas.microsoft.com/office/word/2010/wordprocessingDrawing" xmlns:wp="http://schemas.openxmlformats.org/drawingml/2006/wordprocessingDrawing" xmlns:w10="urn:schemas-microsoft-com:office:word" xmlns:w="http://schemas.openxmlformats.org/wordprocessingml/2006/main" xmlns:w14="http://schemas.microsoft.com/office/word/2010/wordml" xmlns:w15="http://schemas.microsoft.com/office/word/2012/wordml" xmlns:w16cei="http://schemas.microsoft.com/office/word/2026/wordml/cei" xmlns:w16cex="http://schemas.microsoft.com/office/word/2018/wordml/cex" xmlns:w16cid="http://schemas.microsoft.com/office/word/2016/wordml/cid" xmlns:w16="http://schemas.microsoft.com/office/word/2018/wordml" xmlns:w16du="http://schemas.microsoft.com/office/word/2023/wordml/word16du" xmlns:w16sdtdh="http://schemas.microsoft.com/office/word/2020/wordml/sdtdatahash" xmlns:w16sdtfl="http://schemas.microsoft.com/office/word/2024/wordml/sdtformatlock" xmlns:w16se="http://schemas.microsoft.com/office/word/2015/wordml/symex" xmlns:wpg="http://schemas.microsoft.com/office/word/2010/wordprocessingGroup" xmlns:wpi="http://schemas.microsoft.com/office/word/2010/wordprocessingInk" xmlns:wne="http://schemas.microsoft.com/office/word/2006/wordml" xmlns:wps="http://schemas.microsoft.com/office/word/2010/wordprocessingShape" mc:Ignorable="w14 w15 w16se w16cid w16 w16cex w16sdtdh w16sdtfl w16du wp14">
   <w:p>
     <w:pPr>
       <w:pStyle w:val="Header"/>
